--- a/(บำรุงกิจกรรมนิสิต)ขออนุมัติเบิกค่าใช้จ่ายโครงการทิศทางแห่งเฟรชชี่ (The freshy bearing).docx
+++ b/(บำรุงกิจกรรมนิสิต)ขออนุมัติเบิกค่าใช้จ่ายโครงการทิศทางแห่งเฟรชชี่ (The freshy bearing).docx
@@ -1023,31 +1023,7 @@
                                 <w:szCs w:val="20"/>
                                 <w:cs/>
                               </w:rPr>
-                              <w:t>นายธนา</w:t>
-                            </w:r>
-                            <w:proofErr w:type="spellStart"/>
-                            <w:r>
-                              <w:rPr>
-                                <w:rFonts w:hint="cs"/>
-                                <w:smallCaps/>
-                                <w:color w:val="000000"/>
-                                <w:sz w:val="20"/>
-                                <w:szCs w:val="20"/>
-                                <w:cs/>
-                              </w:rPr>
-                              <w:t>ธิป</w:t>
-                            </w:r>
-                            <w:proofErr w:type="spellEnd"/>
-                            <w:r>
-                              <w:rPr>
-                                <w:rFonts w:hint="cs"/>
-                                <w:smallCaps/>
-                                <w:color w:val="000000"/>
-                                <w:sz w:val="20"/>
-                                <w:szCs w:val="20"/>
-                                <w:cs/>
-                              </w:rPr>
-                              <w:t xml:space="preserve"> เจ้ากลดี</w:t>
+                              <w:t>นายธนาธิป เจ้ากลดี</w:t>
                             </w:r>
                             <w:r>
                               <w:rPr>
@@ -1065,41 +1041,13 @@
                               <w:jc w:val="center"/>
                               <w:textDirection w:val="btLr"/>
                             </w:pPr>
-                            <w:proofErr w:type="spellStart"/>
                             <w:r>
                               <w:rPr>
                                 <w:smallCaps/>
                                 <w:color w:val="000000"/>
                                 <w:sz w:val="20"/>
                               </w:rPr>
-                              <w:t>นิสิตผู้ยืมเงิน</w:t>
-                            </w:r>
-                            <w:proofErr w:type="spellEnd"/>
-                            <w:r>
-                              <w:rPr>
-                                <w:smallCaps/>
-                                <w:color w:val="000000"/>
-                                <w:sz w:val="20"/>
-                              </w:rPr>
-                              <w:t>(</w:t>
-                            </w:r>
-                            <w:proofErr w:type="spellStart"/>
-                            <w:r>
-                              <w:rPr>
-                                <w:smallCaps/>
-                                <w:color w:val="000000"/>
-                                <w:sz w:val="20"/>
-                              </w:rPr>
-                              <w:t>ประธานโครงการ</w:t>
-                            </w:r>
-                            <w:proofErr w:type="spellEnd"/>
-                            <w:r>
-                              <w:rPr>
-                                <w:smallCaps/>
-                                <w:color w:val="000000"/>
-                                <w:sz w:val="20"/>
-                              </w:rPr>
-                              <w:t>)</w:t>
+                              <w:t>นิสิตผู้ยืมเงิน(ประธานโครงการ)</w:t>
                             </w:r>
                           </w:p>
                           <w:p>
@@ -1155,31 +1103,7 @@
                           <w:szCs w:val="20"/>
                           <w:cs/>
                         </w:rPr>
-                        <w:t>นายธนา</w:t>
-                      </w:r>
-                      <w:proofErr w:type="spellStart"/>
-                      <w:r>
-                        <w:rPr>
-                          <w:rFonts w:hint="cs"/>
-                          <w:smallCaps/>
-                          <w:color w:val="000000"/>
-                          <w:sz w:val="20"/>
-                          <w:szCs w:val="20"/>
-                          <w:cs/>
-                        </w:rPr>
-                        <w:t>ธิป</w:t>
-                      </w:r>
-                      <w:proofErr w:type="spellEnd"/>
-                      <w:r>
-                        <w:rPr>
-                          <w:rFonts w:hint="cs"/>
-                          <w:smallCaps/>
-                          <w:color w:val="000000"/>
-                          <w:sz w:val="20"/>
-                          <w:szCs w:val="20"/>
-                          <w:cs/>
-                        </w:rPr>
-                        <w:t xml:space="preserve"> เจ้ากลดี</w:t>
+                        <w:t>นายธนาธิป เจ้ากลดี</w:t>
                       </w:r>
                       <w:r>
                         <w:rPr>
@@ -1197,41 +1121,13 @@
                         <w:jc w:val="center"/>
                         <w:textDirection w:val="btLr"/>
                       </w:pPr>
-                      <w:proofErr w:type="spellStart"/>
                       <w:r>
                         <w:rPr>
                           <w:smallCaps/>
                           <w:color w:val="000000"/>
                           <w:sz w:val="20"/>
                         </w:rPr>
-                        <w:t>นิสิตผู้ยืมเงิน</w:t>
-                      </w:r>
-                      <w:proofErr w:type="spellEnd"/>
-                      <w:r>
-                        <w:rPr>
-                          <w:smallCaps/>
-                          <w:color w:val="000000"/>
-                          <w:sz w:val="20"/>
-                        </w:rPr>
-                        <w:t>(</w:t>
-                      </w:r>
-                      <w:proofErr w:type="spellStart"/>
-                      <w:r>
-                        <w:rPr>
-                          <w:smallCaps/>
-                          <w:color w:val="000000"/>
-                          <w:sz w:val="20"/>
-                        </w:rPr>
-                        <w:t>ประธานโครงการ</w:t>
-                      </w:r>
-                      <w:proofErr w:type="spellEnd"/>
-                      <w:r>
-                        <w:rPr>
-                          <w:smallCaps/>
-                          <w:color w:val="000000"/>
-                          <w:sz w:val="20"/>
-                        </w:rPr>
-                        <w:t>)</w:t>
+                        <w:t>นิสิตผู้ยืมเงิน(ประธานโครงการ)</w:t>
                       </w:r>
                     </w:p>
                     <w:p>
@@ -1328,19 +1224,7 @@
                                 <w:szCs w:val="20"/>
                                 <w:cs/>
                               </w:rPr>
-                              <w:t>นายอภิสิทธิ์ มังกร</w:t>
-                            </w:r>
-                            <w:proofErr w:type="spellStart"/>
-                            <w:r>
-                              <w:rPr>
-                                <w:rFonts w:hint="cs"/>
-                                <w:smallCaps/>
-                                <w:color w:val="000000"/>
-                                <w:sz w:val="20"/>
-                                <w:szCs w:val="20"/>
-                                <w:cs/>
-                              </w:rPr>
-                              <w:t>คุ</w:t>
+                              <w:t>นายอภิสิทธิ์ มังกรคุ</w:t>
                             </w:r>
                             <w:r>
                               <w:rPr>
@@ -1364,7 +1248,6 @@
                               </w:rPr>
                               <w:t>ธี</w:t>
                             </w:r>
-                            <w:proofErr w:type="spellEnd"/>
                             <w:r>
                               <w:rPr>
                                 <w:smallCaps/>
@@ -1475,19 +1358,7 @@
                           <w:szCs w:val="20"/>
                           <w:cs/>
                         </w:rPr>
-                        <w:t>นายอภิสิทธิ์ มังกร</w:t>
-                      </w:r>
-                      <w:proofErr w:type="spellStart"/>
-                      <w:r>
-                        <w:rPr>
-                          <w:rFonts w:hint="cs"/>
-                          <w:smallCaps/>
-                          <w:color w:val="000000"/>
-                          <w:sz w:val="20"/>
-                          <w:szCs w:val="20"/>
-                          <w:cs/>
-                        </w:rPr>
-                        <w:t>คุ</w:t>
+                        <w:t>นายอภิสิทธิ์ มังกรคุ</w:t>
                       </w:r>
                       <w:r>
                         <w:rPr>
@@ -1511,7 +1382,6 @@
                         </w:rPr>
                         <w:t>ธี</w:t>
                       </w:r>
-                      <w:proofErr w:type="spellEnd"/>
                       <w:r>
                         <w:rPr>
                           <w:smallCaps/>
@@ -2682,21 +2552,8 @@
                 <w:u w:val="dotted"/>
                 <w:cs/>
               </w:rPr>
-              <w:t>นายอภิสิทธิ์ มังกร</w:t>
-            </w:r>
-            <w:proofErr w:type="spellStart"/>
-            <w:r>
-              <w:rPr>
-                <w:rFonts w:eastAsia="Cordia New" w:hint="cs"/>
-                <w:color w:val="EE0000"/>
-                <w:sz w:val="28"/>
-                <w:szCs w:val="28"/>
-                <w:u w:val="dotted"/>
-                <w:cs/>
-              </w:rPr>
-              <w:t>คุนธี</w:t>
-            </w:r>
-            <w:proofErr w:type="spellEnd"/>
+              <w:t>นายอภิสิทธิ์ มังกรคุนธี</w:t>
+            </w:r>
             <w:r>
               <w:rPr>
                 <w:rFonts w:eastAsia="Cordia New" w:hint="cs"/>
@@ -3728,7 +3585,7 @@
               <w:spacing w:after="0" w:line="240" w:lineRule="auto"/>
               <w:jc w:val="center"/>
               <w:rPr>
-                <w:rFonts w:eastAsia="Cordia New" w:hint="cs"/>
+                <w:rFonts w:eastAsia="Cordia New"/>
                 <w:color w:val="EE0000"/>
                 <w:sz w:val="28"/>
                 <w:szCs w:val="28"/>
@@ -4373,7 +4230,7 @@
               <w:spacing w:after="0"/>
               <w:jc w:val="both"/>
               <w:rPr>
-                <w:rFonts w:eastAsia="Cordia New" w:hint="cs"/>
+                <w:rFonts w:eastAsia="Cordia New"/>
                 <w:sz w:val="28"/>
                 <w:szCs w:val="28"/>
               </w:rPr>
@@ -4603,7 +4460,6 @@
               </w:rPr>
               <w:t xml:space="preserve"> </w:t>
             </w:r>
-            <w:proofErr w:type="gramStart"/>
             <w:r>
               <w:rPr>
                 <w:rFonts w:eastAsia="Cordia New" w:hint="cs"/>
@@ -4631,9 +4487,8 @@
                 <w:szCs w:val="28"/>
                 <w:cs/>
               </w:rPr>
-              <w:t>นายอภิสิทธิ์</w:t>
-            </w:r>
-            <w:proofErr w:type="gramEnd"/>
+              <w:t>นายอภิสิทธิ์ มังกรคุนธี</w:t>
+            </w:r>
             <w:r>
               <w:rPr>
                 <w:rFonts w:eastAsia="Cordia New" w:hint="cs"/>
@@ -4644,49 +4499,15 @@
               </w:rPr>
               <w:t xml:space="preserve"> </w:t>
             </w:r>
-            <w:proofErr w:type="gramStart"/>
             <w:r>
               <w:rPr>
                 <w:rFonts w:eastAsia="Cordia New" w:hint="cs"/>
                 <w:color w:val="000000" w:themeColor="text1"/>
                 <w:sz w:val="28"/>
                 <w:szCs w:val="28"/>
-                <w:cs/>
-              </w:rPr>
-              <w:t>มังกร</w:t>
-            </w:r>
-            <w:proofErr w:type="spellStart"/>
-            <w:r>
-              <w:rPr>
-                <w:rFonts w:eastAsia="Cordia New" w:hint="cs"/>
-                <w:color w:val="000000" w:themeColor="text1"/>
-                <w:sz w:val="28"/>
-                <w:szCs w:val="28"/>
-                <w:cs/>
-              </w:rPr>
-              <w:t>คุนธี</w:t>
-            </w:r>
-            <w:proofErr w:type="spellEnd"/>
-            <w:r>
-              <w:rPr>
-                <w:rFonts w:eastAsia="Cordia New" w:hint="cs"/>
-                <w:color w:val="000000" w:themeColor="text1"/>
-                <w:sz w:val="28"/>
-                <w:szCs w:val="28"/>
-                <w:cs/>
-              </w:rPr>
-              <w:t xml:space="preserve"> </w:t>
-            </w:r>
-            <w:r>
-              <w:rPr>
-                <w:rFonts w:eastAsia="Cordia New" w:hint="cs"/>
-                <w:color w:val="000000" w:themeColor="text1"/>
-                <w:sz w:val="28"/>
-                <w:szCs w:val="28"/>
               </w:rPr>
               <w:t>)</w:t>
             </w:r>
-            <w:proofErr w:type="gramEnd"/>
           </w:p>
           <w:p>
             <w:pPr>
@@ -4790,7 +4611,6 @@
               </w:rPr>
               <w:t xml:space="preserve">  </w:t>
             </w:r>
-            <w:proofErr w:type="gramStart"/>
             <w:r>
               <w:rPr>
                 <w:rFonts w:eastAsia="Cordia New" w:hint="cs"/>
@@ -4806,37 +4626,16 @@
                 <w:szCs w:val="28"/>
                 <w:cs/>
               </w:rPr>
-              <w:t xml:space="preserve"> นางสาวพิณทอง</w:t>
-            </w:r>
-            <w:proofErr w:type="gramEnd"/>
+              <w:t xml:space="preserve"> นางสาวพิณทอง ไสวงาม </w:t>
+            </w:r>
             <w:r>
               <w:rPr>
                 <w:rFonts w:eastAsia="Cordia New" w:hint="cs"/>
                 <w:sz w:val="28"/>
                 <w:szCs w:val="28"/>
-                <w:cs/>
-              </w:rPr>
-              <w:t xml:space="preserve"> </w:t>
-            </w:r>
-            <w:proofErr w:type="gramStart"/>
-            <w:r>
-              <w:rPr>
-                <w:rFonts w:eastAsia="Cordia New" w:hint="cs"/>
-                <w:sz w:val="28"/>
-                <w:szCs w:val="28"/>
-                <w:cs/>
-              </w:rPr>
-              <w:t xml:space="preserve">ไสวงาม </w:t>
-            </w:r>
-            <w:r>
-              <w:rPr>
-                <w:rFonts w:eastAsia="Cordia New" w:hint="cs"/>
-                <w:sz w:val="28"/>
-                <w:szCs w:val="28"/>
               </w:rPr>
               <w:t>)</w:t>
             </w:r>
-            <w:proofErr w:type="gramEnd"/>
           </w:p>
           <w:p>
             <w:pPr>
@@ -5170,12 +4969,156 @@
             <w:pPr>
               <w:jc w:val="thaiDistribute"/>
               <w:rPr>
+                <w:rFonts w:ascii="TH SarabunPSK" w:hAnsi="TH SarabunPSK" w:cs="TH SarabunPSK"/>
+                <w:noProof/>
+                <w:sz w:val="28"/>
+                <w:szCs w:val="28"/>
+                <w:lang w:val="en-US"/>
+              </w:rPr>
+            </w:pPr>
+            <w:r>
+              <w:rPr>
+                <w:rFonts w:ascii="TH SarabunPSK" w:hAnsi="TH SarabunPSK" w:cs="TH SarabunPSK"/>
+                <w:noProof/>
+                <w:sz w:val="28"/>
+                <w:szCs w:val="28"/>
+              </w:rPr>
+              <w:t>ร้อยละ</w:t>
+            </w:r>
+            <w:r>
+              <w:rPr>
                 <w:rFonts w:ascii="TH SarabunPSK" w:hAnsi="TH SarabunPSK" w:cs="TH SarabunPSK" w:hint="cs"/>
                 <w:noProof/>
                 <w:sz w:val="28"/>
                 <w:szCs w:val="28"/>
+                <w:cs/>
+              </w:rPr>
+              <w:t xml:space="preserve"> </w:t>
+            </w:r>
+            <w:r>
+              <w:rPr>
+                <w:rFonts w:ascii="TH SarabunPSK" w:hAnsi="TH SarabunPSK" w:cs="TH SarabunPSK"/>
+                <w:noProof/>
+                <w:sz w:val="28"/>
+                <w:szCs w:val="28"/>
+              </w:rPr>
+              <w:t>2</w:t>
+            </w:r>
+            <w:r>
+              <w:rPr>
+                <w:rFonts w:ascii="TH SarabunPSK" w:hAnsi="TH SarabunPSK" w:cs="TH SarabunPSK"/>
+                <w:noProof/>
+                <w:sz w:val="28"/>
+                <w:szCs w:val="28"/>
                 <w:lang w:val="en-US"/>
               </w:rPr>
+              <w:t>4</w:t>
+            </w:r>
+            <w:r>
+              <w:rPr>
+                <w:rFonts w:ascii="TH SarabunPSK" w:hAnsi="TH SarabunPSK" w:cs="TH SarabunPSK" w:hint="cs"/>
+                <w:noProof/>
+                <w:sz w:val="28"/>
+                <w:szCs w:val="28"/>
+                <w:cs/>
+                <w:lang w:val="en-US"/>
+              </w:rPr>
+              <w:t>.</w:t>
+            </w:r>
+            <w:r>
+              <w:rPr>
+                <w:rFonts w:ascii="TH SarabunPSK" w:hAnsi="TH SarabunPSK" w:cs="TH SarabunPSK"/>
+                <w:noProof/>
+                <w:sz w:val="28"/>
+                <w:szCs w:val="28"/>
+                <w:lang w:val="en-US"/>
+              </w:rPr>
+              <w:t>5</w:t>
+            </w:r>
+          </w:p>
+          <w:p>
+            <w:pPr>
+              <w:jc w:val="thaiDistribute"/>
+              <w:rPr>
+                <w:rFonts w:ascii="TH SarabunPSK" w:hAnsi="TH SarabunPSK" w:cs="TH SarabunPSK"/>
+                <w:noProof/>
+                <w:sz w:val="28"/>
+                <w:szCs w:val="28"/>
+              </w:rPr>
+            </w:pPr>
+            <w:r>
+              <w:rPr>
+                <w:rFonts w:ascii="TH SarabunPSK" w:hAnsi="TH SarabunPSK" w:cs="TH SarabunPSK"/>
+                <w:noProof/>
+                <w:sz w:val="28"/>
+                <w:szCs w:val="28"/>
+              </w:rPr>
+              <w:t xml:space="preserve"> ไม่บรรลุ</w:t>
+            </w:r>
+          </w:p>
+        </w:tc>
+        <w:tc>
+          <w:tcPr>
+            <w:tcW w:w="1843" w:type="dxa"/>
+          </w:tcPr>
+          <w:p>
+            <w:pPr>
+              <w:jc w:val="thaiDistribute"/>
+              <w:rPr>
+                <w:rFonts w:ascii="TH SarabunPSK" w:hAnsi="TH SarabunPSK" w:cs="TH SarabunPSK"/>
+                <w:noProof/>
+                <w:sz w:val="28"/>
+                <w:szCs w:val="28"/>
+              </w:rPr>
+            </w:pPr>
+            <w:r>
+              <w:rPr>
+                <w:rFonts w:ascii="TH SarabunPSK" w:hAnsi="TH SarabunPSK" w:cs="TH SarabunPSK"/>
+                <w:noProof/>
+                <w:sz w:val="28"/>
+                <w:szCs w:val="28"/>
+              </w:rPr>
+              <w:t>จำนวน</w:t>
+            </w:r>
+            <w:r>
+              <w:rPr>
+                <w:rFonts w:ascii="TH SarabunPSK" w:hAnsi="TH SarabunPSK" w:cs="TH SarabunPSK" w:hint="cs"/>
+                <w:noProof/>
+                <w:sz w:val="28"/>
+                <w:szCs w:val="28"/>
+                <w:cs/>
+              </w:rPr>
+              <w:t xml:space="preserve"> </w:t>
+            </w:r>
+            <w:r>
+              <w:rPr>
+                <w:rFonts w:ascii="TH SarabunPSK" w:hAnsi="TH SarabunPSK" w:cs="TH SarabunPSK"/>
+                <w:noProof/>
+                <w:sz w:val="28"/>
+                <w:szCs w:val="28"/>
+                <w:lang w:val="en-US"/>
+              </w:rPr>
+              <w:t>4,896</w:t>
+            </w:r>
+            <w:r>
+              <w:rPr>
+                <w:rFonts w:ascii="TH SarabunPSK" w:hAnsi="TH SarabunPSK" w:cs="TH SarabunPSK"/>
+                <w:noProof/>
+                <w:sz w:val="28"/>
+                <w:szCs w:val="28"/>
+              </w:rPr>
+              <w:t>คน</w:t>
+            </w:r>
+          </w:p>
+          <w:p>
+            <w:pPr>
+              <w:jc w:val="thaiDistribute"/>
+              <w:rPr>
+                <w:rFonts w:ascii="TH SarabunPSK" w:hAnsi="TH SarabunPSK" w:cs="TH SarabunPSK"/>
+                <w:noProof/>
+                <w:sz w:val="28"/>
+                <w:szCs w:val="28"/>
+              </w:rPr>
             </w:pPr>
             <w:r>
               <w:rPr>
@@ -5188,79 +5131,38 @@
             </w:r>
             <w:r>
               <w:rPr>
-                <w:rFonts w:ascii="TH SarabunPSK" w:hAnsi="TH SarabunPSK" w:cs="TH SarabunPSK" w:hint="cs"/>
-                <w:noProof/>
-                <w:sz w:val="28"/>
-                <w:szCs w:val="28"/>
-                <w:cs/>
-              </w:rPr>
-              <w:t xml:space="preserve"> </w:t>
-            </w:r>
-            <w:r>
-              <w:rPr>
-                <w:rFonts w:ascii="TH SarabunPSK" w:hAnsi="TH SarabunPSK" w:cs="TH SarabunPSK"/>
-                <w:noProof/>
-                <w:sz w:val="28"/>
-                <w:szCs w:val="28"/>
-              </w:rPr>
-              <w:t>2</w:t>
-            </w:r>
-            <w:r>
-              <w:rPr>
-                <w:rFonts w:ascii="TH SarabunPSK" w:hAnsi="TH SarabunPSK" w:cs="TH SarabunPSK"/>
-                <w:noProof/>
-                <w:sz w:val="28"/>
-                <w:szCs w:val="28"/>
-                <w:lang w:val="en-US"/>
-              </w:rPr>
-              <w:t>4</w:t>
-            </w:r>
-            <w:r>
-              <w:rPr>
-                <w:rFonts w:ascii="TH SarabunPSK" w:hAnsi="TH SarabunPSK" w:cs="TH SarabunPSK" w:hint="cs"/>
-                <w:noProof/>
-                <w:sz w:val="28"/>
-                <w:szCs w:val="28"/>
-                <w:cs/>
-                <w:lang w:val="en-US"/>
-              </w:rPr>
-              <w:t>.</w:t>
-            </w:r>
-            <w:r>
-              <w:rPr>
-                <w:rFonts w:ascii="TH SarabunPSK" w:hAnsi="TH SarabunPSK" w:cs="TH SarabunPSK"/>
-                <w:noProof/>
-                <w:sz w:val="28"/>
-                <w:szCs w:val="28"/>
-                <w:lang w:val="en-US"/>
-              </w:rPr>
-              <w:t>5</w:t>
-            </w:r>
-          </w:p>
-          <w:p>
-            <w:pPr>
-              <w:jc w:val="thaiDistribute"/>
-              <w:rPr>
-                <w:rFonts w:ascii="TH SarabunPSK" w:hAnsi="TH SarabunPSK" w:cs="TH SarabunPSK"/>
-                <w:noProof/>
-                <w:sz w:val="28"/>
-                <w:szCs w:val="28"/>
-              </w:rPr>
-            </w:pPr>
-            <w:r>
-              <w:rPr>
-                <w:rFonts w:ascii="TH SarabunPSK" w:hAnsi="TH SarabunPSK" w:cs="TH SarabunPSK"/>
-                <w:noProof/>
-                <w:sz w:val="28"/>
-                <w:szCs w:val="28"/>
-              </w:rPr>
-              <w:t xml:space="preserve"> ไม่บรรลุ</w:t>
-            </w:r>
-          </w:p>
-        </w:tc>
-        <w:tc>
-          <w:tcPr>
-            <w:tcW w:w="1843" w:type="dxa"/>
+                <w:rFonts w:ascii="TH SarabunPSK" w:hAnsi="TH SarabunPSK" w:cs="TH SarabunPSK"/>
+                <w:noProof/>
+                <w:sz w:val="28"/>
+                <w:szCs w:val="28"/>
+              </w:rPr>
+              <w:t xml:space="preserve"> 174.49</w:t>
+            </w:r>
+          </w:p>
+          <w:p>
+            <w:pPr>
+              <w:jc w:val="thaiDistribute"/>
+              <w:rPr>
+                <w:rFonts w:ascii="TH SarabunPSK" w:eastAsia="Abadi MT Condensed Extra Bold" w:hAnsi="TH SarabunPSK" w:cs="TH SarabunPSK"/>
+                <w:noProof/>
+                <w:sz w:val="28"/>
+                <w:szCs w:val="28"/>
+              </w:rPr>
+            </w:pPr>
+            <w:r>
+              <w:rPr>
+                <w:rFonts w:ascii="TH SarabunPSK" w:hAnsi="TH SarabunPSK" w:cs="TH SarabunPSK"/>
+                <w:noProof/>
+                <w:sz w:val="28"/>
+                <w:szCs w:val="28"/>
+              </w:rPr>
+              <w:t xml:space="preserve"> บรรลุ</w:t>
+            </w:r>
+          </w:p>
+        </w:tc>
+        <w:tc>
+          <w:tcPr>
+            <w:tcW w:w="1842" w:type="dxa"/>
           </w:tcPr>
           <w:p>
             <w:pPr>
@@ -5283,23 +5185,12 @@
             </w:r>
             <w:r>
               <w:rPr>
-                <w:rFonts w:ascii="TH SarabunPSK" w:hAnsi="TH SarabunPSK" w:cs="TH SarabunPSK" w:hint="cs"/>
-                <w:noProof/>
-                <w:sz w:val="28"/>
-                <w:szCs w:val="28"/>
-                <w:cs/>
-              </w:rPr>
-              <w:t xml:space="preserve"> </w:t>
-            </w:r>
-            <w:r>
-              <w:rPr>
-                <w:rFonts w:ascii="TH SarabunPSK" w:hAnsi="TH SarabunPSK" w:cs="TH SarabunPSK"/>
-                <w:noProof/>
-                <w:sz w:val="28"/>
-                <w:szCs w:val="28"/>
-                <w:lang w:val="en-US"/>
-              </w:rPr>
-              <w:t>4,896</w:t>
+                <w:rFonts w:ascii="TH SarabunPSK" w:hAnsi="TH SarabunPSK" w:cs="TH SarabunPSK"/>
+                <w:noProof/>
+                <w:sz w:val="28"/>
+                <w:szCs w:val="28"/>
+              </w:rPr>
+              <w:t xml:space="preserve"> - </w:t>
             </w:r>
             <w:r>
               <w:rPr>
@@ -5337,106 +5228,14 @@
                 <w:sz w:val="28"/>
                 <w:szCs w:val="28"/>
               </w:rPr>
-              <w:t xml:space="preserve"> 174.49</w:t>
-            </w:r>
-          </w:p>
-          <w:p>
-            <w:pPr>
-              <w:jc w:val="thaiDistribute"/>
-              <w:rPr>
-                <w:rFonts w:ascii="TH SarabunPSK" w:eastAsia="Abadi MT Condensed Extra Bold" w:hAnsi="TH SarabunPSK" w:cs="TH SarabunPSK"/>
-                <w:noProof/>
-                <w:sz w:val="28"/>
-                <w:szCs w:val="28"/>
-              </w:rPr>
-            </w:pPr>
-            <w:r>
-              <w:rPr>
-                <w:rFonts w:ascii="TH SarabunPSK" w:hAnsi="TH SarabunPSK" w:cs="TH SarabunPSK"/>
-                <w:noProof/>
-                <w:sz w:val="28"/>
-                <w:szCs w:val="28"/>
-              </w:rPr>
-              <w:t xml:space="preserve"> บรรลุ</w:t>
-            </w:r>
-          </w:p>
-        </w:tc>
-        <w:tc>
-          <w:tcPr>
-            <w:tcW w:w="1842" w:type="dxa"/>
-          </w:tcPr>
-          <w:p>
-            <w:pPr>
-              <w:jc w:val="thaiDistribute"/>
-              <w:rPr>
-                <w:rFonts w:ascii="TH SarabunPSK" w:hAnsi="TH SarabunPSK" w:cs="TH SarabunPSK"/>
-                <w:noProof/>
-                <w:sz w:val="28"/>
-                <w:szCs w:val="28"/>
-              </w:rPr>
-            </w:pPr>
-            <w:r>
-              <w:rPr>
-                <w:rFonts w:ascii="TH SarabunPSK" w:hAnsi="TH SarabunPSK" w:cs="TH SarabunPSK"/>
-                <w:noProof/>
-                <w:sz w:val="28"/>
-                <w:szCs w:val="28"/>
-              </w:rPr>
-              <w:t>จำนวน</w:t>
-            </w:r>
-            <w:r>
-              <w:rPr>
-                <w:rFonts w:ascii="TH SarabunPSK" w:hAnsi="TH SarabunPSK" w:cs="TH SarabunPSK"/>
-                <w:noProof/>
-                <w:sz w:val="28"/>
-                <w:szCs w:val="28"/>
-              </w:rPr>
               <w:t xml:space="preserve"> - </w:t>
             </w:r>
-            <w:r>
-              <w:rPr>
-                <w:rFonts w:ascii="TH SarabunPSK" w:hAnsi="TH SarabunPSK" w:cs="TH SarabunPSK"/>
-                <w:noProof/>
-                <w:sz w:val="28"/>
-                <w:szCs w:val="28"/>
-              </w:rPr>
-              <w:t>คน</w:t>
-            </w:r>
-          </w:p>
-          <w:p>
-            <w:pPr>
-              <w:jc w:val="thaiDistribute"/>
-              <w:rPr>
-                <w:rFonts w:ascii="TH SarabunPSK" w:hAnsi="TH SarabunPSK" w:cs="TH SarabunPSK"/>
-                <w:noProof/>
-                <w:sz w:val="28"/>
-                <w:szCs w:val="28"/>
-              </w:rPr>
-            </w:pPr>
-            <w:r>
-              <w:rPr>
-                <w:rFonts w:ascii="TH SarabunPSK" w:hAnsi="TH SarabunPSK" w:cs="TH SarabunPSK"/>
-                <w:noProof/>
-                <w:sz w:val="28"/>
-                <w:szCs w:val="28"/>
-              </w:rPr>
-              <w:t>ร้อยละ</w:t>
-            </w:r>
-            <w:r>
-              <w:rPr>
-                <w:rFonts w:ascii="TH SarabunPSK" w:hAnsi="TH SarabunPSK" w:cs="TH SarabunPSK"/>
-                <w:noProof/>
-                <w:sz w:val="28"/>
-                <w:szCs w:val="28"/>
-              </w:rPr>
-              <w:t xml:space="preserve"> - </w:t>
-            </w:r>
-          </w:p>
-          <w:p>
-            <w:pPr>
-              <w:jc w:val="thaiDistribute"/>
-              <w:rPr>
-                <w:rFonts w:ascii="TH SarabunPSK" w:hAnsi="TH SarabunPSK" w:cs="TH SarabunPSK" w:hint="cs"/>
+          </w:p>
+          <w:p>
+            <w:pPr>
+              <w:jc w:val="thaiDistribute"/>
+              <w:rPr>
+                <w:rFonts w:ascii="TH SarabunPSK" w:hAnsi="TH SarabunPSK" w:cs="TH SarabunPSK"/>
                 <w:noProof/>
                 <w:sz w:val="28"/>
                 <w:szCs w:val="28"/>
@@ -5773,7 +5572,7 @@
       <w:pPr>
         <w:jc w:val="thaiDistribute"/>
         <w:rPr>
-          <w:rFonts w:ascii="TH SarabunPSK" w:hAnsi="TH SarabunPSK" w:cs="TH SarabunPSK" w:hint="cs"/>
+          <w:rFonts w:ascii="TH SarabunPSK" w:hAnsi="TH SarabunPSK" w:cs="TH SarabunPSK"/>
           <w:b/>
           <w:bCs/>
           <w:noProof/>
@@ -5899,7 +5698,7 @@
       <w:pPr>
         <w:jc w:val="thaiDistribute"/>
         <w:rPr>
-          <w:rFonts w:ascii="TH SarabunPSK" w:hAnsi="TH SarabunPSK" w:cs="TH SarabunPSK" w:hint="cs"/>
+          <w:rFonts w:ascii="TH SarabunPSK" w:hAnsi="TH SarabunPSK" w:cs="TH SarabunPSK"/>
           <w:b/>
           <w:bCs/>
           <w:noProof/>
@@ -6030,7 +5829,7 @@
       <w:pPr>
         <w:jc w:val="thaiDistribute"/>
         <w:rPr>
-          <w:rFonts w:ascii="TH SarabunPSK" w:hAnsi="TH SarabunPSK" w:cs="TH SarabunPSK" w:hint="cs"/>
+          <w:rFonts w:ascii="TH SarabunPSK" w:hAnsi="TH SarabunPSK" w:cs="TH SarabunPSK"/>
           <w:b/>
           <w:bCs/>
           <w:noProof/>
@@ -6271,7 +6070,17 @@
           <w:szCs w:val="28"/>
         </w:rPr>
         <w:tab/>
-        <w:t>__________</w:t>
+        <w:t>_________</w:t>
+      </w:r>
+      <w:r>
+        <w:rPr>
+          <w:rFonts w:ascii="TH SarabunPSK" w:hAnsi="TH SarabunPSK" w:cs="TH SarabunPSK"/>
+          <w:noProof/>
+          <w:color w:val="000000"/>
+          <w:sz w:val="28"/>
+          <w:szCs w:val="28"/>
+        </w:rPr>
+        <w:t>176</w:t>
       </w:r>
       <w:r>
         <w:rPr>
@@ -6282,7 +6091,17 @@
           <w:szCs w:val="28"/>
           <w:cs/>
         </w:rPr>
-        <w:t>57,</w:t>
+        <w:t>,</w:t>
+      </w:r>
+      <w:r>
+        <w:rPr>
+          <w:rFonts w:ascii="TH SarabunPSK" w:hAnsi="TH SarabunPSK" w:cs="TH SarabunPSK"/>
+          <w:noProof/>
+          <w:color w:val="000000"/>
+          <w:sz w:val="28"/>
+          <w:szCs w:val="28"/>
+        </w:rPr>
+        <w:t>5</w:t>
       </w:r>
       <w:r>
         <w:rPr>
@@ -6293,7 +6112,7 @@
           <w:szCs w:val="28"/>
           <w:cs/>
         </w:rPr>
-        <w:t>63</w:t>
+        <w:t>3</w:t>
       </w:r>
       <w:r>
         <w:rPr>
@@ -6400,7 +6219,17 @@
           <w:szCs w:val="28"/>
           <w:cs/>
         </w:rPr>
-        <w:t>11</w:t>
+        <w:t>_</w:t>
+      </w:r>
+      <w:r>
+        <w:rPr>
+          <w:rFonts w:ascii="TH SarabunPSK" w:hAnsi="TH SarabunPSK" w:cs="TH SarabunPSK"/>
+          <w:noProof/>
+          <w:color w:val="000000"/>
+          <w:sz w:val="28"/>
+          <w:szCs w:val="28"/>
+        </w:rPr>
+        <w:t xml:space="preserve">___ </w:t>
       </w:r>
       <w:r>
         <w:rPr>
@@ -6411,29 +6240,7 @@
           <w:szCs w:val="28"/>
           <w:cs/>
         </w:rPr>
-        <w:t>8</w:t>
-      </w:r>
-      <w:r>
-        <w:rPr>
-          <w:rFonts w:ascii="TH SarabunPSK" w:hAnsi="TH SarabunPSK" w:cs="TH SarabunPSK" w:hint="cs"/>
-          <w:noProof/>
-          <w:color w:val="000000"/>
-          <w:sz w:val="28"/>
-          <w:szCs w:val="28"/>
-          <w:cs/>
-        </w:rPr>
-        <w:t>,</w:t>
-      </w:r>
-      <w:r>
-        <w:rPr>
-          <w:rFonts w:ascii="TH SarabunPSK" w:hAnsi="TH SarabunPSK" w:cs="TH SarabunPSK" w:hint="cs"/>
-          <w:noProof/>
-          <w:color w:val="000000"/>
-          <w:sz w:val="28"/>
-          <w:szCs w:val="28"/>
-          <w:cs/>
-        </w:rPr>
-        <w:t>92</w:t>
+        <w:t>2</w:t>
       </w:r>
       <w:r>
         <w:rPr>
@@ -6540,7 +6347,7 @@
           <w:szCs w:val="28"/>
           <w:cs/>
         </w:rPr>
-        <w:t>2</w:t>
+        <w:t>3</w:t>
       </w:r>
       <w:r>
         <w:rPr>
@@ -20412,18 +20219,32 @@
             <w:pPr>
               <w:jc w:val="thaiDistribute"/>
               <w:rPr>
-                <w:rFonts w:ascii="TH SarabunPSK" w:hAnsi="TH SarabunPSK" w:cs="TH SarabunPSK"/>
-                <w:b/>
-                <w:bCs/>
-                <w:i/>
-                <w:iCs/>
-                <w:noProof/>
-                <w:color w:val="000000" w:themeColor="text1"/>
-                <w:sz w:val="28"/>
-                <w:szCs w:val="28"/>
-                <w:cs/>
-              </w:rPr>
-            </w:pPr>
+                <w:rFonts w:ascii="TH SarabunPSK" w:hAnsi="TH SarabunPSK" w:cs="TH SarabunPSK" w:hint="cs"/>
+                <w:b/>
+                <w:bCs/>
+                <w:i/>
+                <w:iCs/>
+                <w:noProof/>
+                <w:color w:val="000000" w:themeColor="text1"/>
+                <w:sz w:val="28"/>
+                <w:szCs w:val="28"/>
+                <w:cs/>
+              </w:rPr>
+            </w:pPr>
+            <w:r>
+              <w:rPr>
+                <w:rFonts w:ascii="TH SarabunPSK" w:hAnsi="TH SarabunPSK" w:cs="TH SarabunPSK"/>
+                <w:b/>
+                <w:bCs/>
+                <w:i/>
+                <w:iCs/>
+                <w:noProof/>
+                <w:color w:val="000000" w:themeColor="text1"/>
+                <w:sz w:val="28"/>
+                <w:szCs w:val="28"/>
+              </w:rPr>
+              <w:t>63</w:t>
+            </w:r>
           </w:p>
         </w:tc>
         <w:tc>
@@ -20432,6 +20253,173 @@
           </w:tcPr>
           <w:p>
             <w:pPr>
+              <w:rPr>
+                <w:color w:val="000000" w:themeColor="text1"/>
+                <w:sz w:val="28"/>
+                <w:szCs w:val="28"/>
+              </w:rPr>
+            </w:pPr>
+            <w:r>
+              <w:rPr>
+                <w:rFonts w:hint="cs"/>
+                <w:color w:val="000000" w:themeColor="text1"/>
+                <w:sz w:val="28"/>
+                <w:szCs w:val="28"/>
+                <w:cs/>
+              </w:rPr>
+              <w:t xml:space="preserve">ใบสำคัญรับเงิน นางสาวนรีรัศม์ ชัยวิริยะกิจ </w:t>
+            </w:r>
+          </w:p>
+          <w:p>
+            <w:pPr>
+              <w:rPr>
+                <w:rFonts w:hint="cs"/>
+                <w:color w:val="000000" w:themeColor="text1"/>
+                <w:sz w:val="28"/>
+                <w:szCs w:val="28"/>
+                <w:cs/>
+              </w:rPr>
+            </w:pPr>
+            <w:r>
+              <w:rPr>
+                <w:rFonts w:hint="cs"/>
+                <w:color w:val="000000" w:themeColor="text1"/>
+                <w:sz w:val="28"/>
+                <w:szCs w:val="28"/>
+                <w:cs/>
+              </w:rPr>
+              <w:t>ลงวันที่ 2 กรกฎาคม 2569</w:t>
+            </w:r>
+          </w:p>
+        </w:tc>
+        <w:tc>
+          <w:tcPr>
+            <w:tcW w:w="1170" w:type="dxa"/>
+          </w:tcPr>
+          <w:p>
+            <w:pPr>
+              <w:jc w:val="right"/>
+              <w:rPr>
+                <w:rFonts w:ascii="TH SarabunPSK" w:hAnsi="TH SarabunPSK" w:cs="TH SarabunPSK" w:hint="cs"/>
+                <w:b/>
+                <w:bCs/>
+                <w:i/>
+                <w:iCs/>
+                <w:noProof/>
+                <w:color w:val="000000" w:themeColor="text1"/>
+                <w:sz w:val="28"/>
+                <w:szCs w:val="28"/>
+                <w:cs/>
+              </w:rPr>
+            </w:pPr>
+          </w:p>
+        </w:tc>
+        <w:tc>
+          <w:tcPr>
+            <w:tcW w:w="990" w:type="dxa"/>
+          </w:tcPr>
+          <w:p>
+            <w:pPr>
+              <w:jc w:val="thaiDistribute"/>
+              <w:rPr>
+                <w:rFonts w:ascii="TH SarabunPSK" w:hAnsi="TH SarabunPSK" w:cs="TH SarabunPSK"/>
+                <w:b/>
+                <w:bCs/>
+                <w:i/>
+                <w:iCs/>
+                <w:noProof/>
+                <w:color w:val="FF0000"/>
+                <w:sz w:val="28"/>
+                <w:szCs w:val="28"/>
+              </w:rPr>
+            </w:pPr>
+          </w:p>
+        </w:tc>
+        <w:tc>
+          <w:tcPr>
+            <w:tcW w:w="1350" w:type="dxa"/>
+          </w:tcPr>
+          <w:p>
+            <w:pPr>
+              <w:jc w:val="thaiDistribute"/>
+              <w:rPr>
+                <w:rFonts w:ascii="TH SarabunPSK" w:hAnsi="TH SarabunPSK" w:cs="TH SarabunPSK"/>
+                <w:b/>
+                <w:bCs/>
+                <w:i/>
+                <w:iCs/>
+                <w:noProof/>
+                <w:color w:val="000000" w:themeColor="text1"/>
+                <w:sz w:val="28"/>
+                <w:szCs w:val="28"/>
+                <w:cs/>
+              </w:rPr>
+            </w:pPr>
+            <w:r>
+              <w:rPr>
+                <w:rFonts w:ascii="TH SarabunPSK" w:hAnsi="TH SarabunPSK" w:cs="TH SarabunPSK" w:hint="cs"/>
+                <w:b/>
+                <w:bCs/>
+                <w:i/>
+                <w:iCs/>
+                <w:noProof/>
+                <w:color w:val="000000" w:themeColor="text1"/>
+                <w:sz w:val="28"/>
+                <w:szCs w:val="28"/>
+                <w:cs/>
+              </w:rPr>
+              <w:t>118,900</w:t>
+            </w:r>
+          </w:p>
+        </w:tc>
+        <w:tc>
+          <w:tcPr>
+            <w:tcW w:w="1260" w:type="dxa"/>
+          </w:tcPr>
+          <w:p>
+            <w:pPr>
+              <w:jc w:val="thaiDistribute"/>
+              <w:rPr>
+                <w:rFonts w:ascii="TH SarabunPSK" w:hAnsi="TH SarabunPSK" w:cs="TH SarabunPSK"/>
+                <w:b/>
+                <w:bCs/>
+                <w:noProof/>
+                <w:sz w:val="28"/>
+                <w:szCs w:val="28"/>
+              </w:rPr>
+            </w:pPr>
+          </w:p>
+        </w:tc>
+      </w:tr>
+      <w:tr>
+        <w:tc>
+          <w:tcPr>
+            <w:tcW w:w="708" w:type="dxa"/>
+          </w:tcPr>
+          <w:p>
+            <w:pPr>
+              <w:jc w:val="thaiDistribute"/>
+              <w:rPr>
+                <w:rFonts w:ascii="TH SarabunPSK" w:hAnsi="TH SarabunPSK" w:cs="TH SarabunPSK"/>
+                <w:b/>
+                <w:bCs/>
+                <w:i/>
+                <w:iCs/>
+                <w:noProof/>
+                <w:color w:val="000000" w:themeColor="text1"/>
+                <w:sz w:val="28"/>
+                <w:szCs w:val="28"/>
+                <w:cs/>
+              </w:rPr>
+            </w:pPr>
+          </w:p>
+        </w:tc>
+        <w:tc>
+          <w:tcPr>
+            <w:tcW w:w="4152" w:type="dxa"/>
+          </w:tcPr>
+          <w:p>
+            <w:pPr>
               <w:jc w:val="center"/>
               <w:rPr>
                 <w:noProof/>
@@ -20534,32 +20522,46 @@
             <w:pPr>
               <w:jc w:val="right"/>
               <w:rPr>
-                <w:rFonts w:ascii="TH SarabunPSK" w:hAnsi="TH SarabunPSK" w:cs="TH SarabunPSK"/>
-                <w:b/>
-                <w:bCs/>
-                <w:i/>
-                <w:iCs/>
-                <w:noProof/>
-                <w:color w:val="000000" w:themeColor="text1"/>
-                <w:sz w:val="28"/>
-                <w:szCs w:val="28"/>
-                <w:cs/>
-              </w:rPr>
-            </w:pPr>
-            <w:r>
-              <w:rPr>
-                <w:rFonts w:ascii="TH SarabunPSK" w:hAnsi="TH SarabunPSK" w:cs="TH SarabunPSK"/>
-                <w:b/>
-                <w:bCs/>
-                <w:i/>
-                <w:iCs/>
-                <w:noProof/>
-                <w:color w:val="000000" w:themeColor="text1"/>
-                <w:sz w:val="28"/>
-                <w:szCs w:val="28"/>
-                <w:cs/>
-              </w:rPr>
-              <w:t>52,764</w:t>
+                <w:rFonts w:ascii="TH SarabunPSK" w:hAnsi="TH SarabunPSK" w:cs="TH SarabunPSK" w:hint="cs"/>
+                <w:b/>
+                <w:bCs/>
+                <w:i/>
+                <w:iCs/>
+                <w:noProof/>
+                <w:color w:val="000000" w:themeColor="text1"/>
+                <w:sz w:val="28"/>
+                <w:szCs w:val="28"/>
+                <w:cs/>
+              </w:rPr>
+            </w:pPr>
+            <w:r>
+              <w:rPr>
+                <w:rFonts w:ascii="TH SarabunPSK" w:hAnsi="TH SarabunPSK" w:cs="TH SarabunPSK"/>
+                <w:b/>
+                <w:bCs/>
+                <w:i/>
+                <w:iCs/>
+                <w:noProof/>
+                <w:color w:val="000000" w:themeColor="text1"/>
+                <w:sz w:val="28"/>
+                <w:szCs w:val="28"/>
+              </w:rPr>
+              <w:t>171</w:t>
+            </w:r>
+            <w:r>
+              <w:rPr>
+                <w:rFonts w:ascii="TH SarabunPSK" w:hAnsi="TH SarabunPSK" w:cs="TH SarabunPSK" w:hint="cs"/>
+                <w:b/>
+                <w:bCs/>
+                <w:i/>
+                <w:iCs/>
+                <w:noProof/>
+                <w:color w:val="000000" w:themeColor="text1"/>
+                <w:sz w:val="28"/>
+                <w:szCs w:val="28"/>
+                <w:cs/>
+              </w:rPr>
+              <w:t>,664</w:t>
             </w:r>
           </w:p>
         </w:tc>
@@ -20630,7 +20632,18 @@
           <w:sz w:val="28"/>
           <w:szCs w:val="28"/>
         </w:rPr>
-        <w:t>รวมเป็นเงินทั้งสิ้น</w:t>
+        <w:t>รวมเป็นเงินทั้งสิ้</w:t>
+      </w:r>
+      <w:r>
+        <w:rPr>
+          <w:rFonts w:ascii="TH SarabunPSK" w:hAnsi="TH SarabunPSK" w:cs="TH SarabunPSK" w:hint="cs"/>
+          <w:noProof/>
+          <w:color w:val="000000"/>
+          <w:sz w:val="28"/>
+          <w:szCs w:val="28"/>
+          <w:cs/>
+        </w:rPr>
+        <w:t>น 176,534</w:t>
       </w:r>
       <w:r>
         <w:rPr>
@@ -20641,29 +20654,7 @@
           <w:szCs w:val="28"/>
           <w:cs/>
         </w:rPr>
-        <w:t xml:space="preserve"> 57,</w:t>
-      </w:r>
-      <w:r>
-        <w:rPr>
-          <w:rFonts w:ascii="TH SarabunPSK" w:hAnsi="TH SarabunPSK" w:cs="TH SarabunPSK" w:hint="cs"/>
-          <w:noProof/>
-          <w:color w:val="000000"/>
-          <w:sz w:val="28"/>
-          <w:szCs w:val="28"/>
-          <w:cs/>
-        </w:rPr>
-        <w:t>63</w:t>
-      </w:r>
-      <w:r>
-        <w:rPr>
-          <w:rFonts w:ascii="TH SarabunPSK" w:hAnsi="TH SarabunPSK" w:cs="TH SarabunPSK"/>
-          <w:noProof/>
-          <w:color w:val="000000"/>
-          <w:sz w:val="28"/>
-          <w:szCs w:val="28"/>
-          <w:cs/>
-        </w:rPr>
-        <w:t xml:space="preserve">4 </w:t>
+        <w:t xml:space="preserve"> </w:t>
       </w:r>
       <w:r>
         <w:rPr>
@@ -20698,17 +20689,6 @@
       </w:r>
       <w:r>
         <w:rPr>
-          <w:rFonts w:ascii="TH SarabunPSK" w:hAnsi="TH SarabunPSK" w:cs="TH SarabunPSK"/>
-          <w:noProof/>
-          <w:color w:val="000000"/>
-          <w:sz w:val="28"/>
-          <w:szCs w:val="28"/>
-          <w:cs/>
-        </w:rPr>
-        <w:t>ห้าหมื่นเจ็ดพัน</w:t>
-      </w:r>
-      <w:r>
-        <w:rPr>
           <w:rFonts w:ascii="TH SarabunPSK" w:hAnsi="TH SarabunPSK" w:cs="TH SarabunPSK" w:hint="cs"/>
           <w:noProof/>
           <w:color w:val="000000"/>
@@ -20716,7 +20696,7 @@
           <w:szCs w:val="28"/>
           <w:cs/>
         </w:rPr>
-        <w:t>หกร้อยสามสิบ</w:t>
+        <w:t>หนึ่งแสนเจ็ดหมื่นหกพันห้าร้อยสามสิบสี่</w:t>
       </w:r>
       <w:r>
         <w:rPr>
@@ -20727,7 +20707,7 @@
           <w:szCs w:val="28"/>
           <w:cs/>
         </w:rPr>
-        <w:t>สี่บาทถ้วน</w:t>
+        <w:t>บาทถ้วน</w:t>
       </w:r>
       <w:r>
         <w:rPr>
@@ -21092,7 +21072,7 @@
         </w:pBdr>
         <w:jc w:val="thaiDistribute"/>
         <w:rPr>
-          <w:rFonts w:ascii="TH SarabunPSK" w:hAnsi="TH SarabunPSK" w:cs="TH SarabunPSK" w:hint="cs"/>
+          <w:rFonts w:ascii="TH SarabunPSK" w:hAnsi="TH SarabunPSK" w:cs="TH SarabunPSK"/>
           <w:noProof/>
           <w:color w:val="000000"/>
           <w:sz w:val="28"/>
@@ -21908,6 +21888,7 @@
   <w:style w:type="character" w:default="1" w:styleId="DefaultParagraphFont">
     <w:name w:val="Default Paragraph Font"/>
     <w:uiPriority w:val="1"/>
+    <w:semiHidden/>
     <w:unhideWhenUsed/>
   </w:style>
   <w:style w:type="table" w:default="1" w:styleId="TableNormal">

--- a/(บำรุงกิจกรรมนิสิต)ขออนุมัติเบิกค่าใช้จ่ายโครงการทิศทางแห่งเฟรชชี่ (The freshy bearing).docx
+++ b/(บำรุงกิจกรรมนิสิต)ขออนุมัติเบิกค่าใช้จ่ายโครงการทิศทางแห่งเฟรชชี่ (The freshy bearing).docx
@@ -241,13 +241,38 @@
       </w:r>
       <w:r>
         <w:rPr>
+          <w:rFonts w:hint="cs"/>
           <w:noProof/>
           <w:color w:val="000000" w:themeColor="text1"/>
           <w:sz w:val="22"/>
           <w:szCs w:val="22"/>
-          <w:highlight w:val="yellow"/>
+          <w:cs/>
         </w:rPr>
-        <w:t>00</w:t>
+        <w:t>อบ.ก.มก.ศรช.</w:t>
+      </w:r>
+      <w:r>
+        <w:rPr>
+          <w:rFonts w:hint="cs"/>
+          <w:b/>
+          <w:bCs/>
+          <w:noProof/>
+          <w:color w:val="000000" w:themeColor="text1"/>
+          <w:sz w:val="22"/>
+          <w:szCs w:val="22"/>
+          <w:cs/>
+        </w:rPr>
+        <w:t xml:space="preserve"> </w:t>
+      </w:r>
+      <w:r>
+        <w:rPr>
+          <w:rFonts w:hint="cs"/>
+          <w:noProof/>
+          <w:color w:val="000000" w:themeColor="text1"/>
+          <w:sz w:val="22"/>
+          <w:szCs w:val="22"/>
+          <w:cs/>
+        </w:rPr>
+        <w:t>346</w:t>
       </w:r>
       <w:r>
         <w:rPr>
@@ -286,10 +311,18 @@
           <w:color w:val="000000" w:themeColor="text1"/>
           <w:sz w:val="22"/>
           <w:szCs w:val="22"/>
-          <w:highlight w:val="yellow"/>
+        </w:rPr>
+        <w:t>14</w:t>
+      </w:r>
+      <w:r>
+        <w:rPr>
+          <w:noProof/>
+          <w:color w:val="000000" w:themeColor="text1"/>
+          <w:sz w:val="22"/>
+          <w:szCs w:val="22"/>
           <w:cs/>
         </w:rPr>
-        <w:t>7 กรกฎาคม 2569</w:t>
+        <w:t xml:space="preserve"> กรกฎาคม 2569</w:t>
       </w:r>
     </w:p>
     <w:p>
@@ -390,6 +423,8 @@
           <w:color w:val="000000" w:themeColor="text1"/>
           <w:sz w:val="22"/>
           <w:szCs w:val="22"/>
+          <w:cs/>
+          <w:lang w:val="en-US"/>
         </w:rPr>
       </w:pPr>
       <w:r>
@@ -589,7 +624,28 @@
           <w:szCs w:val="22"/>
           <w:cs/>
         </w:rPr>
-        <w:t>โครงการทิศทางแห่งเฟรชชี่(</w:t>
+        <w:t>โครงการทิศทางแห่งเฟรชชี่</w:t>
+      </w:r>
+      <w:r>
+        <w:rPr>
+          <w:rFonts w:hint="cs"/>
+          <w:noProof/>
+          <w:color w:val="000000" w:themeColor="text1"/>
+          <w:sz w:val="22"/>
+          <w:szCs w:val="22"/>
+          <w:cs/>
+        </w:rPr>
+        <w:t xml:space="preserve"> </w:t>
+      </w:r>
+      <w:r>
+        <w:rPr>
+          <w:noProof/>
+          <w:color w:val="000000" w:themeColor="text1"/>
+          <w:sz w:val="22"/>
+          <w:szCs w:val="22"/>
+          <w:cs/>
+        </w:rPr>
+        <w:t>(</w:t>
       </w:r>
       <w:r>
         <w:rPr>
@@ -611,6 +667,18 @@
           <w:lang w:val="en-US"/>
         </w:rPr>
         <w:t>)</w:t>
+      </w:r>
+      <w:r>
+        <w:rPr>
+          <w:rFonts w:hint="cs"/>
+          <w:noProof/>
+          <w:color w:val="000000" w:themeColor="text1"/>
+          <w:sz w:val="22"/>
+          <w:szCs w:val="22"/>
+          <w:cs/>
+          <w:lang w:val="en-US"/>
+        </w:rPr>
+        <w:t xml:space="preserve"> </w:t>
       </w:r>
       <w:r>
         <w:rPr>
@@ -762,7 +830,7 @@
           <w:szCs w:val="22"/>
           <w:cs/>
         </w:rPr>
-        <w:t xml:space="preserve"> 57,</w:t>
+        <w:t xml:space="preserve"> </w:t>
       </w:r>
       <w:r>
         <w:rPr>
@@ -773,17 +841,7 @@
           <w:szCs w:val="22"/>
           <w:cs/>
         </w:rPr>
-        <w:t>63</w:t>
-      </w:r>
-      <w:r>
-        <w:rPr>
-          <w:noProof/>
-          <w:color w:val="000000" w:themeColor="text1"/>
-          <w:sz w:val="22"/>
-          <w:szCs w:val="22"/>
-          <w:cs/>
-        </w:rPr>
-        <w:t>4</w:t>
+        <w:t>176,534</w:t>
       </w:r>
       <w:r>
         <w:rPr>
@@ -825,37 +883,14 @@
       </w:r>
       <w:r>
         <w:rPr>
-          <w:noProof/>
-          <w:color w:val="000000" w:themeColor="text1"/>
-          <w:sz w:val="22"/>
-          <w:szCs w:val="22"/>
-          <w:highlight w:val="yellow"/>
-          <w:cs/>
-        </w:rPr>
-        <w:t>57,</w:t>
-      </w:r>
-      <w:r>
-        <w:rPr>
           <w:rFonts w:hint="cs"/>
           <w:noProof/>
           <w:color w:val="000000" w:themeColor="text1"/>
           <w:sz w:val="22"/>
           <w:szCs w:val="22"/>
-          <w:highlight w:val="yellow"/>
           <w:cs/>
         </w:rPr>
-        <w:t>63</w:t>
-      </w:r>
-      <w:r>
-        <w:rPr>
-          <w:noProof/>
-          <w:color w:val="000000" w:themeColor="text1"/>
-          <w:sz w:val="22"/>
-          <w:szCs w:val="22"/>
-          <w:highlight w:val="yellow"/>
-          <w:cs/>
-        </w:rPr>
-        <w:t>4</w:t>
+        <w:t>26</w:t>
       </w:r>
       <w:r>
         <w:rPr>
@@ -877,26 +912,14 @@
       </w:r>
       <w:r>
         <w:rPr>
-          <w:noProof/>
-          <w:color w:val="000000" w:themeColor="text1"/>
-          <w:sz w:val="22"/>
-          <w:szCs w:val="22"/>
-          <w:highlight w:val="yellow"/>
-          <w:cs/>
-        </w:rPr>
-        <w:t>6</w:t>
-      </w:r>
-      <w:r>
-        <w:rPr>
           <w:rFonts w:hint="cs"/>
           <w:noProof/>
           <w:color w:val="000000" w:themeColor="text1"/>
           <w:sz w:val="22"/>
           <w:szCs w:val="22"/>
-          <w:highlight w:val="yellow"/>
           <w:cs/>
         </w:rPr>
-        <w:t>2</w:t>
+        <w:t>63</w:t>
       </w:r>
       <w:r>
         <w:rPr>
@@ -1023,7 +1046,31 @@
                                 <w:szCs w:val="20"/>
                                 <w:cs/>
                               </w:rPr>
-                              <w:t>นายธนาธิป เจ้ากลดี</w:t>
+                              <w:t>นายธนา</w:t>
+                            </w:r>
+                            <w:proofErr w:type="spellStart"/>
+                            <w:r>
+                              <w:rPr>
+                                <w:rFonts w:hint="cs"/>
+                                <w:smallCaps/>
+                                <w:color w:val="000000"/>
+                                <w:sz w:val="20"/>
+                                <w:szCs w:val="20"/>
+                                <w:cs/>
+                              </w:rPr>
+                              <w:t>ธิป</w:t>
+                            </w:r>
+                            <w:proofErr w:type="spellEnd"/>
+                            <w:r>
+                              <w:rPr>
+                                <w:rFonts w:hint="cs"/>
+                                <w:smallCaps/>
+                                <w:color w:val="000000"/>
+                                <w:sz w:val="20"/>
+                                <w:szCs w:val="20"/>
+                                <w:cs/>
+                              </w:rPr>
+                              <w:t xml:space="preserve"> เจ้ากลดี</w:t>
                             </w:r>
                             <w:r>
                               <w:rPr>
@@ -1041,13 +1088,41 @@
                               <w:jc w:val="center"/>
                               <w:textDirection w:val="btLr"/>
                             </w:pPr>
+                            <w:proofErr w:type="spellStart"/>
                             <w:r>
                               <w:rPr>
                                 <w:smallCaps/>
                                 <w:color w:val="000000"/>
                                 <w:sz w:val="20"/>
                               </w:rPr>
-                              <w:t>นิสิตผู้ยืมเงิน(ประธานโครงการ)</w:t>
+                              <w:t>นิสิตผู้ยืมเงิน</w:t>
+                            </w:r>
+                            <w:proofErr w:type="spellEnd"/>
+                            <w:r>
+                              <w:rPr>
+                                <w:smallCaps/>
+                                <w:color w:val="000000"/>
+                                <w:sz w:val="20"/>
+                              </w:rPr>
+                              <w:t>(</w:t>
+                            </w:r>
+                            <w:proofErr w:type="spellStart"/>
+                            <w:r>
+                              <w:rPr>
+                                <w:smallCaps/>
+                                <w:color w:val="000000"/>
+                                <w:sz w:val="20"/>
+                              </w:rPr>
+                              <w:t>ประธานโครงการ</w:t>
+                            </w:r>
+                            <w:proofErr w:type="spellEnd"/>
+                            <w:r>
+                              <w:rPr>
+                                <w:smallCaps/>
+                                <w:color w:val="000000"/>
+                                <w:sz w:val="20"/>
+                              </w:rPr>
+                              <w:t>)</w:t>
                             </w:r>
                           </w:p>
                           <w:p>
@@ -1103,7 +1178,31 @@
                           <w:szCs w:val="20"/>
                           <w:cs/>
                         </w:rPr>
-                        <w:t>นายธนาธิป เจ้ากลดี</w:t>
+                        <w:t>นายธนา</w:t>
+                      </w:r>
+                      <w:proofErr w:type="spellStart"/>
+                      <w:r>
+                        <w:rPr>
+                          <w:rFonts w:hint="cs"/>
+                          <w:smallCaps/>
+                          <w:color w:val="000000"/>
+                          <w:sz w:val="20"/>
+                          <w:szCs w:val="20"/>
+                          <w:cs/>
+                        </w:rPr>
+                        <w:t>ธิป</w:t>
+                      </w:r>
+                      <w:proofErr w:type="spellEnd"/>
+                      <w:r>
+                        <w:rPr>
+                          <w:rFonts w:hint="cs"/>
+                          <w:smallCaps/>
+                          <w:color w:val="000000"/>
+                          <w:sz w:val="20"/>
+                          <w:szCs w:val="20"/>
+                          <w:cs/>
+                        </w:rPr>
+                        <w:t xml:space="preserve"> เจ้ากลดี</w:t>
                       </w:r>
                       <w:r>
                         <w:rPr>
@@ -1121,13 +1220,41 @@
                         <w:jc w:val="center"/>
                         <w:textDirection w:val="btLr"/>
                       </w:pPr>
+                      <w:proofErr w:type="spellStart"/>
                       <w:r>
                         <w:rPr>
                           <w:smallCaps/>
                           <w:color w:val="000000"/>
                           <w:sz w:val="20"/>
                         </w:rPr>
-                        <w:t>นิสิตผู้ยืมเงิน(ประธานโครงการ)</w:t>
+                        <w:t>นิสิตผู้ยืมเงิน</w:t>
+                      </w:r>
+                      <w:proofErr w:type="spellEnd"/>
+                      <w:r>
+                        <w:rPr>
+                          <w:smallCaps/>
+                          <w:color w:val="000000"/>
+                          <w:sz w:val="20"/>
+                        </w:rPr>
+                        <w:t>(</w:t>
+                      </w:r>
+                      <w:proofErr w:type="spellStart"/>
+                      <w:r>
+                        <w:rPr>
+                          <w:smallCaps/>
+                          <w:color w:val="000000"/>
+                          <w:sz w:val="20"/>
+                        </w:rPr>
+                        <w:t>ประธานโครงการ</w:t>
+                      </w:r>
+                      <w:proofErr w:type="spellEnd"/>
+                      <w:r>
+                        <w:rPr>
+                          <w:smallCaps/>
+                          <w:color w:val="000000"/>
+                          <w:sz w:val="20"/>
+                        </w:rPr>
+                        <w:t>)</w:t>
                       </w:r>
                     </w:p>
                     <w:p>
@@ -1224,7 +1351,19 @@
                                 <w:szCs w:val="20"/>
                                 <w:cs/>
                               </w:rPr>
-                              <w:t>นายอภิสิทธิ์ มังกรคุ</w:t>
+                              <w:t>นายอภิสิทธิ์ มังกร</w:t>
+                            </w:r>
+                            <w:proofErr w:type="spellStart"/>
+                            <w:r>
+                              <w:rPr>
+                                <w:rFonts w:hint="cs"/>
+                                <w:smallCaps/>
+                                <w:color w:val="000000"/>
+                                <w:sz w:val="20"/>
+                                <w:szCs w:val="20"/>
+                                <w:cs/>
+                              </w:rPr>
+                              <w:t>คุ</w:t>
                             </w:r>
                             <w:r>
                               <w:rPr>
@@ -1248,6 +1387,7 @@
                               </w:rPr>
                               <w:t>ธี</w:t>
                             </w:r>
+                            <w:proofErr w:type="spellEnd"/>
                             <w:r>
                               <w:rPr>
                                 <w:smallCaps/>
@@ -1358,7 +1498,19 @@
                           <w:szCs w:val="20"/>
                           <w:cs/>
                         </w:rPr>
-                        <w:t>นายอภิสิทธิ์ มังกรคุ</w:t>
+                        <w:t>นายอภิสิทธิ์ มังกร</w:t>
+                      </w:r>
+                      <w:proofErr w:type="spellStart"/>
+                      <w:r>
+                        <w:rPr>
+                          <w:rFonts w:hint="cs"/>
+                          <w:smallCaps/>
+                          <w:color w:val="000000"/>
+                          <w:sz w:val="20"/>
+                          <w:szCs w:val="20"/>
+                          <w:cs/>
+                        </w:rPr>
+                        <w:t>คุ</w:t>
                       </w:r>
                       <w:r>
                         <w:rPr>
@@ -1382,6 +1534,7 @@
                         </w:rPr>
                         <w:t>ธี</w:t>
                       </w:r>
+                      <w:proofErr w:type="spellEnd"/>
                       <w:r>
                         <w:rPr>
                           <w:smallCaps/>
@@ -2319,2355 +2472,6 @@
           <w:szCs w:val="22"/>
         </w:rPr>
       </w:pPr>
-      <w:r>
-        <w:rPr>
-          <w:noProof/>
-        </w:rPr>
-        <w:br w:type="page"/>
-      </w:r>
-    </w:p>
-    <w:tbl>
-      <w:tblPr>
-        <w:tblpPr w:leftFromText="180" w:rightFromText="180" w:vertAnchor="page" w:horzAnchor="margin" w:tblpY="1079"/>
-        <w:tblW w:w="9351" w:type="dxa"/>
-        <w:tblBorders>
-          <w:top w:val="single" w:sz="4" w:space="0" w:color="auto"/>
-          <w:left w:val="single" w:sz="4" w:space="0" w:color="auto"/>
-          <w:bottom w:val="single" w:sz="4" w:space="0" w:color="auto"/>
-          <w:right w:val="single" w:sz="4" w:space="0" w:color="auto"/>
-          <w:insideH w:val="single" w:sz="4" w:space="0" w:color="auto"/>
-          <w:insideV w:val="single" w:sz="4" w:space="0" w:color="auto"/>
-        </w:tblBorders>
-        <w:tblLayout w:type="fixed"/>
-        <w:tblLook w:val="0000" w:firstRow="0" w:lastRow="0" w:firstColumn="0" w:lastColumn="0" w:noHBand="0" w:noVBand="0"/>
-      </w:tblPr>
-      <w:tblGrid>
-        <w:gridCol w:w="6516"/>
-        <w:gridCol w:w="1984"/>
-        <w:gridCol w:w="851"/>
-      </w:tblGrid>
-      <w:tr>
-        <w:trPr>
-          <w:trHeight w:val="2825"/>
-        </w:trPr>
-        <w:tc>
-          <w:tcPr>
-            <w:tcW w:w="9351" w:type="dxa"/>
-            <w:gridSpan w:val="3"/>
-          </w:tcPr>
-          <w:p>
-            <w:pPr>
-              <w:keepNext/>
-              <w:spacing w:before="480" w:after="0" w:line="240" w:lineRule="auto"/>
-              <w:ind w:left="34"/>
-              <w:jc w:val="center"/>
-              <w:outlineLvl w:val="0"/>
-              <w:rPr>
-                <w:rFonts w:eastAsia="Cordia New"/>
-                <w:b/>
-                <w:bCs/>
-                <w:sz w:val="28"/>
-                <w:szCs w:val="28"/>
-              </w:rPr>
-            </w:pPr>
-            <w:r>
-              <w:rPr>
-                <w:rFonts w:eastAsia="Cordia New" w:hint="cs"/>
-                <w:b/>
-                <w:bCs/>
-                <w:sz w:val="28"/>
-                <w:szCs w:val="28"/>
-                <w:cs/>
-              </w:rPr>
-              <w:lastRenderedPageBreak/>
-              <w:t>ใบสำคัญรับเงิน</w:t>
-            </w:r>
-          </w:p>
-          <w:p>
-            <w:pPr>
-              <w:keepNext/>
-              <w:spacing w:before="240" w:after="0" w:line="240" w:lineRule="auto"/>
-              <w:ind w:firstLine="4287"/>
-              <w:jc w:val="right"/>
-              <w:outlineLvl w:val="1"/>
-              <w:rPr>
-                <w:rFonts w:eastAsia="Cordia New"/>
-                <w:sz w:val="28"/>
-                <w:szCs w:val="28"/>
-              </w:rPr>
-            </w:pPr>
-            <w:r>
-              <w:rPr>
-                <w:rFonts w:eastAsia="Cordia New" w:hint="cs"/>
-                <w:sz w:val="28"/>
-                <w:szCs w:val="28"/>
-                <w:cs/>
-              </w:rPr>
-              <w:t xml:space="preserve">วันที่ </w:t>
-            </w:r>
-            <w:r>
-              <w:rPr>
-                <w:rFonts w:eastAsia="Cordia New" w:hint="cs"/>
-                <w:sz w:val="28"/>
-                <w:szCs w:val="28"/>
-                <w:u w:val="dotted"/>
-              </w:rPr>
-              <w:tab/>
-            </w:r>
-            <w:r>
-              <w:rPr>
-                <w:rFonts w:eastAsia="Cordia New" w:hint="cs"/>
-                <w:sz w:val="28"/>
-                <w:szCs w:val="28"/>
-                <w:cs/>
-              </w:rPr>
-              <w:t>เดือน</w:t>
-            </w:r>
-            <w:r>
-              <w:rPr>
-                <w:rFonts w:eastAsia="Cordia New" w:hint="cs"/>
-                <w:sz w:val="28"/>
-                <w:szCs w:val="28"/>
-                <w:u w:val="dotted"/>
-                <w:cs/>
-              </w:rPr>
-              <w:t xml:space="preserve">  </w:t>
-            </w:r>
-            <w:r>
-              <w:rPr>
-                <w:rFonts w:eastAsia="Cordia New" w:hint="cs"/>
-                <w:sz w:val="28"/>
-                <w:szCs w:val="28"/>
-                <w:u w:val="dotted"/>
-              </w:rPr>
-              <w:t xml:space="preserve">     </w:t>
-            </w:r>
-            <w:r>
-              <w:rPr>
-                <w:rFonts w:eastAsia="Cordia New" w:hint="cs"/>
-                <w:sz w:val="28"/>
-                <w:szCs w:val="28"/>
-                <w:cs/>
-              </w:rPr>
-              <w:t>พ</w:t>
-            </w:r>
-            <w:r>
-              <w:rPr>
-                <w:rFonts w:eastAsia="Cordia New" w:hint="cs"/>
-                <w:sz w:val="28"/>
-                <w:szCs w:val="28"/>
-              </w:rPr>
-              <w:t>.</w:t>
-            </w:r>
-            <w:r>
-              <w:rPr>
-                <w:rFonts w:eastAsia="Cordia New" w:hint="cs"/>
-                <w:sz w:val="28"/>
-                <w:szCs w:val="28"/>
-                <w:cs/>
-              </w:rPr>
-              <w:t>ศ</w:t>
-            </w:r>
-            <w:r>
-              <w:rPr>
-                <w:rFonts w:eastAsia="Cordia New" w:hint="cs"/>
-                <w:sz w:val="28"/>
-                <w:szCs w:val="28"/>
-              </w:rPr>
-              <w:t>.</w:t>
-            </w:r>
-            <w:r>
-              <w:rPr>
-                <w:rFonts w:eastAsia="Cordia New" w:hint="cs"/>
-                <w:sz w:val="28"/>
-                <w:szCs w:val="28"/>
-                <w:u w:val="dotted"/>
-              </w:rPr>
-              <w:t xml:space="preserve">     </w:t>
-            </w:r>
-            <w:r>
-              <w:rPr>
-                <w:rFonts w:eastAsia="Cordia New"/>
-                <w:sz w:val="28"/>
-                <w:szCs w:val="28"/>
-                <w:u w:val="dotted"/>
-              </w:rPr>
-              <w:t>2569</w:t>
-            </w:r>
-            <w:r>
-              <w:rPr>
-                <w:rFonts w:eastAsia="Cordia New" w:hint="cs"/>
-                <w:sz w:val="28"/>
-                <w:szCs w:val="28"/>
-                <w:u w:val="dotted"/>
-              </w:rPr>
-              <w:t xml:space="preserve">   </w:t>
-            </w:r>
-            <w:r>
-              <w:rPr>
-                <w:rFonts w:eastAsia="Cordia New" w:hint="cs"/>
-                <w:sz w:val="28"/>
-                <w:szCs w:val="28"/>
-                <w:u w:val="dotted"/>
-              </w:rPr>
-              <w:tab/>
-            </w:r>
-          </w:p>
-          <w:p>
-            <w:pPr>
-              <w:spacing w:after="0" w:line="240" w:lineRule="auto"/>
-              <w:ind w:firstLine="601"/>
-              <w:jc w:val="both"/>
-              <w:rPr>
-                <w:rFonts w:eastAsia="Cordia New"/>
-                <w:sz w:val="28"/>
-                <w:szCs w:val="28"/>
-              </w:rPr>
-            </w:pPr>
-            <w:r>
-              <w:rPr>
-                <w:rFonts w:eastAsia="Cordia New" w:hint="cs"/>
-                <w:sz w:val="28"/>
-                <w:szCs w:val="28"/>
-                <w:cs/>
-              </w:rPr>
-              <w:t>ข้าพเจ้า</w:t>
-            </w:r>
-            <w:r>
-              <w:rPr>
-                <w:rFonts w:eastAsia="Cordia New" w:hint="cs"/>
-                <w:sz w:val="28"/>
-                <w:szCs w:val="28"/>
-                <w:u w:val="dotted"/>
-                <w:cs/>
-              </w:rPr>
-              <w:t xml:space="preserve">  </w:t>
-            </w:r>
-            <w:r>
-              <w:rPr>
-                <w:rFonts w:eastAsia="Cordia New" w:hint="cs"/>
-                <w:color w:val="EE0000"/>
-                <w:sz w:val="28"/>
-                <w:szCs w:val="28"/>
-                <w:u w:val="dotted"/>
-                <w:cs/>
-              </w:rPr>
-              <w:t>นายอภิสิทธิ์ มังกรคุนธี</w:t>
-            </w:r>
-            <w:r>
-              <w:rPr>
-                <w:rFonts w:eastAsia="Cordia New" w:hint="cs"/>
-                <w:sz w:val="28"/>
-                <w:szCs w:val="28"/>
-                <w:u w:val="dotted"/>
-                <w:cs/>
-              </w:rPr>
-              <w:t xml:space="preserve"> </w:t>
-            </w:r>
-            <w:r>
-              <w:rPr>
-                <w:rFonts w:eastAsia="Cordia New" w:hint="cs"/>
-                <w:sz w:val="28"/>
-                <w:szCs w:val="28"/>
-                <w:u w:val="dotted"/>
-                <w:cs/>
-              </w:rPr>
-              <w:t xml:space="preserve"> </w:t>
-            </w:r>
-            <w:r>
-              <w:rPr>
-                <w:rFonts w:eastAsia="Cordia New" w:hint="cs"/>
-                <w:sz w:val="28"/>
-                <w:szCs w:val="28"/>
-                <w:u w:val="dotted"/>
-                <w:cs/>
-              </w:rPr>
-              <w:t xml:space="preserve"> </w:t>
-            </w:r>
-            <w:r>
-              <w:rPr>
-                <w:rFonts w:eastAsia="Cordia New" w:hint="cs"/>
-                <w:sz w:val="28"/>
-                <w:szCs w:val="28"/>
-                <w:cs/>
-              </w:rPr>
-              <w:t>บ้านเลขที่</w:t>
-            </w:r>
-            <w:r>
-              <w:rPr>
-                <w:rFonts w:eastAsia="Cordia New" w:hint="cs"/>
-                <w:sz w:val="28"/>
-                <w:szCs w:val="28"/>
-                <w:u w:val="dotted"/>
-              </w:rPr>
-              <w:t xml:space="preserve"> </w:t>
-            </w:r>
-            <w:r>
-              <w:rPr>
-                <w:rFonts w:eastAsia="Cordia New" w:hint="cs"/>
-                <w:sz w:val="28"/>
-                <w:szCs w:val="28"/>
-                <w:u w:val="dotted"/>
-                <w:cs/>
-              </w:rPr>
-              <w:t xml:space="preserve"> </w:t>
-            </w:r>
-            <w:r>
-              <w:rPr>
-                <w:rFonts w:eastAsia="Cordia New" w:hint="cs"/>
-                <w:color w:val="EE0000"/>
-                <w:sz w:val="28"/>
-                <w:szCs w:val="28"/>
-                <w:u w:val="dotted"/>
-                <w:cs/>
-              </w:rPr>
-              <w:t>ที่</w:t>
-            </w:r>
-            <w:r>
-              <w:rPr>
-                <w:rFonts w:eastAsia="Cordia New" w:hint="cs"/>
-                <w:color w:val="EE0000"/>
-                <w:sz w:val="28"/>
-                <w:szCs w:val="28"/>
-                <w:u w:val="dotted"/>
-                <w:cs/>
-              </w:rPr>
-              <w:t>อยู่ (ตรงตามสำเนาบัตรประชาชน)</w:t>
-            </w:r>
-            <w:r>
-              <w:rPr>
-                <w:rFonts w:eastAsia="Cordia New" w:hint="cs"/>
-                <w:color w:val="EE0000"/>
-                <w:sz w:val="28"/>
-                <w:szCs w:val="28"/>
-                <w:u w:val="dotted"/>
-                <w:cs/>
-              </w:rPr>
-              <w:t xml:space="preserve"> </w:t>
-            </w:r>
-            <w:r>
-              <w:rPr>
-                <w:rFonts w:eastAsia="Cordia New" w:hint="cs"/>
-                <w:sz w:val="28"/>
-                <w:szCs w:val="28"/>
-                <w:u w:val="dotted"/>
-              </w:rPr>
-              <w:t xml:space="preserve">  </w:t>
-            </w:r>
-            <w:r>
-              <w:rPr>
-                <w:rFonts w:eastAsia="Cordia New" w:hint="cs"/>
-                <w:sz w:val="28"/>
-                <w:szCs w:val="28"/>
-                <w:cs/>
-              </w:rPr>
-              <w:t xml:space="preserve">หมู่ที่ </w:t>
-            </w:r>
-            <w:r>
-              <w:rPr>
-                <w:rFonts w:eastAsia="Cordia New"/>
-                <w:sz w:val="28"/>
-                <w:szCs w:val="28"/>
-                <w:u w:val="dotted"/>
-              </w:rPr>
-              <w:t xml:space="preserve">  </w:t>
-            </w:r>
-            <w:r>
-              <w:rPr>
-                <w:rFonts w:eastAsia="Cordia New" w:hint="cs"/>
-                <w:sz w:val="28"/>
-                <w:szCs w:val="28"/>
-                <w:u w:val="dotted"/>
-              </w:rPr>
-              <w:t xml:space="preserve">   </w:t>
-            </w:r>
-            <w:r>
-              <w:rPr>
-                <w:rFonts w:eastAsia="Cordia New" w:hint="cs"/>
-                <w:sz w:val="28"/>
-                <w:szCs w:val="28"/>
-              </w:rPr>
-              <w:t xml:space="preserve"> </w:t>
-            </w:r>
-            <w:r>
-              <w:rPr>
-                <w:rFonts w:eastAsia="Cordia New" w:hint="cs"/>
-                <w:sz w:val="28"/>
-                <w:szCs w:val="28"/>
-                <w:cs/>
-              </w:rPr>
-              <w:t>.</w:t>
-            </w:r>
-          </w:p>
-          <w:p>
-            <w:pPr>
-              <w:spacing w:after="0" w:line="240" w:lineRule="auto"/>
-              <w:jc w:val="both"/>
-              <w:rPr>
-                <w:rFonts w:eastAsia="Cordia New"/>
-                <w:sz w:val="28"/>
-                <w:szCs w:val="28"/>
-              </w:rPr>
-            </w:pPr>
-            <w:r>
-              <w:rPr>
-                <w:rFonts w:eastAsia="Cordia New" w:hint="cs"/>
-                <w:sz w:val="28"/>
-                <w:szCs w:val="28"/>
-                <w:cs/>
-              </w:rPr>
-              <w:t>ถนน</w:t>
-            </w:r>
-            <w:r>
-              <w:rPr>
-                <w:rFonts w:eastAsia="Cordia New" w:hint="cs"/>
-                <w:sz w:val="28"/>
-                <w:szCs w:val="28"/>
-                <w:u w:val="dotted"/>
-              </w:rPr>
-              <w:t xml:space="preserve">   </w:t>
-            </w:r>
-            <w:r>
-              <w:rPr>
-                <w:rFonts w:eastAsia="Cordia New" w:hint="cs"/>
-                <w:sz w:val="28"/>
-                <w:szCs w:val="28"/>
-                <w:u w:val="dotted"/>
-                <w:cs/>
-              </w:rPr>
-              <w:t xml:space="preserve">       </w:t>
-            </w:r>
-            <w:r>
-              <w:rPr>
-                <w:rFonts w:eastAsia="Cordia New" w:hint="cs"/>
-                <w:sz w:val="28"/>
-                <w:szCs w:val="28"/>
-                <w:u w:val="dotted"/>
-              </w:rPr>
-              <w:t xml:space="preserve"> </w:t>
-            </w:r>
-            <w:r>
-              <w:rPr>
-                <w:rFonts w:eastAsia="Cordia New" w:hint="cs"/>
-                <w:sz w:val="28"/>
-                <w:szCs w:val="28"/>
-                <w:cs/>
-              </w:rPr>
-              <w:t>ตำบล</w:t>
-            </w:r>
-            <w:r>
-              <w:rPr>
-                <w:rFonts w:eastAsia="Cordia New" w:hint="cs"/>
-                <w:sz w:val="28"/>
-                <w:szCs w:val="28"/>
-              </w:rPr>
-              <w:t>/</w:t>
-            </w:r>
-            <w:r>
-              <w:rPr>
-                <w:rFonts w:eastAsia="Cordia New" w:hint="cs"/>
-                <w:sz w:val="28"/>
-                <w:szCs w:val="28"/>
-                <w:cs/>
-              </w:rPr>
-              <w:t>แขวง</w:t>
-            </w:r>
-            <w:r>
-              <w:rPr>
-                <w:rFonts w:eastAsia="Cordia New" w:hint="cs"/>
-                <w:sz w:val="28"/>
-                <w:szCs w:val="28"/>
-                <w:u w:val="dotted"/>
-              </w:rPr>
-              <w:t xml:space="preserve"> </w:t>
-            </w:r>
-            <w:r>
-              <w:rPr>
-                <w:rFonts w:eastAsia="Cordia New"/>
-                <w:sz w:val="28"/>
-                <w:szCs w:val="28"/>
-                <w:u w:val="dotted"/>
-              </w:rPr>
-              <w:t xml:space="preserve">     </w:t>
-            </w:r>
-            <w:r>
-              <w:rPr>
-                <w:rFonts w:eastAsia="Cordia New" w:hint="cs"/>
-                <w:sz w:val="28"/>
-                <w:szCs w:val="28"/>
-                <w:u w:val="dotted"/>
-                <w:cs/>
-              </w:rPr>
-              <w:t xml:space="preserve">    </w:t>
-            </w:r>
-            <w:r>
-              <w:rPr>
-                <w:rFonts w:eastAsia="Cordia New" w:hint="cs"/>
-                <w:sz w:val="28"/>
-                <w:szCs w:val="28"/>
-                <w:u w:val="dotted"/>
-              </w:rPr>
-              <w:t xml:space="preserve">   </w:t>
-            </w:r>
-            <w:r>
-              <w:rPr>
-                <w:rFonts w:eastAsia="Cordia New" w:hint="cs"/>
-                <w:sz w:val="28"/>
-                <w:szCs w:val="28"/>
-                <w:cs/>
-              </w:rPr>
-              <w:t>อำเภอ</w:t>
-            </w:r>
-            <w:r>
-              <w:rPr>
-                <w:rFonts w:eastAsia="Cordia New" w:hint="cs"/>
-                <w:sz w:val="28"/>
-                <w:szCs w:val="28"/>
-              </w:rPr>
-              <w:t>/</w:t>
-            </w:r>
-            <w:r>
-              <w:rPr>
-                <w:rFonts w:eastAsia="Cordia New" w:hint="cs"/>
-                <w:sz w:val="28"/>
-                <w:szCs w:val="28"/>
-                <w:cs/>
-              </w:rPr>
-              <w:t xml:space="preserve">เขต </w:t>
-            </w:r>
-            <w:r>
-              <w:rPr>
-                <w:rFonts w:eastAsia="Cordia New" w:hint="cs"/>
-                <w:sz w:val="28"/>
-                <w:szCs w:val="28"/>
-                <w:u w:val="dotted"/>
-              </w:rPr>
-              <w:t xml:space="preserve"> </w:t>
-            </w:r>
-            <w:r>
-              <w:rPr>
-                <w:rFonts w:eastAsia="Cordia New"/>
-                <w:sz w:val="28"/>
-                <w:szCs w:val="28"/>
-                <w:u w:val="dotted"/>
-              </w:rPr>
-              <w:t xml:space="preserve">   </w:t>
-            </w:r>
-            <w:r>
-              <w:rPr>
-                <w:rFonts w:eastAsia="Cordia New" w:hint="cs"/>
-                <w:sz w:val="28"/>
-                <w:szCs w:val="28"/>
-                <w:u w:val="dotted"/>
-                <w:cs/>
-              </w:rPr>
-              <w:t xml:space="preserve">   </w:t>
-            </w:r>
-            <w:r>
-              <w:rPr>
-                <w:rFonts w:eastAsia="Cordia New" w:hint="cs"/>
-                <w:sz w:val="28"/>
-                <w:szCs w:val="28"/>
-                <w:u w:val="dotted"/>
-                <w:cs/>
-              </w:rPr>
-              <w:t xml:space="preserve">  </w:t>
-            </w:r>
-            <w:r>
-              <w:rPr>
-                <w:rFonts w:eastAsia="Cordia New" w:hint="cs"/>
-                <w:sz w:val="28"/>
-                <w:szCs w:val="28"/>
-                <w:u w:val="dotted"/>
-              </w:rPr>
-              <w:t xml:space="preserve"> </w:t>
-            </w:r>
-            <w:r>
-              <w:rPr>
-                <w:rFonts w:eastAsia="Cordia New" w:hint="cs"/>
-                <w:sz w:val="28"/>
-                <w:szCs w:val="28"/>
-              </w:rPr>
-              <w:t xml:space="preserve"> </w:t>
-            </w:r>
-            <w:r>
-              <w:rPr>
-                <w:rFonts w:eastAsia="Cordia New" w:hint="cs"/>
-                <w:sz w:val="28"/>
-                <w:szCs w:val="28"/>
-                <w:cs/>
-              </w:rPr>
-              <w:t xml:space="preserve">จังหวัด </w:t>
-            </w:r>
-            <w:r>
-              <w:rPr>
-                <w:rFonts w:eastAsia="Cordia New" w:hint="cs"/>
-                <w:sz w:val="28"/>
-                <w:szCs w:val="28"/>
-                <w:u w:val="dotted"/>
-                <w:cs/>
-              </w:rPr>
-              <w:t xml:space="preserve">   </w:t>
-            </w:r>
-            <w:r>
-              <w:rPr>
-                <w:rFonts w:eastAsia="Cordia New" w:hint="cs"/>
-                <w:sz w:val="28"/>
-                <w:szCs w:val="28"/>
-                <w:u w:val="dotted"/>
-                <w:cs/>
-              </w:rPr>
-              <w:t xml:space="preserve">  </w:t>
-            </w:r>
-            <w:r>
-              <w:rPr>
-                <w:rFonts w:eastAsia="Cordia New" w:hint="cs"/>
-                <w:sz w:val="28"/>
-                <w:szCs w:val="28"/>
-                <w:u w:val="dotted"/>
-                <w:cs/>
-              </w:rPr>
-              <w:t xml:space="preserve">     </w:t>
-            </w:r>
-            <w:r>
-              <w:rPr>
-                <w:rFonts w:eastAsia="Cordia New" w:hint="cs"/>
-                <w:sz w:val="28"/>
-                <w:szCs w:val="28"/>
-                <w:u w:val="dotted"/>
-              </w:rPr>
-              <w:t xml:space="preserve">  </w:t>
-            </w:r>
-            <w:r>
-              <w:rPr>
-                <w:rFonts w:eastAsia="Cordia New" w:hint="cs"/>
-                <w:sz w:val="28"/>
-                <w:szCs w:val="28"/>
-                <w:cs/>
-              </w:rPr>
-              <w:t xml:space="preserve"> รหัสไปรษณีย์ </w:t>
-            </w:r>
-            <w:r>
-              <w:rPr>
-                <w:rFonts w:eastAsia="Cordia New" w:hint="cs"/>
-                <w:sz w:val="28"/>
-                <w:szCs w:val="28"/>
-                <w:u w:val="dotted"/>
-              </w:rPr>
-              <w:t xml:space="preserve">  </w:t>
-            </w:r>
-            <w:r>
-              <w:rPr>
-                <w:rFonts w:eastAsia="Cordia New" w:hint="cs"/>
-                <w:sz w:val="28"/>
-                <w:szCs w:val="28"/>
-                <w:u w:val="dotted"/>
-                <w:cs/>
-              </w:rPr>
-              <w:t xml:space="preserve">    </w:t>
-            </w:r>
-            <w:r>
-              <w:rPr>
-                <w:rFonts w:eastAsia="Cordia New" w:hint="cs"/>
-                <w:sz w:val="28"/>
-                <w:szCs w:val="28"/>
-                <w:u w:val="dotted"/>
-              </w:rPr>
-              <w:t xml:space="preserve">  </w:t>
-            </w:r>
-            <w:r>
-              <w:rPr>
-                <w:rFonts w:eastAsia="Cordia New" w:hint="cs"/>
-                <w:sz w:val="28"/>
-                <w:szCs w:val="28"/>
-                <w:u w:val="dotted"/>
-                <w:cs/>
-              </w:rPr>
-              <w:t xml:space="preserve">   </w:t>
-            </w:r>
-            <w:r>
-              <w:rPr>
-                <w:rFonts w:eastAsia="Cordia New" w:hint="cs"/>
-                <w:sz w:val="28"/>
-                <w:szCs w:val="28"/>
-                <w:u w:val="dotted"/>
-                <w:cs/>
-              </w:rPr>
-              <w:t xml:space="preserve">  </w:t>
-            </w:r>
-            <w:r>
-              <w:rPr>
-                <w:rFonts w:eastAsia="Cordia New" w:hint="cs"/>
-                <w:sz w:val="28"/>
-                <w:szCs w:val="28"/>
-                <w:u w:val="dotted"/>
-                <w:cs/>
-              </w:rPr>
-              <w:t xml:space="preserve">.      </w:t>
-            </w:r>
-            <w:r>
-              <w:rPr>
-                <w:rFonts w:eastAsia="Cordia New" w:hint="cs"/>
-                <w:sz w:val="28"/>
-                <w:szCs w:val="28"/>
-                <w:u w:val="dotted"/>
-                <w:cs/>
-              </w:rPr>
-              <w:t xml:space="preserve"> </w:t>
-            </w:r>
-            <w:r>
-              <w:rPr>
-                <w:rFonts w:eastAsia="Cordia New" w:hint="cs"/>
-                <w:sz w:val="28"/>
-                <w:szCs w:val="28"/>
-                <w:cs/>
-              </w:rPr>
-              <w:t>โทรศัพท์</w:t>
-            </w:r>
-            <w:r>
-              <w:rPr>
-                <w:rFonts w:eastAsia="Cordia New" w:hint="cs"/>
-                <w:sz w:val="28"/>
-                <w:szCs w:val="28"/>
-                <w:u w:val="dotted"/>
-                <w:cs/>
-              </w:rPr>
-              <w:t xml:space="preserve"> </w:t>
-            </w:r>
-            <w:r>
-              <w:rPr>
-                <w:rFonts w:eastAsia="Cordia New" w:hint="cs"/>
-                <w:sz w:val="28"/>
-                <w:szCs w:val="28"/>
-                <w:u w:val="dotted"/>
-                <w:cs/>
-              </w:rPr>
-              <w:t xml:space="preserve"> </w:t>
-            </w:r>
-            <w:r>
-              <w:rPr>
-                <w:rFonts w:eastAsia="Cordia New"/>
-                <w:sz w:val="28"/>
-                <w:szCs w:val="28"/>
-                <w:u w:val="dotted"/>
-              </w:rPr>
-              <w:t xml:space="preserve">             .</w:t>
-            </w:r>
-            <w:r>
-              <w:rPr>
-                <w:rFonts w:eastAsia="Cordia New" w:hint="cs"/>
-                <w:sz w:val="28"/>
-                <w:szCs w:val="28"/>
-                <w:u w:val="dotted"/>
-                <w:cs/>
-              </w:rPr>
-              <w:t xml:space="preserve"> </w:t>
-            </w:r>
-            <w:r>
-              <w:rPr>
-                <w:rFonts w:eastAsia="Cordia New"/>
-                <w:sz w:val="28"/>
-                <w:szCs w:val="28"/>
-                <w:u w:val="dotted"/>
-              </w:rPr>
-              <w:t xml:space="preserve">  </w:t>
-            </w:r>
-          </w:p>
-          <w:p>
-            <w:pPr>
-              <w:spacing w:after="0" w:line="240" w:lineRule="auto"/>
-              <w:jc w:val="both"/>
-              <w:rPr>
-                <w:rFonts w:eastAsia="Cordia New"/>
-                <w:sz w:val="28"/>
-                <w:szCs w:val="28"/>
-                <w:u w:val="dotted"/>
-                <w:cs/>
-              </w:rPr>
-            </w:pPr>
-            <w:r>
-              <w:rPr>
-                <w:rFonts w:eastAsia="Cordia New" w:hint="cs"/>
-                <w:sz w:val="28"/>
-                <w:szCs w:val="28"/>
-                <w:cs/>
-              </w:rPr>
-              <w:t>ได้รับเงินจาก</w:t>
-            </w:r>
-            <w:r>
-              <w:rPr>
-                <w:rFonts w:eastAsia="Cordia New" w:hint="cs"/>
-                <w:b/>
-                <w:bCs/>
-                <w:sz w:val="28"/>
-                <w:szCs w:val="28"/>
-                <w:u w:val="dotted"/>
-              </w:rPr>
-              <w:t xml:space="preserve">     </w:t>
-            </w:r>
-            <w:r>
-              <w:rPr>
-                <w:rFonts w:eastAsia="Cordia New" w:hint="cs"/>
-                <w:b/>
-                <w:bCs/>
-                <w:sz w:val="28"/>
-                <w:szCs w:val="28"/>
-                <w:u w:val="dotted"/>
-                <w:cs/>
-              </w:rPr>
-              <w:t>มหาวิทยาลัยเกษตรศาสตร์ วิทยาเขตศรีราชา</w:t>
-            </w:r>
-            <w:r>
-              <w:rPr>
-                <w:rFonts w:eastAsia="Cordia New" w:hint="cs"/>
-                <w:b/>
-                <w:bCs/>
-                <w:sz w:val="28"/>
-                <w:szCs w:val="28"/>
-                <w:u w:val="dotted"/>
-              </w:rPr>
-              <w:t xml:space="preserve">          </w:t>
-            </w:r>
-            <w:r>
-              <w:rPr>
-                <w:rFonts w:eastAsia="Cordia New" w:hint="cs"/>
-                <w:sz w:val="28"/>
-                <w:szCs w:val="28"/>
-                <w:cs/>
-              </w:rPr>
-              <w:t>ดังรายการต่อไปนี้</w:t>
-            </w:r>
-          </w:p>
-        </w:tc>
-      </w:tr>
-      <w:tr>
-        <w:trPr>
-          <w:cantSplit/>
-          <w:trHeight w:val="226"/>
-        </w:trPr>
-        <w:tc>
-          <w:tcPr>
-            <w:tcW w:w="6516" w:type="dxa"/>
-            <w:vMerge w:val="restart"/>
-          </w:tcPr>
-          <w:p>
-            <w:pPr>
-              <w:keepNext/>
-              <w:spacing w:before="120" w:after="0" w:line="240" w:lineRule="auto"/>
-              <w:ind w:right="-108"/>
-              <w:jc w:val="center"/>
-              <w:outlineLvl w:val="4"/>
-              <w:rPr>
-                <w:rFonts w:eastAsia="Cordia New"/>
-                <w:b/>
-                <w:bCs/>
-                <w:sz w:val="28"/>
-                <w:szCs w:val="28"/>
-                <w:cs/>
-              </w:rPr>
-            </w:pPr>
-            <w:r>
-              <w:rPr>
-                <w:rFonts w:eastAsia="Cordia New" w:hint="cs"/>
-                <w:b/>
-                <w:bCs/>
-                <w:sz w:val="28"/>
-                <w:szCs w:val="28"/>
-                <w:cs/>
-              </w:rPr>
-              <w:t>รายการ</w:t>
-            </w:r>
-          </w:p>
-        </w:tc>
-        <w:tc>
-          <w:tcPr>
-            <w:tcW w:w="2835" w:type="dxa"/>
-            <w:gridSpan w:val="2"/>
-          </w:tcPr>
-          <w:p>
-            <w:pPr>
-              <w:keepNext/>
-              <w:spacing w:after="0" w:line="240" w:lineRule="auto"/>
-              <w:jc w:val="center"/>
-              <w:outlineLvl w:val="3"/>
-              <w:rPr>
-                <w:rFonts w:eastAsia="Cordia New"/>
-                <w:b/>
-                <w:bCs/>
-                <w:sz w:val="28"/>
-                <w:szCs w:val="28"/>
-              </w:rPr>
-            </w:pPr>
-            <w:r>
-              <w:rPr>
-                <w:rFonts w:eastAsia="Cordia New" w:hint="cs"/>
-                <w:b/>
-                <w:bCs/>
-                <w:sz w:val="28"/>
-                <w:szCs w:val="28"/>
-                <w:cs/>
-              </w:rPr>
-              <w:t>จำนวนเงิน</w:t>
-            </w:r>
-          </w:p>
-        </w:tc>
-      </w:tr>
-      <w:tr>
-        <w:trPr>
-          <w:cantSplit/>
-          <w:trHeight w:val="198"/>
-        </w:trPr>
-        <w:tc>
-          <w:tcPr>
-            <w:tcW w:w="6516" w:type="dxa"/>
-            <w:vMerge/>
-          </w:tcPr>
-          <w:p>
-            <w:pPr>
-              <w:spacing w:after="0" w:line="240" w:lineRule="auto"/>
-              <w:jc w:val="both"/>
-              <w:rPr>
-                <w:rFonts w:eastAsia="Cordia New"/>
-                <w:sz w:val="28"/>
-                <w:szCs w:val="28"/>
-              </w:rPr>
-            </w:pPr>
-          </w:p>
-        </w:tc>
-        <w:tc>
-          <w:tcPr>
-            <w:tcW w:w="1984" w:type="dxa"/>
-          </w:tcPr>
-          <w:p>
-            <w:pPr>
-              <w:spacing w:after="0" w:line="240" w:lineRule="auto"/>
-              <w:jc w:val="center"/>
-              <w:rPr>
-                <w:rFonts w:eastAsia="Cordia New"/>
-                <w:sz w:val="28"/>
-                <w:szCs w:val="28"/>
-              </w:rPr>
-            </w:pPr>
-            <w:r>
-              <w:rPr>
-                <w:rFonts w:eastAsia="Cordia New" w:hint="cs"/>
-                <w:sz w:val="28"/>
-                <w:szCs w:val="28"/>
-                <w:cs/>
-              </w:rPr>
-              <w:t>บาท</w:t>
-            </w:r>
-          </w:p>
-        </w:tc>
-        <w:tc>
-          <w:tcPr>
-            <w:tcW w:w="851" w:type="dxa"/>
-          </w:tcPr>
-          <w:p>
-            <w:pPr>
-              <w:spacing w:after="0" w:line="240" w:lineRule="auto"/>
-              <w:ind w:left="-132"/>
-              <w:jc w:val="center"/>
-              <w:rPr>
-                <w:rFonts w:eastAsia="Cordia New"/>
-                <w:sz w:val="28"/>
-                <w:szCs w:val="28"/>
-              </w:rPr>
-            </w:pPr>
-            <w:r>
-              <w:rPr>
-                <w:rFonts w:eastAsia="Cordia New" w:hint="cs"/>
-                <w:sz w:val="28"/>
-                <w:szCs w:val="28"/>
-                <w:cs/>
-              </w:rPr>
-              <w:t>ส</w:t>
-            </w:r>
-            <w:r>
-              <w:rPr>
-                <w:rFonts w:eastAsia="Cordia New" w:hint="cs"/>
-                <w:sz w:val="28"/>
-                <w:szCs w:val="28"/>
-              </w:rPr>
-              <w:t>.</w:t>
-            </w:r>
-            <w:r>
-              <w:rPr>
-                <w:rFonts w:eastAsia="Cordia New" w:hint="cs"/>
-                <w:sz w:val="28"/>
-                <w:szCs w:val="28"/>
-                <w:cs/>
-              </w:rPr>
-              <w:t>ต</w:t>
-            </w:r>
-            <w:r>
-              <w:rPr>
-                <w:rFonts w:eastAsia="Cordia New" w:hint="cs"/>
-                <w:sz w:val="28"/>
-                <w:szCs w:val="28"/>
-              </w:rPr>
-              <w:t>.</w:t>
-            </w:r>
-          </w:p>
-        </w:tc>
-      </w:tr>
-      <w:tr>
-        <w:trPr>
-          <w:cantSplit/>
-          <w:trHeight w:val="58"/>
-        </w:trPr>
-        <w:tc>
-          <w:tcPr>
-            <w:tcW w:w="6516" w:type="dxa"/>
-            <w:tcBorders>
-              <w:bottom w:val="nil"/>
-            </w:tcBorders>
-          </w:tcPr>
-          <w:p>
-            <w:pPr>
-              <w:spacing w:after="0" w:line="240" w:lineRule="auto"/>
-              <w:jc w:val="both"/>
-              <w:rPr>
-                <w:rFonts w:eastAsia="Cordia New"/>
-                <w:sz w:val="28"/>
-                <w:szCs w:val="28"/>
-              </w:rPr>
-            </w:pPr>
-          </w:p>
-        </w:tc>
-        <w:tc>
-          <w:tcPr>
-            <w:tcW w:w="1984" w:type="dxa"/>
-            <w:tcBorders>
-              <w:bottom w:val="nil"/>
-            </w:tcBorders>
-          </w:tcPr>
-          <w:p>
-            <w:pPr>
-              <w:spacing w:after="0" w:line="240" w:lineRule="auto"/>
-              <w:jc w:val="both"/>
-              <w:rPr>
-                <w:rFonts w:eastAsia="Cordia New"/>
-                <w:sz w:val="28"/>
-                <w:szCs w:val="28"/>
-              </w:rPr>
-            </w:pPr>
-          </w:p>
-        </w:tc>
-        <w:tc>
-          <w:tcPr>
-            <w:tcW w:w="851" w:type="dxa"/>
-            <w:tcBorders>
-              <w:bottom w:val="nil"/>
-            </w:tcBorders>
-          </w:tcPr>
-          <w:p>
-            <w:pPr>
-              <w:spacing w:after="0" w:line="240" w:lineRule="auto"/>
-              <w:jc w:val="both"/>
-              <w:rPr>
-                <w:rFonts w:eastAsia="Cordia New"/>
-                <w:sz w:val="28"/>
-                <w:szCs w:val="28"/>
-              </w:rPr>
-            </w:pPr>
-          </w:p>
-        </w:tc>
-      </w:tr>
-      <w:tr>
-        <w:trPr>
-          <w:cantSplit/>
-          <w:trHeight w:val="301"/>
-        </w:trPr>
-        <w:tc>
-          <w:tcPr>
-            <w:tcW w:w="6516" w:type="dxa"/>
-            <w:tcBorders>
-              <w:top w:val="nil"/>
-              <w:bottom w:val="nil"/>
-            </w:tcBorders>
-          </w:tcPr>
-          <w:p>
-            <w:pPr>
-              <w:spacing w:after="0" w:line="240" w:lineRule="auto"/>
-              <w:jc w:val="thaiDistribute"/>
-              <w:rPr>
-                <w:color w:val="000000" w:themeColor="text1"/>
-                <w:sz w:val="28"/>
-                <w:szCs w:val="28"/>
-                <w:cs/>
-              </w:rPr>
-            </w:pPr>
-            <w:r>
-              <w:rPr>
-                <w:rFonts w:hint="cs"/>
-                <w:color w:val="000000" w:themeColor="text1"/>
-                <w:sz w:val="28"/>
-                <w:szCs w:val="28"/>
-                <w:cs/>
-              </w:rPr>
-              <w:t>ค่าใช้จ่ายในโครงการ “</w:t>
-            </w:r>
-            <w:r>
-              <w:rPr>
-                <w:noProof/>
-                <w:color w:val="000000" w:themeColor="text1"/>
-                <w:sz w:val="28"/>
-                <w:szCs w:val="28"/>
-                <w:cs/>
-              </w:rPr>
-              <w:t>ทิศทางแห่งเฟรชชี่</w:t>
-            </w:r>
-            <w:r>
-              <w:rPr>
-                <w:rFonts w:hint="cs"/>
-                <w:noProof/>
-                <w:color w:val="000000" w:themeColor="text1"/>
-                <w:sz w:val="28"/>
-                <w:szCs w:val="28"/>
-                <w:cs/>
-              </w:rPr>
-              <w:t xml:space="preserve"> </w:t>
-            </w:r>
-            <w:r>
-              <w:rPr>
-                <w:noProof/>
-                <w:color w:val="000000" w:themeColor="text1"/>
-                <w:sz w:val="28"/>
-                <w:szCs w:val="28"/>
-                <w:cs/>
-              </w:rPr>
-              <w:t>(</w:t>
-            </w:r>
-            <w:r>
-              <w:rPr>
-                <w:noProof/>
-                <w:color w:val="000000" w:themeColor="text1"/>
-                <w:sz w:val="28"/>
-                <w:szCs w:val="28"/>
-                <w:lang w:val="en-US"/>
-              </w:rPr>
-              <w:t>The Freshy Bearing</w:t>
-            </w:r>
-            <w:r>
-              <w:rPr>
-                <w:noProof/>
-                <w:color w:val="000000" w:themeColor="text1"/>
-                <w:sz w:val="28"/>
-                <w:szCs w:val="28"/>
-                <w:cs/>
-                <w:lang w:val="en-US"/>
-              </w:rPr>
-              <w:t>)</w:t>
-            </w:r>
-            <w:r>
-              <w:rPr>
-                <w:rFonts w:hint="cs"/>
-                <w:color w:val="000000" w:themeColor="text1"/>
-                <w:sz w:val="28"/>
-                <w:szCs w:val="28"/>
-                <w:cs/>
-              </w:rPr>
-              <w:t>”</w:t>
-            </w:r>
-            <w:r>
-              <w:rPr>
-                <w:rFonts w:hint="cs"/>
-                <w:color w:val="000000" w:themeColor="text1"/>
-                <w:sz w:val="28"/>
-                <w:szCs w:val="28"/>
-                <w:cs/>
-              </w:rPr>
-              <w:t xml:space="preserve"> </w:t>
-            </w:r>
-            <w:r>
-              <w:rPr>
-                <w:rFonts w:hint="cs"/>
-                <w:cs/>
-              </w:rPr>
-              <w:t>รวมใบเสร็จรับเงิน/บิลเงินสด/ใบสำคัญรับเงิน</w:t>
-            </w:r>
-            <w:r>
-              <w:rPr>
-                <w:rFonts w:hint="cs"/>
-              </w:rPr>
-              <w:t>/</w:t>
-            </w:r>
-            <w:r>
-              <w:rPr>
-                <w:rFonts w:hint="cs"/>
-                <w:cs/>
-              </w:rPr>
-              <w:t>ใบรับรองแทนใบเสร็จรับเงิน จำนวน</w:t>
-            </w:r>
-            <w:r>
-              <w:rPr>
-                <w:rFonts w:hint="cs"/>
-                <w:cs/>
-              </w:rPr>
-              <w:t xml:space="preserve"> </w:t>
-            </w:r>
-            <w:r>
-              <w:rPr>
-                <w:rFonts w:hint="cs"/>
-                <w:color w:val="EE0000"/>
-                <w:cs/>
-              </w:rPr>
-              <w:t>62</w:t>
-            </w:r>
-            <w:r>
-              <w:rPr>
-                <w:rFonts w:hint="cs"/>
-                <w:cs/>
-              </w:rPr>
-              <w:t xml:space="preserve"> </w:t>
-            </w:r>
-            <w:r>
-              <w:rPr>
-                <w:rFonts w:hint="cs"/>
-                <w:cs/>
-              </w:rPr>
-              <w:t>ฉบับ</w:t>
-            </w:r>
-          </w:p>
-        </w:tc>
-        <w:tc>
-          <w:tcPr>
-            <w:tcW w:w="1984" w:type="dxa"/>
-            <w:tcBorders>
-              <w:top w:val="nil"/>
-              <w:bottom w:val="nil"/>
-            </w:tcBorders>
-          </w:tcPr>
-          <w:p>
-            <w:pPr>
-              <w:spacing w:after="0" w:line="240" w:lineRule="auto"/>
-              <w:jc w:val="right"/>
-              <w:rPr>
-                <w:rFonts w:eastAsia="Cordia New"/>
-                <w:color w:val="EE0000"/>
-                <w:sz w:val="28"/>
-                <w:szCs w:val="28"/>
-              </w:rPr>
-            </w:pPr>
-            <w:r>
-              <w:rPr>
-                <w:rFonts w:hint="cs"/>
-                <w:color w:val="EE0000"/>
-                <w:sz w:val="28"/>
-                <w:szCs w:val="28"/>
-                <w:cs/>
-              </w:rPr>
-              <w:t>เงิน</w:t>
-            </w:r>
-            <w:r>
-              <w:rPr>
-                <w:rFonts w:hint="cs"/>
-                <w:color w:val="EE0000"/>
-                <w:sz w:val="28"/>
-                <w:szCs w:val="28"/>
-                <w:cs/>
-              </w:rPr>
-              <w:t>บำรุงกิจกรรมนิสิต</w:t>
-            </w:r>
-          </w:p>
-        </w:tc>
-        <w:tc>
-          <w:tcPr>
-            <w:tcW w:w="851" w:type="dxa"/>
-            <w:tcBorders>
-              <w:top w:val="nil"/>
-              <w:bottom w:val="nil"/>
-            </w:tcBorders>
-          </w:tcPr>
-          <w:p>
-            <w:pPr>
-              <w:spacing w:after="0" w:line="240" w:lineRule="auto"/>
-              <w:jc w:val="center"/>
-              <w:rPr>
-                <w:rFonts w:eastAsia="Cordia New"/>
-                <w:color w:val="EE0000"/>
-                <w:sz w:val="28"/>
-                <w:szCs w:val="28"/>
-              </w:rPr>
-            </w:pPr>
-            <w:r>
-              <w:rPr>
-                <w:rFonts w:eastAsia="Cordia New" w:hint="cs"/>
-                <w:color w:val="EE0000"/>
-                <w:sz w:val="28"/>
-                <w:szCs w:val="28"/>
-                <w:cs/>
-              </w:rPr>
-              <w:t>00</w:t>
-            </w:r>
-          </w:p>
-        </w:tc>
-      </w:tr>
-      <w:tr>
-        <w:trPr>
-          <w:cantSplit/>
-          <w:trHeight w:val="301"/>
-        </w:trPr>
-        <w:tc>
-          <w:tcPr>
-            <w:tcW w:w="6516" w:type="dxa"/>
-            <w:tcBorders>
-              <w:top w:val="nil"/>
-              <w:bottom w:val="nil"/>
-            </w:tcBorders>
-          </w:tcPr>
-          <w:p>
-            <w:pPr>
-              <w:spacing w:after="0" w:line="240" w:lineRule="auto"/>
-              <w:jc w:val="both"/>
-              <w:rPr>
-                <w:rFonts w:eastAsia="Cordia New"/>
-                <w:color w:val="000000" w:themeColor="text1"/>
-                <w:sz w:val="28"/>
-                <w:szCs w:val="28"/>
-                <w:cs/>
-              </w:rPr>
-            </w:pPr>
-          </w:p>
-        </w:tc>
-        <w:tc>
-          <w:tcPr>
-            <w:tcW w:w="1984" w:type="dxa"/>
-            <w:tcBorders>
-              <w:top w:val="nil"/>
-              <w:bottom w:val="nil"/>
-            </w:tcBorders>
-          </w:tcPr>
-          <w:p>
-            <w:pPr>
-              <w:spacing w:after="0" w:line="240" w:lineRule="auto"/>
-              <w:jc w:val="both"/>
-              <w:rPr>
-                <w:rFonts w:eastAsia="Cordia New"/>
-                <w:color w:val="000000" w:themeColor="text1"/>
-                <w:sz w:val="28"/>
-                <w:szCs w:val="28"/>
-              </w:rPr>
-            </w:pPr>
-          </w:p>
-        </w:tc>
-        <w:tc>
-          <w:tcPr>
-            <w:tcW w:w="851" w:type="dxa"/>
-            <w:tcBorders>
-              <w:top w:val="nil"/>
-              <w:bottom w:val="nil"/>
-            </w:tcBorders>
-          </w:tcPr>
-          <w:p>
-            <w:pPr>
-              <w:spacing w:after="0" w:line="240" w:lineRule="auto"/>
-              <w:jc w:val="both"/>
-              <w:rPr>
-                <w:rFonts w:eastAsia="Cordia New"/>
-                <w:color w:val="000000" w:themeColor="text1"/>
-                <w:sz w:val="28"/>
-                <w:szCs w:val="28"/>
-              </w:rPr>
-            </w:pPr>
-          </w:p>
-        </w:tc>
-      </w:tr>
-      <w:tr>
-        <w:trPr>
-          <w:cantSplit/>
-          <w:trHeight w:val="435"/>
-        </w:trPr>
-        <w:tc>
-          <w:tcPr>
-            <w:tcW w:w="6516" w:type="dxa"/>
-            <w:tcBorders>
-              <w:top w:val="nil"/>
-              <w:bottom w:val="nil"/>
-            </w:tcBorders>
-          </w:tcPr>
-          <w:p>
-            <w:pPr>
-              <w:spacing w:after="0" w:line="240" w:lineRule="auto"/>
-              <w:jc w:val="both"/>
-              <w:rPr>
-                <w:rFonts w:eastAsia="Cordia New"/>
-                <w:color w:val="000000" w:themeColor="text1"/>
-                <w:sz w:val="28"/>
-                <w:szCs w:val="28"/>
-              </w:rPr>
-            </w:pPr>
-          </w:p>
-        </w:tc>
-        <w:tc>
-          <w:tcPr>
-            <w:tcW w:w="1984" w:type="dxa"/>
-            <w:tcBorders>
-              <w:top w:val="nil"/>
-              <w:bottom w:val="nil"/>
-            </w:tcBorders>
-          </w:tcPr>
-          <w:p>
-            <w:pPr>
-              <w:spacing w:after="0" w:line="240" w:lineRule="auto"/>
-              <w:jc w:val="both"/>
-              <w:rPr>
-                <w:rFonts w:eastAsia="Cordia New"/>
-                <w:color w:val="000000" w:themeColor="text1"/>
-                <w:sz w:val="28"/>
-                <w:szCs w:val="28"/>
-              </w:rPr>
-            </w:pPr>
-          </w:p>
-        </w:tc>
-        <w:tc>
-          <w:tcPr>
-            <w:tcW w:w="851" w:type="dxa"/>
-            <w:tcBorders>
-              <w:top w:val="nil"/>
-              <w:bottom w:val="nil"/>
-            </w:tcBorders>
-          </w:tcPr>
-          <w:p>
-            <w:pPr>
-              <w:spacing w:after="0" w:line="240" w:lineRule="auto"/>
-              <w:jc w:val="both"/>
-              <w:rPr>
-                <w:rFonts w:eastAsia="Cordia New"/>
-                <w:color w:val="000000" w:themeColor="text1"/>
-                <w:sz w:val="28"/>
-                <w:szCs w:val="28"/>
-              </w:rPr>
-            </w:pPr>
-          </w:p>
-        </w:tc>
-      </w:tr>
-      <w:tr>
-        <w:trPr>
-          <w:cantSplit/>
-          <w:trHeight w:val="1823"/>
-        </w:trPr>
-        <w:tc>
-          <w:tcPr>
-            <w:tcW w:w="6516" w:type="dxa"/>
-            <w:tcBorders>
-              <w:top w:val="nil"/>
-            </w:tcBorders>
-          </w:tcPr>
-          <w:p>
-            <w:pPr>
-              <w:spacing w:after="0" w:line="240" w:lineRule="auto"/>
-              <w:jc w:val="both"/>
-              <w:rPr>
-                <w:rFonts w:eastAsia="Cordia New"/>
-                <w:color w:val="000000" w:themeColor="text1"/>
-                <w:sz w:val="28"/>
-                <w:szCs w:val="28"/>
-              </w:rPr>
-            </w:pPr>
-          </w:p>
-          <w:p>
-            <w:pPr>
-              <w:spacing w:after="0" w:line="240" w:lineRule="auto"/>
-              <w:jc w:val="both"/>
-              <w:rPr>
-                <w:rFonts w:eastAsia="Cordia New"/>
-                <w:color w:val="000000" w:themeColor="text1"/>
-                <w:sz w:val="28"/>
-                <w:szCs w:val="28"/>
-              </w:rPr>
-            </w:pPr>
-          </w:p>
-          <w:p>
-            <w:pPr>
-              <w:spacing w:after="0" w:line="240" w:lineRule="auto"/>
-              <w:jc w:val="both"/>
-              <w:rPr>
-                <w:rFonts w:eastAsia="Cordia New"/>
-                <w:color w:val="000000" w:themeColor="text1"/>
-                <w:sz w:val="28"/>
-                <w:szCs w:val="28"/>
-              </w:rPr>
-            </w:pPr>
-          </w:p>
-          <w:p>
-            <w:pPr>
-              <w:spacing w:after="0" w:line="240" w:lineRule="auto"/>
-              <w:jc w:val="both"/>
-              <w:rPr>
-                <w:rFonts w:eastAsia="Cordia New"/>
-                <w:color w:val="000000" w:themeColor="text1"/>
-                <w:sz w:val="28"/>
-                <w:szCs w:val="28"/>
-              </w:rPr>
-            </w:pPr>
-          </w:p>
-        </w:tc>
-        <w:tc>
-          <w:tcPr>
-            <w:tcW w:w="1984" w:type="dxa"/>
-            <w:tcBorders>
-              <w:top w:val="nil"/>
-            </w:tcBorders>
-          </w:tcPr>
-          <w:p>
-            <w:pPr>
-              <w:spacing w:after="0" w:line="240" w:lineRule="auto"/>
-              <w:jc w:val="both"/>
-              <w:rPr>
-                <w:rFonts w:eastAsia="Cordia New"/>
-                <w:color w:val="000000" w:themeColor="text1"/>
-                <w:sz w:val="28"/>
-                <w:szCs w:val="28"/>
-              </w:rPr>
-            </w:pPr>
-          </w:p>
-        </w:tc>
-        <w:tc>
-          <w:tcPr>
-            <w:tcW w:w="851" w:type="dxa"/>
-            <w:tcBorders>
-              <w:top w:val="nil"/>
-            </w:tcBorders>
-          </w:tcPr>
-          <w:p>
-            <w:pPr>
-              <w:spacing w:after="0" w:line="240" w:lineRule="auto"/>
-              <w:jc w:val="both"/>
-              <w:rPr>
-                <w:rFonts w:eastAsia="Cordia New"/>
-                <w:color w:val="000000" w:themeColor="text1"/>
-                <w:sz w:val="28"/>
-                <w:szCs w:val="28"/>
-              </w:rPr>
-            </w:pPr>
-          </w:p>
-        </w:tc>
-      </w:tr>
-      <w:tr>
-        <w:trPr>
-          <w:cantSplit/>
-          <w:trHeight w:val="438"/>
-        </w:trPr>
-        <w:tc>
-          <w:tcPr>
-            <w:tcW w:w="6516" w:type="dxa"/>
-          </w:tcPr>
-          <w:p>
-            <w:pPr>
-              <w:keepNext/>
-              <w:spacing w:before="60" w:after="60" w:line="240" w:lineRule="auto"/>
-              <w:ind w:right="-108"/>
-              <w:jc w:val="center"/>
-              <w:outlineLvl w:val="4"/>
-              <w:rPr>
-                <w:rFonts w:eastAsia="Cordia New"/>
-                <w:b/>
-                <w:bCs/>
-                <w:color w:val="000000" w:themeColor="text1"/>
-                <w:sz w:val="28"/>
-                <w:szCs w:val="28"/>
-              </w:rPr>
-            </w:pPr>
-            <w:r>
-              <w:rPr>
-                <w:rFonts w:eastAsia="Cordia New" w:hint="cs"/>
-                <w:b/>
-                <w:bCs/>
-                <w:color w:val="000000" w:themeColor="text1"/>
-                <w:sz w:val="28"/>
-                <w:szCs w:val="28"/>
-                <w:cs/>
-              </w:rPr>
-              <w:t>รวมทั้งสิ้น</w:t>
-            </w:r>
-          </w:p>
-        </w:tc>
-        <w:tc>
-          <w:tcPr>
-            <w:tcW w:w="1984" w:type="dxa"/>
-          </w:tcPr>
-          <w:p>
-            <w:pPr>
-              <w:spacing w:before="60" w:after="60" w:line="240" w:lineRule="auto"/>
-              <w:jc w:val="right"/>
-              <w:rPr>
-                <w:rFonts w:eastAsia="Cordia New"/>
-                <w:b/>
-                <w:bCs/>
-                <w:color w:val="EE0000"/>
-                <w:sz w:val="28"/>
-                <w:szCs w:val="28"/>
-              </w:rPr>
-            </w:pPr>
-            <w:r>
-              <w:rPr>
-                <w:rFonts w:hint="cs"/>
-                <w:b/>
-                <w:bCs/>
-                <w:color w:val="EE0000"/>
-                <w:sz w:val="28"/>
-                <w:szCs w:val="28"/>
-                <w:cs/>
-              </w:rPr>
-              <w:t>เงิน</w:t>
-            </w:r>
-            <w:r>
-              <w:rPr>
-                <w:rFonts w:hint="cs"/>
-                <w:b/>
-                <w:bCs/>
-                <w:color w:val="EE0000"/>
-                <w:sz w:val="28"/>
-                <w:szCs w:val="28"/>
-                <w:cs/>
-              </w:rPr>
-              <w:t>บำรุงกิจกรรมนิสิต</w:t>
-            </w:r>
-          </w:p>
-        </w:tc>
-        <w:tc>
-          <w:tcPr>
-            <w:tcW w:w="851" w:type="dxa"/>
-            <w:tcBorders>
-              <w:bottom w:val="single" w:sz="4" w:space="0" w:color="auto"/>
-            </w:tcBorders>
-          </w:tcPr>
-          <w:p>
-            <w:pPr>
-              <w:spacing w:before="60" w:after="60" w:line="240" w:lineRule="auto"/>
-              <w:jc w:val="center"/>
-              <w:rPr>
-                <w:rFonts w:eastAsia="Cordia New"/>
-                <w:b/>
-                <w:bCs/>
-                <w:color w:val="EE0000"/>
-                <w:sz w:val="28"/>
-                <w:szCs w:val="28"/>
-              </w:rPr>
-            </w:pPr>
-            <w:r>
-              <w:rPr>
-                <w:rFonts w:eastAsia="Cordia New"/>
-                <w:b/>
-                <w:bCs/>
-                <w:color w:val="EE0000"/>
-                <w:sz w:val="28"/>
-                <w:szCs w:val="28"/>
-              </w:rPr>
-              <w:t>00</w:t>
-            </w:r>
-          </w:p>
-        </w:tc>
-      </w:tr>
-      <w:tr>
-        <w:trPr>
-          <w:trHeight w:val="4820"/>
-        </w:trPr>
-        <w:tc>
-          <w:tcPr>
-            <w:tcW w:w="9351" w:type="dxa"/>
-            <w:gridSpan w:val="3"/>
-          </w:tcPr>
-          <w:p>
-            <w:pPr>
-              <w:spacing w:after="0" w:line="240" w:lineRule="auto"/>
-              <w:ind w:firstLine="601"/>
-              <w:jc w:val="both"/>
-              <w:rPr>
-                <w:rFonts w:eastAsia="Cordia New"/>
-                <w:sz w:val="28"/>
-                <w:szCs w:val="28"/>
-              </w:rPr>
-            </w:pPr>
-          </w:p>
-          <w:p>
-            <w:pPr>
-              <w:spacing w:after="0" w:line="240" w:lineRule="auto"/>
-              <w:ind w:left="314" w:firstLine="150"/>
-              <w:jc w:val="both"/>
-              <w:rPr>
-                <w:rFonts w:eastAsia="Cordia New"/>
-                <w:sz w:val="28"/>
-                <w:szCs w:val="28"/>
-                <w:u w:val="dotted"/>
-              </w:rPr>
-            </w:pPr>
-            <w:r>
-              <w:rPr>
-                <w:rFonts w:eastAsia="Cordia New" w:hint="cs"/>
-                <w:sz w:val="28"/>
-                <w:szCs w:val="28"/>
-                <w:cs/>
-              </w:rPr>
-              <w:t xml:space="preserve">จำนวนเงิน </w:t>
-            </w:r>
-            <w:r>
-              <w:rPr>
-                <w:rFonts w:eastAsia="Cordia New" w:hint="cs"/>
-                <w:sz w:val="28"/>
-                <w:szCs w:val="28"/>
-              </w:rPr>
-              <w:t>(</w:t>
-            </w:r>
-            <w:r>
-              <w:rPr>
-                <w:rFonts w:eastAsia="Cordia New" w:hint="cs"/>
-                <w:sz w:val="28"/>
-                <w:szCs w:val="28"/>
-                <w:cs/>
-              </w:rPr>
-              <w:t>ตัวอักษร</w:t>
-            </w:r>
-            <w:r>
-              <w:rPr>
-                <w:rFonts w:eastAsia="Cordia New" w:hint="cs"/>
-                <w:sz w:val="28"/>
-                <w:szCs w:val="28"/>
-              </w:rPr>
-              <w:t xml:space="preserve">)  </w:t>
-            </w:r>
-            <w:r>
-              <w:rPr>
-                <w:rFonts w:eastAsia="Cordia New" w:hint="cs"/>
-                <w:sz w:val="28"/>
-                <w:szCs w:val="28"/>
-                <w:u w:val="dotted"/>
-              </w:rPr>
-              <w:t xml:space="preserve">- </w:t>
-            </w:r>
-            <w:r>
-              <w:rPr>
-                <w:rFonts w:eastAsia="Cordia New" w:hint="cs"/>
-                <w:sz w:val="28"/>
-                <w:szCs w:val="28"/>
-                <w:u w:val="dotted"/>
-                <w:cs/>
-              </w:rPr>
-              <w:t xml:space="preserve">  </w:t>
-            </w:r>
-            <w:r>
-              <w:rPr>
-                <w:rFonts w:eastAsia="Cordia New" w:hint="cs"/>
-                <w:color w:val="EE0000"/>
-                <w:sz w:val="28"/>
-                <w:szCs w:val="28"/>
-                <w:u w:val="dotted"/>
-                <w:cs/>
-              </w:rPr>
-              <w:t>ระบุอักษร</w:t>
-            </w:r>
-            <w:r>
-              <w:rPr>
-                <w:rFonts w:eastAsia="Cordia New" w:hint="cs"/>
-                <w:color w:val="EE0000"/>
-                <w:sz w:val="28"/>
-                <w:szCs w:val="28"/>
-                <w:u w:val="dotted"/>
-                <w:cs/>
-              </w:rPr>
-              <w:t>เงินบำรุงกิจกรรมนิสิต</w:t>
-            </w:r>
-            <w:r>
-              <w:rPr>
-                <w:rFonts w:eastAsia="Cordia New" w:hint="cs"/>
-                <w:color w:val="EE0000"/>
-                <w:sz w:val="28"/>
-                <w:szCs w:val="28"/>
-                <w:u w:val="dotted"/>
-                <w:cs/>
-              </w:rPr>
-              <w:t xml:space="preserve"> </w:t>
-            </w:r>
-            <w:r>
-              <w:rPr>
-                <w:rFonts w:eastAsia="Cordia New" w:hint="cs"/>
-                <w:sz w:val="28"/>
-                <w:szCs w:val="28"/>
-                <w:u w:val="dotted"/>
-                <w:cs/>
-              </w:rPr>
-              <w:t xml:space="preserve">บาทถ้วน    </w:t>
-            </w:r>
-            <w:r>
-              <w:rPr>
-                <w:rFonts w:eastAsia="Cordia New" w:hint="cs"/>
-                <w:sz w:val="28"/>
-                <w:szCs w:val="28"/>
-                <w:u w:val="dotted"/>
-              </w:rPr>
-              <w:t>-</w:t>
-            </w:r>
-          </w:p>
-          <w:p>
-            <w:pPr>
-              <w:spacing w:after="0" w:line="240" w:lineRule="auto"/>
-              <w:jc w:val="both"/>
-              <w:rPr>
-                <w:rFonts w:eastAsia="Cordia New"/>
-                <w:sz w:val="28"/>
-                <w:szCs w:val="28"/>
-                <w:u w:val="dotted"/>
-              </w:rPr>
-            </w:pPr>
-            <w:r>
-              <w:rPr>
-                <w:rFonts w:eastAsia="Cordia New" w:hint="cs"/>
-                <w:sz w:val="28"/>
-                <w:szCs w:val="28"/>
-                <w:cs/>
-              </w:rPr>
-              <w:t xml:space="preserve">  </w:t>
-            </w:r>
-            <w:r>
-              <w:rPr>
-                <w:rFonts w:eastAsia="Cordia New"/>
-                <w:sz w:val="28"/>
-                <w:szCs w:val="28"/>
-                <w:u w:val="dotted"/>
-                <w:cs/>
-              </w:rPr>
-              <w:t>หมาย</w:t>
-            </w:r>
-            <w:r>
-              <w:rPr>
-                <w:rFonts w:eastAsia="Cordia New" w:hint="cs"/>
-                <w:sz w:val="28"/>
-                <w:szCs w:val="28"/>
-                <w:u w:val="dotted"/>
-                <w:cs/>
-              </w:rPr>
-              <w:t>ถึง</w:t>
-            </w:r>
-            <w:r>
-              <w:rPr>
-                <w:rFonts w:eastAsia="Cordia New"/>
-                <w:sz w:val="28"/>
-                <w:szCs w:val="28"/>
-                <w:u w:val="dotted"/>
-                <w:cs/>
-              </w:rPr>
-              <w:t xml:space="preserve"> </w:t>
-            </w:r>
-            <w:r>
-              <w:rPr>
-                <w:rFonts w:eastAsia="Cordia New"/>
-                <w:sz w:val="28"/>
-                <w:szCs w:val="28"/>
-                <w:cs/>
-              </w:rPr>
-              <w:t xml:space="preserve">: ขออนุมัติเบิกเงินบำรุงกิจกรรมนิสิต </w:t>
-            </w:r>
-            <w:r>
-              <w:rPr>
-                <w:rFonts w:eastAsia="Cordia New"/>
-                <w:color w:val="EE0000"/>
-                <w:sz w:val="28"/>
-                <w:szCs w:val="28"/>
-                <w:cs/>
-              </w:rPr>
-              <w:t xml:space="preserve">ระบุจำนวนเงิน </w:t>
-            </w:r>
-            <w:r>
-              <w:rPr>
-                <w:rFonts w:eastAsia="Cordia New"/>
-                <w:sz w:val="28"/>
-                <w:szCs w:val="28"/>
-                <w:cs/>
-              </w:rPr>
-              <w:t>บาท (</w:t>
-            </w:r>
-            <w:r>
-              <w:rPr>
-                <w:rFonts w:eastAsia="Cordia New" w:hint="cs"/>
-                <w:sz w:val="28"/>
-                <w:szCs w:val="28"/>
-                <w:cs/>
-              </w:rPr>
-              <w:t xml:space="preserve"> </w:t>
-            </w:r>
-            <w:r>
-              <w:rPr>
-                <w:rFonts w:eastAsia="Cordia New"/>
-                <w:color w:val="EE0000"/>
-                <w:sz w:val="28"/>
-                <w:szCs w:val="28"/>
-                <w:cs/>
-              </w:rPr>
-              <w:t xml:space="preserve">ระบุอักษร </w:t>
-            </w:r>
-            <w:r>
-              <w:rPr>
-                <w:rFonts w:eastAsia="Cordia New"/>
-                <w:sz w:val="28"/>
-                <w:szCs w:val="28"/>
-                <w:cs/>
-              </w:rPr>
-              <w:t>บาทถ้วน</w:t>
-            </w:r>
-            <w:r>
-              <w:rPr>
-                <w:rFonts w:eastAsia="Cordia New" w:hint="cs"/>
-                <w:sz w:val="28"/>
-                <w:szCs w:val="28"/>
-                <w:cs/>
-              </w:rPr>
-              <w:t xml:space="preserve"> </w:t>
-            </w:r>
-            <w:r>
-              <w:rPr>
-                <w:rFonts w:eastAsia="Cordia New"/>
-                <w:sz w:val="28"/>
-                <w:szCs w:val="28"/>
-                <w:cs/>
-              </w:rPr>
-              <w:t>)</w:t>
-            </w:r>
-          </w:p>
-          <w:p>
-            <w:pPr>
-              <w:spacing w:after="0"/>
-              <w:jc w:val="both"/>
-              <w:rPr>
-                <w:rFonts w:eastAsia="Cordia New"/>
-                <w:sz w:val="28"/>
-                <w:szCs w:val="28"/>
-              </w:rPr>
-            </w:pPr>
-            <w:r>
-              <w:rPr>
-                <w:rFonts w:eastAsia="Cordia New"/>
-                <w:sz w:val="28"/>
-                <w:szCs w:val="28"/>
-                <w:cs/>
-              </w:rPr>
-              <w:t xml:space="preserve">                   ขออนุมัติเบิกเงินสะสมองค์กร </w:t>
-            </w:r>
-            <w:r>
-              <w:rPr>
-                <w:rFonts w:eastAsia="Cordia New"/>
-                <w:color w:val="EE0000"/>
-                <w:sz w:val="28"/>
-                <w:szCs w:val="28"/>
-                <w:cs/>
-              </w:rPr>
-              <w:t xml:space="preserve">ระบุจำนวนเงิน </w:t>
-            </w:r>
-            <w:r>
-              <w:rPr>
-                <w:rFonts w:eastAsia="Cordia New"/>
-                <w:sz w:val="28"/>
-                <w:szCs w:val="28"/>
-                <w:cs/>
-              </w:rPr>
-              <w:t>บาท (</w:t>
-            </w:r>
-            <w:r>
-              <w:rPr>
-                <w:rFonts w:eastAsia="Cordia New" w:hint="cs"/>
-                <w:sz w:val="28"/>
-                <w:szCs w:val="28"/>
-                <w:cs/>
-              </w:rPr>
-              <w:t xml:space="preserve"> </w:t>
-            </w:r>
-            <w:r>
-              <w:rPr>
-                <w:rFonts w:eastAsia="Cordia New"/>
-                <w:color w:val="EE0000"/>
-                <w:sz w:val="28"/>
-                <w:szCs w:val="28"/>
-                <w:cs/>
-              </w:rPr>
-              <w:t xml:space="preserve">ระบุอักษร </w:t>
-            </w:r>
-            <w:r>
-              <w:rPr>
-                <w:rFonts w:eastAsia="Cordia New"/>
-                <w:sz w:val="28"/>
-                <w:szCs w:val="28"/>
-                <w:cs/>
-              </w:rPr>
-              <w:t>บาทถ้วน</w:t>
-            </w:r>
-            <w:r>
-              <w:rPr>
-                <w:rFonts w:eastAsia="Cordia New" w:hint="cs"/>
-                <w:sz w:val="28"/>
-                <w:szCs w:val="28"/>
-                <w:cs/>
-              </w:rPr>
-              <w:t xml:space="preserve"> </w:t>
-            </w:r>
-            <w:r>
-              <w:rPr>
-                <w:rFonts w:eastAsia="Cordia New"/>
-                <w:sz w:val="28"/>
-                <w:szCs w:val="28"/>
-                <w:cs/>
-              </w:rPr>
-              <w:t>)</w:t>
-            </w:r>
-          </w:p>
-          <w:p>
-            <w:pPr>
-              <w:spacing w:after="0"/>
-              <w:jc w:val="both"/>
-              <w:rPr>
-                <w:rFonts w:eastAsia="Cordia New"/>
-                <w:sz w:val="28"/>
-                <w:szCs w:val="28"/>
-              </w:rPr>
-            </w:pPr>
-          </w:p>
-          <w:p>
-            <w:pPr>
-              <w:spacing w:before="120" w:after="0" w:line="240" w:lineRule="auto"/>
-              <w:ind w:firstLine="4570"/>
-              <w:jc w:val="both"/>
-              <w:rPr>
-                <w:rFonts w:eastAsia="Cordia New"/>
-                <w:sz w:val="28"/>
-                <w:szCs w:val="28"/>
-                <w:cs/>
-              </w:rPr>
-            </w:pPr>
-            <w:r>
-              <w:rPr>
-                <w:rFonts w:eastAsia="Cordia New" w:hint="cs"/>
-                <w:sz w:val="28"/>
-                <w:szCs w:val="28"/>
-                <w:cs/>
-              </w:rPr>
-              <w:t>ลงชื่อ</w:t>
-            </w:r>
-            <w:r>
-              <w:rPr>
-                <w:rFonts w:eastAsia="Cordia New" w:hint="cs"/>
-                <w:sz w:val="28"/>
-                <w:szCs w:val="28"/>
-                <w:u w:val="dotted"/>
-              </w:rPr>
-              <w:tab/>
-              <w:t xml:space="preserve">       </w:t>
-            </w:r>
-            <w:r>
-              <w:rPr>
-                <w:rFonts w:eastAsia="Cordia New" w:hint="cs"/>
-                <w:sz w:val="28"/>
-                <w:szCs w:val="28"/>
-                <w:u w:val="dotted"/>
-                <w:cs/>
-              </w:rPr>
-              <w:t xml:space="preserve">   </w:t>
-            </w:r>
-            <w:r>
-              <w:rPr>
-                <w:rFonts w:eastAsia="Cordia New" w:hint="cs"/>
-                <w:sz w:val="28"/>
-                <w:szCs w:val="28"/>
-                <w:u w:val="dotted"/>
-              </w:rPr>
-              <w:t xml:space="preserve">                      </w:t>
-            </w:r>
-            <w:r>
-              <w:rPr>
-                <w:rFonts w:eastAsia="Cordia New" w:hint="cs"/>
-                <w:sz w:val="28"/>
-                <w:szCs w:val="28"/>
-                <w:u w:val="dotted"/>
-                <w:cs/>
-              </w:rPr>
-              <w:t xml:space="preserve">  </w:t>
-            </w:r>
-            <w:r>
-              <w:rPr>
-                <w:rFonts w:eastAsia="Cordia New" w:hint="cs"/>
-                <w:sz w:val="28"/>
-                <w:szCs w:val="28"/>
-                <w:u w:val="dotted"/>
-              </w:rPr>
-              <w:t xml:space="preserve">   </w:t>
-            </w:r>
-            <w:r>
-              <w:rPr>
-                <w:rFonts w:eastAsia="Cordia New" w:hint="cs"/>
-                <w:sz w:val="28"/>
-                <w:szCs w:val="28"/>
-                <w:cs/>
-              </w:rPr>
-              <w:t>ผู้</w:t>
-            </w:r>
-            <w:r>
-              <w:rPr>
-                <w:rFonts w:eastAsia="Cordia New" w:hint="cs"/>
-                <w:sz w:val="28"/>
-                <w:szCs w:val="28"/>
-                <w:cs/>
-              </w:rPr>
-              <w:t>รับ</w:t>
-            </w:r>
-            <w:r>
-              <w:rPr>
-                <w:rFonts w:eastAsia="Cordia New" w:hint="cs"/>
-                <w:sz w:val="28"/>
-                <w:szCs w:val="28"/>
-                <w:cs/>
-              </w:rPr>
-              <w:t>เงิน</w:t>
-            </w:r>
-          </w:p>
-          <w:p>
-            <w:pPr>
-              <w:spacing w:after="0" w:line="240" w:lineRule="auto"/>
-              <w:ind w:firstLine="4712"/>
-              <w:jc w:val="both"/>
-              <w:rPr>
-                <w:rFonts w:eastAsia="Cordia New"/>
-                <w:color w:val="000000" w:themeColor="text1"/>
-                <w:sz w:val="28"/>
-                <w:szCs w:val="28"/>
-              </w:rPr>
-            </w:pPr>
-            <w:r>
-              <w:rPr>
-                <w:rFonts w:eastAsia="Cordia New" w:hint="cs"/>
-                <w:color w:val="000000" w:themeColor="text1"/>
-                <w:sz w:val="28"/>
-                <w:szCs w:val="28"/>
-                <w:cs/>
-              </w:rPr>
-              <w:t xml:space="preserve"> </w:t>
-            </w:r>
-            <w:r>
-              <w:rPr>
-                <w:rFonts w:eastAsia="Cordia New" w:hint="cs"/>
-                <w:color w:val="000000" w:themeColor="text1"/>
-                <w:sz w:val="28"/>
-                <w:szCs w:val="28"/>
-                <w:cs/>
-              </w:rPr>
-              <w:t xml:space="preserve">     </w:t>
-            </w:r>
-            <w:r>
-              <w:rPr>
-                <w:rFonts w:eastAsia="Cordia New" w:hint="cs"/>
-                <w:color w:val="000000" w:themeColor="text1"/>
-                <w:sz w:val="28"/>
-                <w:szCs w:val="28"/>
-                <w:cs/>
-              </w:rPr>
-              <w:t xml:space="preserve"> </w:t>
-            </w:r>
-            <w:r>
-              <w:rPr>
-                <w:rFonts w:eastAsia="Cordia New" w:hint="cs"/>
-                <w:color w:val="000000" w:themeColor="text1"/>
-                <w:sz w:val="28"/>
-                <w:szCs w:val="28"/>
-              </w:rPr>
-              <w:t>(</w:t>
-            </w:r>
-            <w:r>
-              <w:rPr>
-                <w:rFonts w:eastAsia="Cordia New" w:hint="cs"/>
-                <w:color w:val="000000" w:themeColor="text1"/>
-                <w:sz w:val="28"/>
-                <w:szCs w:val="28"/>
-                <w:cs/>
-              </w:rPr>
-              <w:t xml:space="preserve"> </w:t>
-            </w:r>
-            <w:r>
-              <w:rPr>
-                <w:rFonts w:eastAsia="Cordia New" w:hint="cs"/>
-                <w:color w:val="000000" w:themeColor="text1"/>
-                <w:sz w:val="28"/>
-                <w:szCs w:val="28"/>
-                <w:cs/>
-              </w:rPr>
-              <w:t>นายอภิสิทธิ์ มังกรคุนธี</w:t>
-            </w:r>
-            <w:r>
-              <w:rPr>
-                <w:rFonts w:eastAsia="Cordia New" w:hint="cs"/>
-                <w:color w:val="000000" w:themeColor="text1"/>
-                <w:sz w:val="28"/>
-                <w:szCs w:val="28"/>
-                <w:cs/>
-              </w:rPr>
-              <w:t xml:space="preserve"> </w:t>
-            </w:r>
-            <w:r>
-              <w:rPr>
-                <w:rFonts w:eastAsia="Cordia New" w:hint="cs"/>
-                <w:color w:val="000000" w:themeColor="text1"/>
-                <w:sz w:val="28"/>
-                <w:szCs w:val="28"/>
-              </w:rPr>
-              <w:t>)</w:t>
-            </w:r>
-          </w:p>
-          <w:p>
-            <w:pPr>
-              <w:spacing w:before="120" w:after="0" w:line="240" w:lineRule="auto"/>
-              <w:jc w:val="both"/>
-              <w:rPr>
-                <w:rFonts w:eastAsia="Cordia New"/>
-                <w:sz w:val="28"/>
-                <w:szCs w:val="28"/>
-              </w:rPr>
-            </w:pPr>
-          </w:p>
-          <w:p>
-            <w:pPr>
-              <w:spacing w:before="120" w:after="0" w:line="240" w:lineRule="auto"/>
-              <w:ind w:firstLine="4570"/>
-              <w:jc w:val="both"/>
-              <w:rPr>
-                <w:rFonts w:eastAsia="Cordia New"/>
-                <w:sz w:val="28"/>
-                <w:szCs w:val="28"/>
-                <w:cs/>
-              </w:rPr>
-            </w:pPr>
-            <w:r>
-              <w:rPr>
-                <w:rFonts w:eastAsia="Cordia New" w:hint="cs"/>
-                <w:sz w:val="28"/>
-                <w:szCs w:val="28"/>
-                <w:cs/>
-              </w:rPr>
-              <w:t>ลงชื่อ</w:t>
-            </w:r>
-            <w:r>
-              <w:rPr>
-                <w:rFonts w:eastAsia="Cordia New" w:hint="cs"/>
-                <w:sz w:val="28"/>
-                <w:szCs w:val="28"/>
-                <w:u w:val="dotted"/>
-              </w:rPr>
-              <w:tab/>
-              <w:t xml:space="preserve">                     </w:t>
-            </w:r>
-            <w:r>
-              <w:rPr>
-                <w:rFonts w:eastAsia="Cordia New" w:hint="cs"/>
-                <w:sz w:val="28"/>
-                <w:szCs w:val="28"/>
-                <w:u w:val="dotted"/>
-              </w:rPr>
-              <w:tab/>
-              <w:t xml:space="preserve">             </w:t>
-            </w:r>
-            <w:r>
-              <w:rPr>
-                <w:rFonts w:eastAsia="Cordia New" w:hint="cs"/>
-                <w:sz w:val="28"/>
-                <w:szCs w:val="28"/>
-                <w:cs/>
-              </w:rPr>
-              <w:t>ผู้จ่ายเงิน</w:t>
-            </w:r>
-          </w:p>
-          <w:p>
-            <w:pPr>
-              <w:spacing w:after="0" w:line="240" w:lineRule="auto"/>
-              <w:ind w:firstLine="4712"/>
-              <w:jc w:val="both"/>
-              <w:rPr>
-                <w:rFonts w:eastAsia="Cordia New"/>
-                <w:color w:val="EE0000"/>
-                <w:sz w:val="28"/>
-                <w:szCs w:val="28"/>
-              </w:rPr>
-            </w:pPr>
-            <w:r>
-              <w:rPr>
-                <w:rFonts w:eastAsia="Cordia New" w:hint="cs"/>
-                <w:color w:val="EE0000"/>
-                <w:sz w:val="28"/>
-                <w:szCs w:val="28"/>
-              </w:rPr>
-              <w:t xml:space="preserve">    </w:t>
-            </w:r>
-            <w:r>
-              <w:rPr>
-                <w:rFonts w:eastAsia="Cordia New" w:hint="cs"/>
-                <w:color w:val="EE0000"/>
-                <w:sz w:val="28"/>
-                <w:szCs w:val="28"/>
-                <w:cs/>
-              </w:rPr>
-              <w:t xml:space="preserve">  </w:t>
-            </w:r>
-            <w:r>
-              <w:rPr>
-                <w:rFonts w:eastAsia="Cordia New"/>
-                <w:color w:val="EE0000"/>
-                <w:sz w:val="28"/>
-                <w:szCs w:val="28"/>
-              </w:rPr>
-              <w:t xml:space="preserve">  </w:t>
-            </w:r>
-            <w:r>
-              <w:rPr>
-                <w:rFonts w:eastAsia="Cordia New" w:hint="cs"/>
-                <w:sz w:val="28"/>
-                <w:szCs w:val="28"/>
-              </w:rPr>
-              <w:t>(</w:t>
-            </w:r>
-            <w:r>
-              <w:rPr>
-                <w:rFonts w:eastAsia="Cordia New" w:hint="cs"/>
-                <w:sz w:val="28"/>
-                <w:szCs w:val="28"/>
-                <w:cs/>
-              </w:rPr>
-              <w:t xml:space="preserve"> นางสาวพิณทอง ไสวงาม </w:t>
-            </w:r>
-            <w:r>
-              <w:rPr>
-                <w:rFonts w:eastAsia="Cordia New" w:hint="cs"/>
-                <w:sz w:val="28"/>
-                <w:szCs w:val="28"/>
-              </w:rPr>
-              <w:t>)</w:t>
-            </w:r>
-          </w:p>
-          <w:p>
-            <w:pPr>
-              <w:spacing w:after="0" w:line="240" w:lineRule="auto"/>
-              <w:ind w:firstLine="4712"/>
-              <w:jc w:val="both"/>
-              <w:rPr>
-                <w:rFonts w:eastAsia="Cordia New"/>
-                <w:sz w:val="28"/>
-                <w:szCs w:val="28"/>
-              </w:rPr>
-            </w:pPr>
-          </w:p>
-        </w:tc>
-      </w:tr>
-    </w:tbl>
-    <w:p>
-      <w:pPr>
-        <w:rPr>
-          <w:cs/>
-        </w:rPr>
-      </w:pPr>
-    </w:p>
-    <w:p>
-      <w:pPr>
-        <w:jc w:val="thaiDistribute"/>
-        <w:rPr>
-          <w:noProof/>
-          <w:sz w:val="22"/>
-          <w:szCs w:val="22"/>
-        </w:rPr>
-      </w:pPr>
     </w:p>
     <w:p>
       <w:pPr>
@@ -4728,6 +2532,7 @@
                 <w:sz w:val="28"/>
                 <w:szCs w:val="28"/>
               </w:rPr>
+              <w:lastRenderedPageBreak/>
               <w:t>ดัชนีชี้วัดความสำเร็จ การดำเนินงานภาพรวม</w:t>
             </w:r>
           </w:p>
@@ -5210,6 +3015,7 @@
                 <w:noProof/>
                 <w:sz w:val="28"/>
                 <w:szCs w:val="28"/>
+                <w:lang w:val="en-US"/>
               </w:rPr>
             </w:pPr>
             <w:r>
@@ -5290,16 +3096,36 @@
                 <w:noProof/>
                 <w:sz w:val="28"/>
                 <w:szCs w:val="28"/>
-              </w:rPr>
-            </w:pPr>
-            <w:r>
-              <w:rPr>
-                <w:rFonts w:ascii="TH SarabunPSK" w:hAnsi="TH SarabunPSK" w:cs="TH SarabunPSK"/>
-                <w:noProof/>
-                <w:sz w:val="28"/>
-                <w:szCs w:val="28"/>
-              </w:rPr>
-              <w:t>2.ค่าเฉลี่ยความพึงพอใจ ไม่น้อยกว่า ____</w:t>
+                <w:cs/>
+              </w:rPr>
+            </w:pPr>
+            <w:r>
+              <w:rPr>
+                <w:rFonts w:ascii="TH SarabunPSK" w:hAnsi="TH SarabunPSK" w:cs="TH SarabunPSK"/>
+                <w:noProof/>
+                <w:sz w:val="28"/>
+                <w:szCs w:val="28"/>
+              </w:rPr>
+              <w:t xml:space="preserve">2.ค่าเฉลี่ยความพึงพอใจ ไม่น้อยกว่า </w:t>
+            </w:r>
+            <w:r>
+              <w:rPr>
+                <w:rFonts w:ascii="TH SarabunPSK" w:hAnsi="TH SarabunPSK" w:cs="TH SarabunPSK"/>
+                <w:noProof/>
+                <w:sz w:val="28"/>
+                <w:szCs w:val="28"/>
+              </w:rPr>
+              <w:t xml:space="preserve">4.00 </w:t>
+            </w:r>
+            <w:r>
+              <w:rPr>
+                <w:rFonts w:ascii="TH SarabunPSK" w:hAnsi="TH SarabunPSK" w:cs="TH SarabunPSK" w:hint="cs"/>
+                <w:noProof/>
+                <w:sz w:val="28"/>
+                <w:szCs w:val="28"/>
+                <w:cs/>
+              </w:rPr>
+              <w:t>จากคะแนนเต็ม 5</w:t>
             </w:r>
           </w:p>
         </w:tc>
@@ -5324,7 +3150,26 @@
                 <w:sz w:val="28"/>
                 <w:szCs w:val="28"/>
               </w:rPr>
-              <w:t>ค่าเฉลี่ย___คน</w:t>
+              <w:t>ค่าเฉลี่ย</w:t>
+            </w:r>
+            <w:r>
+              <w:rPr>
+                <w:rFonts w:ascii="TH SarabunPSK" w:hAnsi="TH SarabunPSK" w:cs="TH SarabunPSK" w:hint="cs"/>
+                <w:noProof/>
+                <w:sz w:val="28"/>
+                <w:szCs w:val="28"/>
+                <w:cs/>
+              </w:rPr>
+              <w:t xml:space="preserve"> 5 </w:t>
+            </w:r>
+            <w:r>
+              <w:rPr>
+                <w:rFonts w:ascii="TH SarabunPSK" w:hAnsi="TH SarabunPSK" w:cs="TH SarabunPSK"/>
+                <w:noProof/>
+                <w:sz w:val="28"/>
+                <w:szCs w:val="28"/>
+              </w:rPr>
+              <w:t>คน</w:t>
             </w:r>
           </w:p>
           <w:p>
@@ -5347,28 +3192,6 @@
               <w:t xml:space="preserve"> บรรลุ</w:t>
             </w:r>
           </w:p>
-          <w:p>
-            <w:pPr>
-              <w:jc w:val="thaiDistribute"/>
-              <w:rPr>
-                <w:rFonts w:ascii="TH SarabunPSK" w:hAnsi="TH SarabunPSK" w:cs="TH SarabunPSK"/>
-                <w:b/>
-                <w:bCs/>
-                <w:noProof/>
-                <w:sz w:val="28"/>
-                <w:szCs w:val="28"/>
-              </w:rPr>
-            </w:pPr>
-            <w:r>
-              <w:rPr>
-                <w:rFonts w:ascii="TH SarabunPSK" w:hAnsi="TH SarabunPSK" w:cs="TH SarabunPSK"/>
-                <w:noProof/>
-                <w:sz w:val="28"/>
-                <w:szCs w:val="28"/>
-              </w:rPr>
-              <w:t xml:space="preserve"> ไม่บรรลุ</w:t>
-            </w:r>
-          </w:p>
         </w:tc>
         <w:tc>
           <w:tcPr>
@@ -5391,7 +3214,26 @@
                 <w:sz w:val="28"/>
                 <w:szCs w:val="28"/>
               </w:rPr>
-              <w:t>ค่าเฉลี่ย___คน</w:t>
+              <w:t>ค่าเฉลี่ย</w:t>
+            </w:r>
+            <w:r>
+              <w:rPr>
+                <w:rFonts w:ascii="TH SarabunPSK" w:hAnsi="TH SarabunPSK" w:cs="TH SarabunPSK" w:hint="cs"/>
+                <w:noProof/>
+                <w:sz w:val="28"/>
+                <w:szCs w:val="28"/>
+                <w:cs/>
+              </w:rPr>
+              <w:t xml:space="preserve"> 4.57 </w:t>
+            </w:r>
+            <w:r>
+              <w:rPr>
+                <w:rFonts w:ascii="TH SarabunPSK" w:hAnsi="TH SarabunPSK" w:cs="TH SarabunPSK"/>
+                <w:noProof/>
+                <w:sz w:val="28"/>
+                <w:szCs w:val="28"/>
+              </w:rPr>
+              <w:t>คน</w:t>
             </w:r>
           </w:p>
           <w:p>
@@ -5414,28 +3256,6 @@
               <w:t xml:space="preserve"> บรรลุ</w:t>
             </w:r>
           </w:p>
-          <w:p>
-            <w:pPr>
-              <w:jc w:val="thaiDistribute"/>
-              <w:rPr>
-                <w:rFonts w:ascii="TH SarabunPSK" w:hAnsi="TH SarabunPSK" w:cs="TH SarabunPSK"/>
-                <w:b/>
-                <w:bCs/>
-                <w:noProof/>
-                <w:sz w:val="28"/>
-                <w:szCs w:val="28"/>
-              </w:rPr>
-            </w:pPr>
-            <w:r>
-              <w:rPr>
-                <w:rFonts w:ascii="TH SarabunPSK" w:hAnsi="TH SarabunPSK" w:cs="TH SarabunPSK"/>
-                <w:noProof/>
-                <w:sz w:val="28"/>
-                <w:szCs w:val="28"/>
-              </w:rPr>
-              <w:t xml:space="preserve"> ไม่บรรลุ</w:t>
-            </w:r>
-          </w:p>
         </w:tc>
         <w:tc>
           <w:tcPr>
@@ -5458,7 +3278,26 @@
                 <w:sz w:val="28"/>
                 <w:szCs w:val="28"/>
               </w:rPr>
-              <w:t>ค่าเฉลี่ย___คน</w:t>
+              <w:t>ค่าเฉลี่</w:t>
+            </w:r>
+            <w:r>
+              <w:rPr>
+                <w:rFonts w:ascii="TH SarabunPSK" w:hAnsi="TH SarabunPSK" w:cs="TH SarabunPSK" w:hint="cs"/>
+                <w:noProof/>
+                <w:sz w:val="28"/>
+                <w:szCs w:val="28"/>
+                <w:cs/>
+              </w:rPr>
+              <w:t xml:space="preserve">ย - </w:t>
+            </w:r>
+            <w:r>
+              <w:rPr>
+                <w:rFonts w:ascii="TH SarabunPSK" w:hAnsi="TH SarabunPSK" w:cs="TH SarabunPSK"/>
+                <w:noProof/>
+                <w:sz w:val="28"/>
+                <w:szCs w:val="28"/>
+              </w:rPr>
+              <w:t>คน</w:t>
             </w:r>
           </w:p>
           <w:p>
@@ -5733,6 +3572,19 @@
         </w:rPr>
         <w:t>). มีการรับมือกับจำนวนผู้เข้าร่วมจำนวนมากได้ดีกว่านี้</w:t>
       </w:r>
+    </w:p>
+    <w:p>
+      <w:pPr>
+        <w:jc w:val="thaiDistribute"/>
+        <w:rPr>
+          <w:rFonts w:ascii="TH SarabunPSK" w:hAnsi="TH SarabunPSK" w:cs="TH SarabunPSK"/>
+          <w:b/>
+          <w:bCs/>
+          <w:noProof/>
+          <w:sz w:val="28"/>
+          <w:szCs w:val="28"/>
+        </w:rPr>
+      </w:pPr>
     </w:p>
     <w:p>
       <w:pPr>
@@ -6980,45 +4832,48 @@
           </w:tcPr>
           <w:p>
             <w:pPr>
-              <w:rPr>
-                <w:rFonts w:ascii="TH SarabunPSK" w:hAnsi="TH SarabunPSK" w:cs="TH SarabunPSK"/>
-                <w:noProof/>
-                <w:color w:val="000000" w:themeColor="text1"/>
-                <w:sz w:val="28"/>
-                <w:szCs w:val="28"/>
-              </w:rPr>
-            </w:pPr>
-            <w:r>
-              <w:rPr>
-                <w:rFonts w:ascii="TH SarabunPSK" w:hAnsi="TH SarabunPSK" w:cs="TH SarabunPSK"/>
-                <w:noProof/>
-                <w:color w:val="000000" w:themeColor="text1"/>
-                <w:sz w:val="28"/>
-                <w:szCs w:val="28"/>
-                <w:cs/>
-              </w:rPr>
-              <w:t xml:space="preserve">ใบเสร็จรับเงิน ศูนย์พิมพ์ ป้าย ทีแม็กซ์-ดีไซน์ (สาขา </w:t>
-            </w:r>
-            <w:r>
-              <w:rPr>
-                <w:rFonts w:ascii="TH SarabunPSK" w:hAnsi="TH SarabunPSK" w:cs="TH SarabunPSK"/>
-                <w:noProof/>
-                <w:color w:val="000000" w:themeColor="text1"/>
-                <w:sz w:val="28"/>
-                <w:szCs w:val="28"/>
-              </w:rPr>
-              <w:t>5</w:t>
-            </w:r>
-            <w:r>
-              <w:rPr>
-                <w:rFonts w:ascii="TH SarabunPSK" w:hAnsi="TH SarabunPSK" w:cs="TH SarabunPSK"/>
-                <w:noProof/>
-                <w:color w:val="000000" w:themeColor="text1"/>
-                <w:sz w:val="28"/>
-                <w:szCs w:val="28"/>
-                <w:cs/>
-              </w:rPr>
-              <w:t>)</w:t>
+              <w:jc w:val="thaiDistribute"/>
+              <w:rPr>
+                <w:rFonts w:ascii="TH SarabunPSK" w:hAnsi="TH SarabunPSK" w:cs="TH SarabunPSK"/>
+                <w:noProof/>
+                <w:color w:val="000000" w:themeColor="text1"/>
+                <w:sz w:val="28"/>
+                <w:szCs w:val="28"/>
+              </w:rPr>
+            </w:pPr>
+            <w:r>
+              <w:rPr>
+                <w:rFonts w:ascii="TH SarabunPSK" w:hAnsi="TH SarabunPSK" w:cs="TH SarabunPSK"/>
+                <w:noProof/>
+                <w:color w:val="000000" w:themeColor="text1"/>
+                <w:sz w:val="28"/>
+                <w:szCs w:val="28"/>
+                <w:cs/>
+              </w:rPr>
+              <w:t xml:space="preserve">ใบเสร็จรับเงิน บริษัท ฮาร์ดแวร์เฮาส์ </w:t>
+            </w:r>
+          </w:p>
+          <w:p>
+            <w:pPr>
+              <w:jc w:val="thaiDistribute"/>
+              <w:rPr>
+                <w:rFonts w:ascii="TH SarabunPSK" w:hAnsi="TH SarabunPSK" w:cs="TH SarabunPSK"/>
+                <w:noProof/>
+                <w:color w:val="000000" w:themeColor="text1"/>
+                <w:sz w:val="28"/>
+                <w:szCs w:val="28"/>
+              </w:rPr>
+            </w:pPr>
+            <w:r>
+              <w:rPr>
+                <w:rFonts w:ascii="TH SarabunPSK" w:hAnsi="TH SarabunPSK" w:cs="TH SarabunPSK"/>
+                <w:noProof/>
+                <w:color w:val="000000" w:themeColor="text1"/>
+                <w:sz w:val="28"/>
+                <w:szCs w:val="28"/>
+                <w:cs/>
+              </w:rPr>
+              <w:t>คอร์ปอเรชั่น จำกัด</w:t>
             </w:r>
             <w:r>
               <w:rPr>
@@ -7039,38 +4894,72 @@
                 <w:szCs w:val="28"/>
                 <w:cs/>
               </w:rPr>
-              <w:t xml:space="preserve">เลขที่ </w:t>
-            </w:r>
-            <w:r>
-              <w:rPr>
-                <w:rFonts w:ascii="TH SarabunPSK" w:hAnsi="TH SarabunPSK" w:cs="TH SarabunPSK"/>
-                <w:noProof/>
-                <w:color w:val="000000" w:themeColor="text1"/>
-                <w:sz w:val="28"/>
-                <w:szCs w:val="28"/>
-              </w:rPr>
-              <w:t xml:space="preserve">5442 </w:t>
-            </w:r>
-            <w:r>
-              <w:rPr>
-                <w:rFonts w:ascii="TH SarabunPSK" w:hAnsi="TH SarabunPSK" w:cs="TH SarabunPSK"/>
-                <w:noProof/>
-                <w:color w:val="000000" w:themeColor="text1"/>
-                <w:sz w:val="28"/>
-                <w:szCs w:val="28"/>
-                <w:cs/>
-              </w:rPr>
-              <w:t xml:space="preserve">เล่มที่ </w:t>
-            </w:r>
-            <w:r>
-              <w:rPr>
-                <w:rFonts w:ascii="TH SarabunPSK" w:hAnsi="TH SarabunPSK" w:cs="TH SarabunPSK"/>
-                <w:noProof/>
-                <w:color w:val="000000" w:themeColor="text1"/>
-                <w:sz w:val="28"/>
-                <w:szCs w:val="28"/>
-              </w:rPr>
-              <w:t>6906</w:t>
+              <w:t xml:space="preserve">(สาขาแหลมฉบัง) </w:t>
+            </w:r>
+          </w:p>
+          <w:p>
+            <w:pPr>
+              <w:jc w:val="thaiDistribute"/>
+              <w:rPr>
+                <w:rFonts w:ascii="TH SarabunPSK" w:hAnsi="TH SarabunPSK" w:cs="TH SarabunPSK"/>
+                <w:noProof/>
+                <w:color w:val="000000" w:themeColor="text1"/>
+                <w:sz w:val="28"/>
+                <w:szCs w:val="28"/>
+              </w:rPr>
+            </w:pPr>
+            <w:r>
+              <w:rPr>
+                <w:rFonts w:ascii="TH SarabunPSK" w:hAnsi="TH SarabunPSK" w:cs="TH SarabunPSK"/>
+                <w:noProof/>
+                <w:color w:val="000000" w:themeColor="text1"/>
+                <w:sz w:val="28"/>
+                <w:szCs w:val="28"/>
+                <w:cs/>
+              </w:rPr>
+              <w:t xml:space="preserve">(สาขาที่ </w:t>
+            </w:r>
+            <w:r>
+              <w:rPr>
+                <w:rFonts w:ascii="TH SarabunPSK" w:hAnsi="TH SarabunPSK" w:cs="TH SarabunPSK"/>
+                <w:noProof/>
+                <w:color w:val="000000" w:themeColor="text1"/>
+                <w:sz w:val="28"/>
+                <w:szCs w:val="28"/>
+              </w:rPr>
+              <w:t>00009</w:t>
+            </w:r>
+            <w:r>
+              <w:rPr>
+                <w:rFonts w:ascii="TH SarabunPSK" w:hAnsi="TH SarabunPSK" w:cs="TH SarabunPSK"/>
+                <w:noProof/>
+                <w:color w:val="000000" w:themeColor="text1"/>
+                <w:sz w:val="28"/>
+                <w:szCs w:val="28"/>
+                <w:cs/>
+              </w:rPr>
+              <w:t xml:space="preserve">) เลขที่ </w:t>
+            </w:r>
+            <w:r>
+              <w:rPr>
+                <w:rFonts w:ascii="TH SarabunPSK" w:hAnsi="TH SarabunPSK" w:cs="TH SarabunPSK"/>
+                <w:noProof/>
+                <w:color w:val="000000" w:themeColor="text1"/>
+                <w:sz w:val="28"/>
+                <w:szCs w:val="28"/>
+              </w:rPr>
+              <w:t>CS8690624-0346</w:t>
+            </w:r>
+            <w:r>
+              <w:rPr>
+                <w:rFonts w:ascii="TH SarabunPSK" w:hAnsi="TH SarabunPSK" w:cs="TH SarabunPSK"/>
+                <w:noProof/>
+                <w:color w:val="000000" w:themeColor="text1"/>
+                <w:sz w:val="28"/>
+                <w:szCs w:val="28"/>
+                <w:cs/>
+              </w:rPr>
+              <w:t xml:space="preserve"> </w:t>
             </w:r>
           </w:p>
           <w:p>
@@ -7107,7 +4996,7 @@
                 <w:sz w:val="28"/>
                 <w:szCs w:val="28"/>
               </w:rPr>
-              <w:t xml:space="preserve">26 </w:t>
+              <w:t xml:space="preserve">24 </w:t>
             </w:r>
             <w:r>
               <w:rPr>
@@ -7195,9 +5084,8 @@
                 <w:noProof/>
                 <w:sz w:val="28"/>
                 <w:szCs w:val="28"/>
-                <w:cs/>
-              </w:rPr>
-              <w:t>22,470</w:t>
+              </w:rPr>
+              <w:t>488</w:t>
             </w:r>
           </w:p>
         </w:tc>
@@ -7279,7 +5167,7 @@
                 <w:szCs w:val="28"/>
                 <w:cs/>
               </w:rPr>
-              <w:t>ใบเสร็จรับเงิน จอย จิ๊บ เครื่องเขียน</w:t>
+              <w:t>ใบเสร็จรับเงิน</w:t>
             </w:r>
             <w:r>
               <w:rPr>
@@ -7300,103 +5188,50 @@
                 <w:szCs w:val="28"/>
                 <w:cs/>
               </w:rPr>
-              <w:t>(</w:t>
-            </w:r>
-            <w:r>
-              <w:rPr>
-                <w:rFonts w:ascii="TH SarabunPSK" w:hAnsi="TH SarabunPSK" w:cs="TH SarabunPSK"/>
-                <w:noProof/>
-                <w:color w:val="000000" w:themeColor="text1"/>
-                <w:sz w:val="28"/>
-                <w:szCs w:val="28"/>
-              </w:rPr>
-              <w:t>2019</w:t>
-            </w:r>
-            <w:r>
-              <w:rPr>
-                <w:rFonts w:ascii="TH SarabunPSK" w:hAnsi="TH SarabunPSK" w:cs="TH SarabunPSK"/>
-                <w:noProof/>
-                <w:color w:val="000000" w:themeColor="text1"/>
-                <w:sz w:val="28"/>
-                <w:szCs w:val="28"/>
-                <w:cs/>
-              </w:rPr>
-              <w:t>)</w:t>
-            </w:r>
-            <w:r>
-              <w:rPr>
-                <w:rFonts w:ascii="TH SarabunPSK" w:hAnsi="TH SarabunPSK" w:cs="TH SarabunPSK"/>
-                <w:noProof/>
-                <w:color w:val="000000" w:themeColor="text1"/>
-                <w:sz w:val="28"/>
-                <w:szCs w:val="28"/>
+              <w:t>บริษัท ซีพี แอ็กซ์ตร้า จำกัด (มหาชน) เลขที่</w:t>
+            </w:r>
+            <w:r>
+              <w:rPr>
+                <w:rFonts w:ascii="TH SarabunPSK" w:hAnsi="TH SarabunPSK" w:cs="TH SarabunPSK"/>
+                <w:noProof/>
+                <w:color w:val="000000" w:themeColor="text1"/>
+                <w:sz w:val="28"/>
+                <w:szCs w:val="28"/>
+              </w:rPr>
+              <w:t xml:space="preserve"> 1095</w:t>
+            </w:r>
+            <w:r>
+              <w:rPr>
+                <w:rFonts w:ascii="TH SarabunPSK" w:hAnsi="TH SarabunPSK" w:cs="TH SarabunPSK"/>
+                <w:noProof/>
+                <w:color w:val="000000" w:themeColor="text1"/>
+                <w:sz w:val="28"/>
+                <w:szCs w:val="28"/>
+                <w:cs/>
+              </w:rPr>
+              <w:t>0</w:t>
+            </w:r>
+            <w:r>
+              <w:rPr>
+                <w:rFonts w:ascii="TH SarabunPSK" w:hAnsi="TH SarabunPSK" w:cs="TH SarabunPSK"/>
+                <w:noProof/>
+                <w:color w:val="000000" w:themeColor="text1"/>
+                <w:sz w:val="28"/>
+                <w:szCs w:val="28"/>
+              </w:rPr>
+              <w:t>1352015</w:t>
+            </w:r>
+            <w:r>
+              <w:rPr>
+                <w:rFonts w:ascii="TH SarabunPSK" w:hAnsi="TH SarabunPSK" w:cs="TH SarabunPSK"/>
+                <w:noProof/>
+                <w:color w:val="000000" w:themeColor="text1"/>
+                <w:sz w:val="28"/>
+                <w:szCs w:val="28"/>
+                <w:cs/>
               </w:rPr>
               <w:t xml:space="preserve"> </w:t>
             </w:r>
-            <w:r>
-              <w:rPr>
-                <w:rFonts w:ascii="TH SarabunPSK" w:hAnsi="TH SarabunPSK" w:cs="TH SarabunPSK"/>
-                <w:noProof/>
-                <w:color w:val="000000" w:themeColor="text1"/>
-                <w:sz w:val="28"/>
-                <w:szCs w:val="28"/>
-                <w:cs/>
-              </w:rPr>
-              <w:t xml:space="preserve">สำนักงานใหญ่ </w:t>
-            </w:r>
-            <w:r>
-              <w:rPr>
-                <w:rFonts w:ascii="TH SarabunPSK" w:hAnsi="TH SarabunPSK" w:cs="TH SarabunPSK"/>
-                <w:noProof/>
-                <w:color w:val="000000" w:themeColor="text1"/>
-                <w:sz w:val="28"/>
-                <w:szCs w:val="28"/>
-                <w:cs/>
-              </w:rPr>
-              <w:t xml:space="preserve">เลขที่ </w:t>
-            </w:r>
-            <w:r>
-              <w:rPr>
-                <w:rFonts w:ascii="TH SarabunPSK" w:hAnsi="TH SarabunPSK" w:cs="TH SarabunPSK"/>
-                <w:noProof/>
-                <w:color w:val="000000" w:themeColor="text1"/>
-                <w:sz w:val="28"/>
-                <w:szCs w:val="28"/>
-              </w:rPr>
-              <w:t>28</w:t>
-            </w:r>
-            <w:r>
-              <w:rPr>
-                <w:rFonts w:ascii="TH SarabunPSK" w:hAnsi="TH SarabunPSK" w:cs="TH SarabunPSK"/>
-                <w:noProof/>
-                <w:color w:val="000000" w:themeColor="text1"/>
-                <w:sz w:val="28"/>
-                <w:szCs w:val="28"/>
-                <w:cs/>
-              </w:rPr>
-              <w:t>07</w:t>
-            </w:r>
-            <w:r>
-              <w:rPr>
-                <w:rFonts w:ascii="TH SarabunPSK" w:hAnsi="TH SarabunPSK" w:cs="TH SarabunPSK"/>
-                <w:noProof/>
-                <w:color w:val="000000" w:themeColor="text1"/>
-                <w:sz w:val="28"/>
-                <w:szCs w:val="28"/>
-              </w:rPr>
-              <w:t xml:space="preserve"> </w:t>
-            </w:r>
-            <w:r>
-              <w:rPr>
-                <w:rFonts w:ascii="TH SarabunPSK" w:hAnsi="TH SarabunPSK" w:cs="TH SarabunPSK"/>
-                <w:noProof/>
-                <w:color w:val="000000" w:themeColor="text1"/>
-                <w:sz w:val="28"/>
-                <w:szCs w:val="28"/>
-                <w:cs/>
-              </w:rPr>
-              <w:t>เล่มที่ 29</w:t>
-            </w:r>
           </w:p>
           <w:p>
             <w:pPr>
@@ -7421,38 +5256,7 @@
                 <w:szCs w:val="28"/>
                 <w:cs/>
               </w:rPr>
-              <w:t xml:space="preserve">ลงวันที่ </w:t>
-            </w:r>
-            <w:r>
-              <w:rPr>
-                <w:rFonts w:ascii="TH SarabunPSK" w:hAnsi="TH SarabunPSK" w:cs="TH SarabunPSK"/>
-                <w:noProof/>
-                <w:color w:val="000000" w:themeColor="text1"/>
-                <w:sz w:val="28"/>
-                <w:szCs w:val="28"/>
-              </w:rPr>
-              <w:t xml:space="preserve">26 </w:t>
-            </w:r>
-            <w:r>
-              <w:rPr>
-                <w:rFonts w:ascii="TH SarabunPSK" w:hAnsi="TH SarabunPSK" w:cs="TH SarabunPSK"/>
-                <w:noProof/>
-                <w:color w:val="000000" w:themeColor="text1"/>
-                <w:sz w:val="28"/>
-                <w:szCs w:val="28"/>
-                <w:cs/>
-              </w:rPr>
-              <w:t xml:space="preserve">มิถุนายน </w:t>
-            </w:r>
-            <w:r>
-              <w:rPr>
-                <w:rFonts w:ascii="TH SarabunPSK" w:hAnsi="TH SarabunPSK" w:cs="TH SarabunPSK"/>
-                <w:noProof/>
-                <w:color w:val="000000" w:themeColor="text1"/>
-                <w:sz w:val="28"/>
-                <w:szCs w:val="28"/>
-              </w:rPr>
-              <w:t>2569</w:t>
+              <w:t>ลงวันที่ 24 มิถุนายน 2569</w:t>
             </w:r>
           </w:p>
         </w:tc>
@@ -7519,17 +5323,15 @@
             <w:r>
               <w:rPr>
                 <w:rFonts w:ascii="TH SarabunPSK" w:hAnsi="TH SarabunPSK" w:cs="TH SarabunPSK"/>
-                <w:b/>
-                <w:bCs/>
-                <w:i/>
-                <w:iCs/>
-                <w:noProof/>
-                <w:color w:val="000000" w:themeColor="text1"/>
-                <w:sz w:val="28"/>
-                <w:szCs w:val="28"/>
-                <w:cs/>
-              </w:rPr>
-              <w:t>720</w:t>
+                <w:i/>
+                <w:iCs/>
+                <w:noProof/>
+                <w:color w:val="000000" w:themeColor="text1"/>
+                <w:sz w:val="28"/>
+                <w:szCs w:val="28"/>
+                <w:cs/>
+              </w:rPr>
+              <w:t>5,828</w:t>
             </w:r>
           </w:p>
         </w:tc>
@@ -7612,17 +5414,17 @@
                 <w:szCs w:val="28"/>
                 <w:cs/>
               </w:rPr>
-              <w:t>ใบเสร็จรับเงิน จอย จิ๊บ เครื่องเขียน (</w:t>
-            </w:r>
-            <w:r>
-              <w:rPr>
-                <w:rFonts w:ascii="TH SarabunPSK" w:hAnsi="TH SarabunPSK" w:cs="TH SarabunPSK"/>
-                <w:noProof/>
-                <w:color w:val="000000" w:themeColor="text1"/>
-                <w:sz w:val="28"/>
-                <w:szCs w:val="28"/>
-              </w:rPr>
-              <w:t>2019</w:t>
+              <w:t xml:space="preserve">ใบเสร็จรับเงิน ศูนย์พิมพ์ ป้าย ทีแม็กซ์-ดีไซน์ (สาขา </w:t>
+            </w:r>
+            <w:r>
+              <w:rPr>
+                <w:rFonts w:ascii="TH SarabunPSK" w:hAnsi="TH SarabunPSK" w:cs="TH SarabunPSK"/>
+                <w:noProof/>
+                <w:color w:val="000000" w:themeColor="text1"/>
+                <w:sz w:val="28"/>
+                <w:szCs w:val="28"/>
+              </w:rPr>
+              <w:t>5</w:t>
             </w:r>
             <w:r>
               <w:rPr>
@@ -7635,28 +5437,6 @@
               </w:rPr>
               <w:t>)</w:t>
             </w:r>
-          </w:p>
-          <w:p>
-            <w:pPr>
-              <w:rPr>
-                <w:rFonts w:ascii="TH SarabunPSK" w:hAnsi="TH SarabunPSK" w:cs="TH SarabunPSK"/>
-                <w:noProof/>
-                <w:color w:val="000000" w:themeColor="text1"/>
-                <w:sz w:val="28"/>
-                <w:szCs w:val="28"/>
-              </w:rPr>
-            </w:pPr>
-            <w:r>
-              <w:rPr>
-                <w:rFonts w:ascii="TH SarabunPSK" w:hAnsi="TH SarabunPSK" w:cs="TH SarabunPSK"/>
-                <w:noProof/>
-                <w:color w:val="000000" w:themeColor="text1"/>
-                <w:sz w:val="28"/>
-                <w:szCs w:val="28"/>
-                <w:cs/>
-              </w:rPr>
-              <w:t>สำนักงานใหญ่</w:t>
-            </w:r>
             <w:r>
               <w:rPr>
                 <w:rFonts w:ascii="TH SarabunPSK" w:hAnsi="TH SarabunPSK" w:cs="TH SarabunPSK"/>
@@ -7686,28 +5466,28 @@
                 <w:sz w:val="28"/>
                 <w:szCs w:val="28"/>
               </w:rPr>
-              <w:t>28</w:t>
-            </w:r>
-            <w:r>
-              <w:rPr>
-                <w:rFonts w:ascii="TH SarabunPSK" w:hAnsi="TH SarabunPSK" w:cs="TH SarabunPSK"/>
-                <w:noProof/>
-                <w:color w:val="000000" w:themeColor="text1"/>
-                <w:sz w:val="28"/>
-                <w:szCs w:val="28"/>
-                <w:cs/>
-              </w:rPr>
-              <w:t>09 เล่มที่ 29</w:t>
-            </w:r>
-            <w:r>
-              <w:rPr>
-                <w:rFonts w:ascii="TH SarabunPSK" w:hAnsi="TH SarabunPSK" w:cs="TH SarabunPSK"/>
-                <w:noProof/>
-                <w:color w:val="000000" w:themeColor="text1"/>
-                <w:sz w:val="28"/>
-                <w:szCs w:val="28"/>
-              </w:rPr>
-              <w:t xml:space="preserve"> </w:t>
+              <w:t xml:space="preserve">5441 </w:t>
+            </w:r>
+            <w:r>
+              <w:rPr>
+                <w:rFonts w:ascii="TH SarabunPSK" w:hAnsi="TH SarabunPSK" w:cs="TH SarabunPSK"/>
+                <w:noProof/>
+                <w:color w:val="000000" w:themeColor="text1"/>
+                <w:sz w:val="28"/>
+                <w:szCs w:val="28"/>
+                <w:cs/>
+              </w:rPr>
+              <w:t xml:space="preserve">เล่มที่ </w:t>
+            </w:r>
+            <w:r>
+              <w:rPr>
+                <w:rFonts w:ascii="TH SarabunPSK" w:hAnsi="TH SarabunPSK" w:cs="TH SarabunPSK"/>
+                <w:noProof/>
+                <w:color w:val="000000" w:themeColor="text1"/>
+                <w:sz w:val="28"/>
+                <w:szCs w:val="28"/>
+              </w:rPr>
+              <w:t>6906</w:t>
             </w:r>
           </w:p>
           <w:p>
@@ -7840,7 +5620,7 @@
                 <w:szCs w:val="28"/>
                 <w:cs/>
               </w:rPr>
-              <w:t>1,595</w:t>
+              <w:t>12,198</w:t>
             </w:r>
           </w:p>
         </w:tc>
@@ -7992,24 +5772,25 @@
             </w:r>
             <w:r>
               <w:rPr>
-                <w:rFonts w:ascii="TH SarabunPSK" w:hAnsi="TH SarabunPSK" w:cs="TH SarabunPSK"/>
-                <w:noProof/>
-                <w:color w:val="000000" w:themeColor="text1"/>
-                <w:sz w:val="28"/>
-                <w:szCs w:val="28"/>
-              </w:rPr>
-              <w:t>28</w:t>
-            </w:r>
-            <w:r>
-              <w:rPr>
-                <w:rFonts w:ascii="TH SarabunPSK" w:hAnsi="TH SarabunPSK" w:cs="TH SarabunPSK"/>
-                <w:noProof/>
-                <w:color w:val="000000" w:themeColor="text1"/>
-                <w:sz w:val="28"/>
-                <w:szCs w:val="28"/>
-                <w:cs/>
-              </w:rPr>
-              <w:t xml:space="preserve">13 เล่มที่ 29 </w:t>
+                <w:rFonts w:ascii="TH SarabunPSK" w:hAnsi="TH SarabunPSK" w:cs="TH SarabunPSK" w:hint="cs"/>
+                <w:noProof/>
+                <w:color w:val="000000" w:themeColor="text1"/>
+                <w:sz w:val="28"/>
+                <w:szCs w:val="28"/>
+                <w:cs/>
+              </w:rPr>
+              <w:t>2807</w:t>
+            </w:r>
+            <w:r>
+              <w:rPr>
+                <w:rFonts w:ascii="TH SarabunPSK" w:hAnsi="TH SarabunPSK" w:cs="TH SarabunPSK"/>
+                <w:noProof/>
+                <w:color w:val="000000" w:themeColor="text1"/>
+                <w:sz w:val="28"/>
+                <w:szCs w:val="28"/>
+                <w:cs/>
+              </w:rPr>
+              <w:t xml:space="preserve"> เล่มที่ 29 </w:t>
             </w:r>
           </w:p>
           <w:p>
@@ -8131,18 +5912,18 @@
             </w:pPr>
             <w:r>
               <w:rPr>
-                <w:rFonts w:ascii="TH SarabunPSK" w:hAnsi="TH SarabunPSK" w:cs="TH SarabunPSK"/>
-                <w:b/>
-                <w:bCs/>
-                <w:i/>
-                <w:iCs/>
-                <w:noProof/>
-                <w:color w:val="000000" w:themeColor="text1"/>
-                <w:sz w:val="28"/>
-                <w:szCs w:val="28"/>
-                <w:cs/>
-              </w:rPr>
-              <w:t>425</w:t>
+                <w:rFonts w:ascii="TH SarabunPSK" w:hAnsi="TH SarabunPSK" w:cs="TH SarabunPSK" w:hint="cs"/>
+                <w:b/>
+                <w:bCs/>
+                <w:i/>
+                <w:iCs/>
+                <w:noProof/>
+                <w:color w:val="000000" w:themeColor="text1"/>
+                <w:sz w:val="28"/>
+                <w:szCs w:val="28"/>
+                <w:cs/>
+              </w:rPr>
+              <w:t>720</w:t>
             </w:r>
           </w:p>
         </w:tc>
@@ -8304,14 +6085,25 @@
             </w:r>
             <w:r>
               <w:rPr>
-                <w:rFonts w:ascii="TH SarabunPSK" w:hAnsi="TH SarabunPSK" w:cs="TH SarabunPSK"/>
-                <w:noProof/>
-                <w:color w:val="000000" w:themeColor="text1"/>
-                <w:sz w:val="28"/>
-                <w:szCs w:val="28"/>
-                <w:cs/>
-              </w:rPr>
-              <w:t>14 เล่มที่ 29</w:t>
+                <w:rFonts w:ascii="TH SarabunPSK" w:hAnsi="TH SarabunPSK" w:cs="TH SarabunPSK" w:hint="cs"/>
+                <w:noProof/>
+                <w:color w:val="000000" w:themeColor="text1"/>
+                <w:sz w:val="28"/>
+                <w:szCs w:val="28"/>
+                <w:cs/>
+              </w:rPr>
+              <w:t>09</w:t>
+            </w:r>
+            <w:r>
+              <w:rPr>
+                <w:rFonts w:ascii="TH SarabunPSK" w:hAnsi="TH SarabunPSK" w:cs="TH SarabunPSK"/>
+                <w:noProof/>
+                <w:color w:val="000000" w:themeColor="text1"/>
+                <w:sz w:val="28"/>
+                <w:szCs w:val="28"/>
+                <w:cs/>
+              </w:rPr>
+              <w:t xml:space="preserve"> เล่มที่ 29</w:t>
             </w:r>
             <w:r>
               <w:rPr>
@@ -8443,18 +6235,18 @@
             </w:pPr>
             <w:r>
               <w:rPr>
-                <w:rFonts w:ascii="TH SarabunPSK" w:hAnsi="TH SarabunPSK" w:cs="TH SarabunPSK"/>
-                <w:b/>
-                <w:bCs/>
-                <w:i/>
-                <w:iCs/>
-                <w:noProof/>
-                <w:color w:val="000000" w:themeColor="text1"/>
-                <w:sz w:val="28"/>
-                <w:szCs w:val="28"/>
-                <w:cs/>
-              </w:rPr>
-              <w:t>960</w:t>
+                <w:rFonts w:ascii="TH SarabunPSK" w:hAnsi="TH SarabunPSK" w:cs="TH SarabunPSK" w:hint="cs"/>
+                <w:b/>
+                <w:bCs/>
+                <w:i/>
+                <w:iCs/>
+                <w:noProof/>
+                <w:color w:val="000000" w:themeColor="text1"/>
+                <w:sz w:val="28"/>
+                <w:szCs w:val="28"/>
+                <w:cs/>
+              </w:rPr>
+              <w:t>1,595</w:t>
             </w:r>
           </w:p>
         </w:tc>
@@ -8521,49 +6313,66 @@
           </w:tcPr>
           <w:p>
             <w:pPr>
-              <w:rPr>
-                <w:rFonts w:ascii="TH SarabunPSK" w:hAnsi="TH SarabunPSK" w:cs="TH SarabunPSK"/>
-                <w:noProof/>
-                <w:color w:val="000000" w:themeColor="text1"/>
-                <w:sz w:val="28"/>
-                <w:szCs w:val="28"/>
-              </w:rPr>
-            </w:pPr>
-            <w:r>
-              <w:rPr>
-                <w:rFonts w:ascii="TH SarabunPSK" w:hAnsi="TH SarabunPSK" w:cs="TH SarabunPSK"/>
-                <w:noProof/>
-                <w:color w:val="000000" w:themeColor="text1"/>
-                <w:sz w:val="28"/>
-                <w:szCs w:val="28"/>
-                <w:cs/>
-              </w:rPr>
-              <w:t xml:space="preserve">ใบเสร็จรับเงิน ศูนย์พิมพ์ ป้าย ทีแม็กซ์-ดีไซน์ (สาขา </w:t>
-            </w:r>
-            <w:r>
-              <w:rPr>
-                <w:rFonts w:ascii="TH SarabunPSK" w:hAnsi="TH SarabunPSK" w:cs="TH SarabunPSK"/>
-                <w:noProof/>
-                <w:color w:val="000000" w:themeColor="text1"/>
-                <w:sz w:val="28"/>
-                <w:szCs w:val="28"/>
-              </w:rPr>
-              <w:t>5</w:t>
-            </w:r>
-            <w:r>
-              <w:rPr>
-                <w:rFonts w:ascii="TH SarabunPSK" w:hAnsi="TH SarabunPSK" w:cs="TH SarabunPSK"/>
-                <w:noProof/>
-                <w:color w:val="000000" w:themeColor="text1"/>
-                <w:sz w:val="28"/>
-                <w:szCs w:val="28"/>
-                <w:cs/>
-              </w:rPr>
-              <w:t>)</w:t>
-            </w:r>
-            <w:r>
-              <w:rPr>
-                <w:rFonts w:ascii="TH SarabunPSK" w:hAnsi="TH SarabunPSK" w:cs="TH SarabunPSK"/>
+              <w:jc w:val="thaiDistribute"/>
+              <w:rPr>
+                <w:noProof/>
+                <w:color w:val="000000" w:themeColor="text1"/>
+                <w:sz w:val="28"/>
+                <w:szCs w:val="28"/>
+              </w:rPr>
+            </w:pPr>
+            <w:r>
+              <w:rPr>
+                <w:noProof/>
+                <w:color w:val="000000" w:themeColor="text1"/>
+                <w:sz w:val="28"/>
+                <w:szCs w:val="28"/>
+                <w:cs/>
+              </w:rPr>
+              <w:t>ใบเสร็จรับเงิน จอย จิ๊บ เครื่องเขียน (</w:t>
+            </w:r>
+            <w:r>
+              <w:rPr>
+                <w:noProof/>
+                <w:color w:val="000000" w:themeColor="text1"/>
+                <w:sz w:val="28"/>
+                <w:szCs w:val="28"/>
+              </w:rPr>
+              <w:t>2019</w:t>
+            </w:r>
+            <w:r>
+              <w:rPr>
+                <w:noProof/>
+                <w:color w:val="000000" w:themeColor="text1"/>
+                <w:sz w:val="28"/>
+                <w:szCs w:val="28"/>
+                <w:cs/>
+              </w:rPr>
+              <w:t xml:space="preserve">) </w:t>
+            </w:r>
+          </w:p>
+          <w:p>
+            <w:pPr>
+              <w:jc w:val="thaiDistribute"/>
+              <w:rPr>
+                <w:noProof/>
+                <w:color w:val="000000" w:themeColor="text1"/>
+                <w:sz w:val="28"/>
+                <w:szCs w:val="28"/>
+              </w:rPr>
+            </w:pPr>
+            <w:r>
+              <w:rPr>
+                <w:noProof/>
+                <w:color w:val="000000" w:themeColor="text1"/>
+                <w:sz w:val="28"/>
+                <w:szCs w:val="28"/>
+                <w:cs/>
+              </w:rPr>
+              <w:t>สำนักงานใหญ่</w:t>
+            </w:r>
+            <w:r>
+              <w:rPr>
                 <w:noProof/>
                 <w:color w:val="000000" w:themeColor="text1"/>
                 <w:sz w:val="28"/>
@@ -8573,18 +6382,37 @@
             </w:r>
             <w:r>
               <w:rPr>
-                <w:rFonts w:ascii="TH SarabunPSK" w:hAnsi="TH SarabunPSK" w:cs="TH SarabunPSK"/>
-                <w:noProof/>
-                <w:color w:val="000000" w:themeColor="text1"/>
-                <w:sz w:val="28"/>
-                <w:szCs w:val="28"/>
-                <w:cs/>
-              </w:rPr>
-              <w:t>เลขที่ 5025</w:t>
-            </w:r>
-            <w:r>
-              <w:rPr>
-                <w:rFonts w:ascii="TH SarabunPSK" w:hAnsi="TH SarabunPSK" w:cs="TH SarabunPSK"/>
+                <w:noProof/>
+                <w:color w:val="000000" w:themeColor="text1"/>
+                <w:sz w:val="28"/>
+                <w:szCs w:val="28"/>
+                <w:cs/>
+              </w:rPr>
+              <w:t>เลขที่ 28</w:t>
+            </w:r>
+            <w:r>
+              <w:rPr>
+                <w:rFonts w:hint="cs"/>
+                <w:noProof/>
+                <w:color w:val="000000" w:themeColor="text1"/>
+                <w:sz w:val="28"/>
+                <w:szCs w:val="28"/>
+                <w:cs/>
+              </w:rPr>
+              <w:t>13</w:t>
+            </w:r>
+            <w:r>
+              <w:rPr>
+                <w:noProof/>
+                <w:color w:val="000000" w:themeColor="text1"/>
+                <w:sz w:val="28"/>
+                <w:szCs w:val="28"/>
+                <w:cs/>
+              </w:rPr>
+              <w:t xml:space="preserve"> เล่มที่ 29</w:t>
+            </w:r>
+            <w:r>
+              <w:rPr>
                 <w:noProof/>
                 <w:color w:val="000000" w:themeColor="text1"/>
                 <w:sz w:val="28"/>
@@ -8592,43 +6420,50 @@
               </w:rPr>
               <w:t xml:space="preserve"> </w:t>
             </w:r>
-            <w:r>
-              <w:rPr>
-                <w:rFonts w:ascii="TH SarabunPSK" w:hAnsi="TH SarabunPSK" w:cs="TH SarabunPSK"/>
-                <w:noProof/>
-                <w:color w:val="000000" w:themeColor="text1"/>
-                <w:sz w:val="28"/>
-                <w:szCs w:val="28"/>
-                <w:cs/>
-              </w:rPr>
-              <w:t>เล่มที่ 6907</w:t>
-            </w:r>
-          </w:p>
-          <w:p>
-            <w:pPr>
-              <w:rPr>
-                <w:rFonts w:ascii="TH SarabunPSK" w:hAnsi="TH SarabunPSK" w:cs="TH SarabunPSK"/>
-                <w:noProof/>
-                <w:color w:val="000000" w:themeColor="text1"/>
-                <w:sz w:val="28"/>
-                <w:szCs w:val="28"/>
-                <w:cs/>
-              </w:rPr>
-            </w:pPr>
-            <w:r>
-              <w:rPr>
-                <w:rFonts w:ascii="TH SarabunPSK" w:hAnsi="TH SarabunPSK" w:cs="TH SarabunPSK"/>
-                <w:noProof/>
-                <w:color w:val="000000" w:themeColor="text1"/>
-                <w:sz w:val="28"/>
-                <w:szCs w:val="28"/>
-                <w:cs/>
-              </w:rPr>
-              <w:t>ลงวันที่ 1</w:t>
-            </w:r>
-            <w:r>
-              <w:rPr>
-                <w:rFonts w:ascii="TH SarabunPSK" w:hAnsi="TH SarabunPSK" w:cs="TH SarabunPSK"/>
+          </w:p>
+          <w:p>
+            <w:pPr>
+              <w:rPr>
+                <w:rFonts w:ascii="TH SarabunPSK" w:hAnsi="TH SarabunPSK" w:cs="TH SarabunPSK"/>
+                <w:noProof/>
+                <w:color w:val="000000" w:themeColor="text1"/>
+                <w:sz w:val="28"/>
+                <w:szCs w:val="28"/>
+                <w:cs/>
+              </w:rPr>
+            </w:pPr>
+            <w:r>
+              <w:rPr>
+                <w:noProof/>
+                <w:color w:val="000000" w:themeColor="text1"/>
+                <w:sz w:val="28"/>
+                <w:szCs w:val="28"/>
+                <w:cs/>
+              </w:rPr>
+              <w:t xml:space="preserve">ลงวันที่ </w:t>
+            </w:r>
+            <w:r>
+              <w:rPr>
+                <w:noProof/>
+                <w:color w:val="000000" w:themeColor="text1"/>
+                <w:sz w:val="28"/>
+                <w:szCs w:val="28"/>
+              </w:rPr>
+              <w:t>2</w:t>
+            </w:r>
+            <w:r>
+              <w:rPr>
+                <w:rFonts w:hint="cs"/>
+                <w:noProof/>
+                <w:color w:val="000000" w:themeColor="text1"/>
+                <w:sz w:val="28"/>
+                <w:szCs w:val="28"/>
+                <w:cs/>
+              </w:rPr>
+              <w:t>6</w:t>
+            </w:r>
+            <w:r>
+              <w:rPr>
                 <w:noProof/>
                 <w:color w:val="000000" w:themeColor="text1"/>
                 <w:sz w:val="28"/>
@@ -8638,18 +6473,16 @@
             </w:r>
             <w:r>
               <w:rPr>
-                <w:rFonts w:ascii="TH SarabunPSK" w:hAnsi="TH SarabunPSK" w:cs="TH SarabunPSK"/>
-                <w:noProof/>
-                <w:color w:val="000000" w:themeColor="text1"/>
-                <w:sz w:val="28"/>
-                <w:szCs w:val="28"/>
-                <w:cs/>
-              </w:rPr>
-              <w:t xml:space="preserve">กรกฎาคม </w:t>
-            </w:r>
-            <w:r>
-              <w:rPr>
-                <w:rFonts w:ascii="TH SarabunPSK" w:hAnsi="TH SarabunPSK" w:cs="TH SarabunPSK"/>
+                <w:noProof/>
+                <w:color w:val="000000" w:themeColor="text1"/>
+                <w:sz w:val="28"/>
+                <w:szCs w:val="28"/>
+                <w:cs/>
+              </w:rPr>
+              <w:t xml:space="preserve">มิถุนายน </w:t>
+            </w:r>
+            <w:r>
+              <w:rPr>
                 <w:noProof/>
                 <w:color w:val="000000" w:themeColor="text1"/>
                 <w:sz w:val="28"/>
@@ -8723,18 +6556,15 @@
             </w:pPr>
             <w:r>
               <w:rPr>
-                <w:rFonts w:ascii="TH SarabunPSK" w:hAnsi="TH SarabunPSK" w:cs="TH SarabunPSK"/>
-                <w:b/>
-                <w:bCs/>
-                <w:i/>
-                <w:iCs/>
-                <w:noProof/>
-                <w:color w:val="000000" w:themeColor="text1"/>
-                <w:sz w:val="28"/>
-                <w:szCs w:val="28"/>
-                <w:cs/>
-              </w:rPr>
-              <w:t>6,420</w:t>
+                <w:rFonts w:ascii="TH SarabunPSK" w:hAnsi="TH SarabunPSK" w:cs="TH SarabunPSK" w:hint="cs"/>
+                <w:b/>
+                <w:bCs/>
+                <w:noProof/>
+                <w:sz w:val="28"/>
+                <w:szCs w:val="28"/>
+                <w:cs/>
+              </w:rPr>
+              <w:t>425</w:t>
             </w:r>
           </w:p>
         </w:tc>
@@ -8803,50 +6633,64 @@
             <w:pPr>
               <w:jc w:val="thaiDistribute"/>
               <w:rPr>
-                <w:rFonts w:ascii="TH SarabunPSK" w:hAnsi="TH SarabunPSK" w:cs="TH SarabunPSK"/>
-                <w:noProof/>
-                <w:color w:val="000000" w:themeColor="text1"/>
-                <w:sz w:val="28"/>
-                <w:szCs w:val="28"/>
-              </w:rPr>
-            </w:pPr>
-            <w:r>
-              <w:rPr>
-                <w:rFonts w:ascii="TH SarabunPSK" w:hAnsi="TH SarabunPSK" w:cs="TH SarabunPSK"/>
-                <w:noProof/>
-                <w:color w:val="000000" w:themeColor="text1"/>
-                <w:sz w:val="28"/>
-                <w:szCs w:val="28"/>
-                <w:cs/>
-              </w:rPr>
-              <w:t xml:space="preserve">ใบเสร็จรับเงิน บริษัท ฮาร์ดแวร์เฮาส์ </w:t>
-            </w:r>
-          </w:p>
-          <w:p>
-            <w:pPr>
-              <w:jc w:val="thaiDistribute"/>
-              <w:rPr>
-                <w:rFonts w:ascii="TH SarabunPSK" w:hAnsi="TH SarabunPSK" w:cs="TH SarabunPSK"/>
-                <w:noProof/>
-                <w:color w:val="000000" w:themeColor="text1"/>
-                <w:sz w:val="28"/>
-                <w:szCs w:val="28"/>
-              </w:rPr>
-            </w:pPr>
-            <w:r>
-              <w:rPr>
-                <w:rFonts w:ascii="TH SarabunPSK" w:hAnsi="TH SarabunPSK" w:cs="TH SarabunPSK"/>
-                <w:noProof/>
-                <w:color w:val="000000" w:themeColor="text1"/>
-                <w:sz w:val="28"/>
-                <w:szCs w:val="28"/>
-                <w:cs/>
-              </w:rPr>
-              <w:t>คอร์ปอเรชั่น จำกัด</w:t>
-            </w:r>
-            <w:r>
-              <w:rPr>
-                <w:rFonts w:ascii="TH SarabunPSK" w:hAnsi="TH SarabunPSK" w:cs="TH SarabunPSK"/>
+                <w:noProof/>
+                <w:color w:val="000000" w:themeColor="text1"/>
+                <w:sz w:val="28"/>
+                <w:szCs w:val="28"/>
+              </w:rPr>
+            </w:pPr>
+            <w:r>
+              <w:rPr>
+                <w:noProof/>
+                <w:color w:val="000000" w:themeColor="text1"/>
+                <w:sz w:val="28"/>
+                <w:szCs w:val="28"/>
+                <w:cs/>
+              </w:rPr>
+              <w:t>ใบเสร็จรับเงิน จอย จิ๊บ เครื่องเขียน (</w:t>
+            </w:r>
+            <w:r>
+              <w:rPr>
+                <w:noProof/>
+                <w:color w:val="000000" w:themeColor="text1"/>
+                <w:sz w:val="28"/>
+                <w:szCs w:val="28"/>
+              </w:rPr>
+              <w:t>2019</w:t>
+            </w:r>
+            <w:r>
+              <w:rPr>
+                <w:noProof/>
+                <w:color w:val="000000" w:themeColor="text1"/>
+                <w:sz w:val="28"/>
+                <w:szCs w:val="28"/>
+                <w:cs/>
+              </w:rPr>
+              <w:t xml:space="preserve">) </w:t>
+            </w:r>
+          </w:p>
+          <w:p>
+            <w:pPr>
+              <w:jc w:val="thaiDistribute"/>
+              <w:rPr>
+                <w:noProof/>
+                <w:color w:val="000000" w:themeColor="text1"/>
+                <w:sz w:val="28"/>
+                <w:szCs w:val="28"/>
+              </w:rPr>
+            </w:pPr>
+            <w:r>
+              <w:rPr>
+                <w:noProof/>
+                <w:color w:val="000000" w:themeColor="text1"/>
+                <w:sz w:val="28"/>
+                <w:szCs w:val="28"/>
+                <w:cs/>
+              </w:rPr>
+              <w:t>สำนักงานใหญ่</w:t>
+            </w:r>
+            <w:r>
+              <w:rPr>
                 <w:noProof/>
                 <w:color w:val="000000" w:themeColor="text1"/>
                 <w:sz w:val="28"/>
@@ -8856,77 +6700,41 @@
             </w:r>
             <w:r>
               <w:rPr>
-                <w:rFonts w:ascii="TH SarabunPSK" w:hAnsi="TH SarabunPSK" w:cs="TH SarabunPSK"/>
-                <w:noProof/>
-                <w:color w:val="000000" w:themeColor="text1"/>
-                <w:sz w:val="28"/>
-                <w:szCs w:val="28"/>
-                <w:cs/>
-              </w:rPr>
-              <w:t xml:space="preserve">(สาขาแหลมฉบัง) </w:t>
-            </w:r>
-          </w:p>
-          <w:p>
-            <w:pPr>
-              <w:jc w:val="thaiDistribute"/>
-              <w:rPr>
-                <w:rFonts w:ascii="TH SarabunPSK" w:hAnsi="TH SarabunPSK" w:cs="TH SarabunPSK"/>
-                <w:noProof/>
-                <w:color w:val="000000" w:themeColor="text1"/>
-                <w:sz w:val="28"/>
-                <w:szCs w:val="28"/>
-              </w:rPr>
-            </w:pPr>
-            <w:r>
-              <w:rPr>
-                <w:rFonts w:ascii="TH SarabunPSK" w:hAnsi="TH SarabunPSK" w:cs="TH SarabunPSK"/>
-                <w:noProof/>
-                <w:color w:val="000000" w:themeColor="text1"/>
-                <w:sz w:val="28"/>
-                <w:szCs w:val="28"/>
-                <w:cs/>
-              </w:rPr>
-              <w:t xml:space="preserve">(สาขาที่ </w:t>
-            </w:r>
-            <w:r>
-              <w:rPr>
-                <w:rFonts w:ascii="TH SarabunPSK" w:hAnsi="TH SarabunPSK" w:cs="TH SarabunPSK"/>
-                <w:noProof/>
-                <w:color w:val="000000" w:themeColor="text1"/>
-                <w:sz w:val="28"/>
-                <w:szCs w:val="28"/>
-              </w:rPr>
-              <w:t>00009</w:t>
-            </w:r>
-            <w:r>
-              <w:rPr>
-                <w:rFonts w:ascii="TH SarabunPSK" w:hAnsi="TH SarabunPSK" w:cs="TH SarabunPSK"/>
-                <w:noProof/>
-                <w:color w:val="000000" w:themeColor="text1"/>
-                <w:sz w:val="28"/>
-                <w:szCs w:val="28"/>
-                <w:cs/>
-              </w:rPr>
-              <w:t xml:space="preserve">) เลขที่ </w:t>
-            </w:r>
-            <w:r>
-              <w:rPr>
-                <w:rFonts w:ascii="TH SarabunPSK" w:hAnsi="TH SarabunPSK" w:cs="TH SarabunPSK"/>
-                <w:noProof/>
-                <w:color w:val="000000" w:themeColor="text1"/>
-                <w:sz w:val="28"/>
-                <w:szCs w:val="28"/>
-              </w:rPr>
-              <w:t>CS8690624-0346</w:t>
-            </w:r>
-            <w:r>
-              <w:rPr>
-                <w:rFonts w:ascii="TH SarabunPSK" w:hAnsi="TH SarabunPSK" w:cs="TH SarabunPSK"/>
-                <w:noProof/>
-                <w:color w:val="000000" w:themeColor="text1"/>
-                <w:sz w:val="28"/>
-                <w:szCs w:val="28"/>
-                <w:cs/>
+                <w:noProof/>
+                <w:color w:val="000000" w:themeColor="text1"/>
+                <w:sz w:val="28"/>
+                <w:szCs w:val="28"/>
+                <w:cs/>
+              </w:rPr>
+              <w:t>เลขที่ 28</w:t>
+            </w:r>
+            <w:r>
+              <w:rPr>
+                <w:rFonts w:hint="cs"/>
+                <w:noProof/>
+                <w:color w:val="000000" w:themeColor="text1"/>
+                <w:sz w:val="28"/>
+                <w:szCs w:val="28"/>
+                <w:cs/>
+              </w:rPr>
+              <w:t>14</w:t>
+            </w:r>
+            <w:r>
+              <w:rPr>
+                <w:noProof/>
+                <w:color w:val="000000" w:themeColor="text1"/>
+                <w:sz w:val="28"/>
+                <w:szCs w:val="28"/>
+                <w:cs/>
+              </w:rPr>
+              <w:t xml:space="preserve"> เล่มที่ 29</w:t>
+            </w:r>
+            <w:r>
+              <w:rPr>
+                <w:noProof/>
+                <w:color w:val="000000" w:themeColor="text1"/>
+                <w:sz w:val="28"/>
+                <w:szCs w:val="28"/>
               </w:rPr>
               <w:t xml:space="preserve"> </w:t>
             </w:r>
@@ -8945,7 +6753,6 @@
             </w:pPr>
             <w:r>
               <w:rPr>
-                <w:rFonts w:ascii="TH SarabunPSK" w:hAnsi="TH SarabunPSK" w:cs="TH SarabunPSK"/>
                 <w:noProof/>
                 <w:color w:val="000000" w:themeColor="text1"/>
                 <w:sz w:val="28"/>
@@ -8956,17 +6763,35 @@
             </w:r>
             <w:r>
               <w:rPr>
-                <w:rFonts w:ascii="TH SarabunPSK" w:hAnsi="TH SarabunPSK" w:cs="TH SarabunPSK"/>
-                <w:noProof/>
-                <w:color w:val="000000" w:themeColor="text1"/>
-                <w:sz w:val="28"/>
-                <w:szCs w:val="28"/>
-              </w:rPr>
-              <w:t xml:space="preserve">24 </w:t>
-            </w:r>
-            <w:r>
-              <w:rPr>
-                <w:rFonts w:ascii="TH SarabunPSK" w:hAnsi="TH SarabunPSK" w:cs="TH SarabunPSK"/>
+                <w:noProof/>
+                <w:color w:val="000000" w:themeColor="text1"/>
+                <w:sz w:val="28"/>
+                <w:szCs w:val="28"/>
+              </w:rPr>
+              <w:t>2</w:t>
+            </w:r>
+            <w:r>
+              <w:rPr>
+                <w:rFonts w:hint="cs"/>
+                <w:noProof/>
+                <w:color w:val="000000" w:themeColor="text1"/>
+                <w:sz w:val="28"/>
+                <w:szCs w:val="28"/>
+                <w:cs/>
+              </w:rPr>
+              <w:t>6</w:t>
+            </w:r>
+            <w:r>
+              <w:rPr>
+                <w:noProof/>
+                <w:color w:val="000000" w:themeColor="text1"/>
+                <w:sz w:val="28"/>
+                <w:szCs w:val="28"/>
+              </w:rPr>
+              <w:t xml:space="preserve"> </w:t>
+            </w:r>
+            <w:r>
+              <w:rPr>
                 <w:noProof/>
                 <w:color w:val="000000" w:themeColor="text1"/>
                 <w:sz w:val="28"/>
@@ -8977,7 +6802,6 @@
             </w:r>
             <w:r>
               <w:rPr>
-                <w:rFonts w:ascii="TH SarabunPSK" w:hAnsi="TH SarabunPSK" w:cs="TH SarabunPSK"/>
                 <w:noProof/>
                 <w:color w:val="000000" w:themeColor="text1"/>
                 <w:sz w:val="28"/>
@@ -9051,18 +6875,18 @@
             </w:pPr>
             <w:r>
               <w:rPr>
-                <w:rFonts w:ascii="TH SarabunPSK" w:hAnsi="TH SarabunPSK" w:cs="TH SarabunPSK"/>
-                <w:b/>
-                <w:bCs/>
-                <w:i/>
-                <w:iCs/>
-                <w:noProof/>
-                <w:color w:val="000000" w:themeColor="text1"/>
-                <w:sz w:val="28"/>
-                <w:szCs w:val="28"/>
-                <w:cs/>
-              </w:rPr>
-              <w:t>448</w:t>
+                <w:rFonts w:ascii="TH SarabunPSK" w:hAnsi="TH SarabunPSK" w:cs="TH SarabunPSK" w:hint="cs"/>
+                <w:b/>
+                <w:bCs/>
+                <w:i/>
+                <w:iCs/>
+                <w:noProof/>
+                <w:color w:val="000000" w:themeColor="text1"/>
+                <w:sz w:val="28"/>
+                <w:szCs w:val="28"/>
+                <w:cs/>
+              </w:rPr>
+              <w:t>960</w:t>
             </w:r>
           </w:p>
         </w:tc>
@@ -9144,7 +6968,28 @@
                 <w:szCs w:val="28"/>
                 <w:cs/>
               </w:rPr>
-              <w:t>ใบเสร็จรับเงิน</w:t>
+              <w:t xml:space="preserve">ใบเสร็จรับเงิน ศูนย์พิมพ์ ป้าย ทีแม็กซ์-ดีไซน์ (สาขา </w:t>
+            </w:r>
+            <w:r>
+              <w:rPr>
+                <w:rFonts w:ascii="TH SarabunPSK" w:hAnsi="TH SarabunPSK" w:cs="TH SarabunPSK"/>
+                <w:noProof/>
+                <w:color w:val="000000" w:themeColor="text1"/>
+                <w:sz w:val="28"/>
+                <w:szCs w:val="28"/>
+              </w:rPr>
+              <w:t>5</w:t>
+            </w:r>
+            <w:r>
+              <w:rPr>
+                <w:rFonts w:ascii="TH SarabunPSK" w:hAnsi="TH SarabunPSK" w:cs="TH SarabunPSK"/>
+                <w:noProof/>
+                <w:color w:val="000000" w:themeColor="text1"/>
+                <w:sz w:val="28"/>
+                <w:szCs w:val="28"/>
+                <w:cs/>
+              </w:rPr>
+              <w:t>)</w:t>
             </w:r>
             <w:r>
               <w:rPr>
@@ -9165,73 +7010,127 @@
                 <w:szCs w:val="28"/>
                 <w:cs/>
               </w:rPr>
-              <w:t>บริษัท ซีพี แอ็กซ์ตร้า จำกัด (มหาชน) เลขที่</w:t>
-            </w:r>
-            <w:r>
-              <w:rPr>
-                <w:rFonts w:ascii="TH SarabunPSK" w:hAnsi="TH SarabunPSK" w:cs="TH SarabunPSK"/>
-                <w:noProof/>
-                <w:color w:val="000000" w:themeColor="text1"/>
-                <w:sz w:val="28"/>
-                <w:szCs w:val="28"/>
-              </w:rPr>
-              <w:t xml:space="preserve"> 1095</w:t>
-            </w:r>
-            <w:r>
-              <w:rPr>
-                <w:rFonts w:ascii="TH SarabunPSK" w:hAnsi="TH SarabunPSK" w:cs="TH SarabunPSK"/>
-                <w:noProof/>
-                <w:color w:val="000000" w:themeColor="text1"/>
-                <w:sz w:val="28"/>
-                <w:szCs w:val="28"/>
-                <w:cs/>
-              </w:rPr>
-              <w:t>0</w:t>
-            </w:r>
-            <w:r>
-              <w:rPr>
-                <w:rFonts w:ascii="TH SarabunPSK" w:hAnsi="TH SarabunPSK" w:cs="TH SarabunPSK"/>
-                <w:noProof/>
-                <w:color w:val="000000" w:themeColor="text1"/>
-                <w:sz w:val="28"/>
-                <w:szCs w:val="28"/>
-              </w:rPr>
-              <w:t>1352015</w:t>
-            </w:r>
-            <w:r>
-              <w:rPr>
-                <w:rFonts w:ascii="TH SarabunPSK" w:hAnsi="TH SarabunPSK" w:cs="TH SarabunPSK"/>
-                <w:noProof/>
-                <w:color w:val="000000" w:themeColor="text1"/>
-                <w:sz w:val="28"/>
-                <w:szCs w:val="28"/>
-                <w:cs/>
+              <w:t>เลขที่ 5</w:t>
+            </w:r>
+            <w:r>
+              <w:rPr>
+                <w:rFonts w:ascii="TH SarabunPSK" w:hAnsi="TH SarabunPSK" w:cs="TH SarabunPSK" w:hint="cs"/>
+                <w:noProof/>
+                <w:color w:val="000000" w:themeColor="text1"/>
+                <w:sz w:val="28"/>
+                <w:szCs w:val="28"/>
+                <w:cs/>
+              </w:rPr>
+              <w:t>442</w:t>
+            </w:r>
+            <w:r>
+              <w:rPr>
+                <w:rFonts w:ascii="TH SarabunPSK" w:hAnsi="TH SarabunPSK" w:cs="TH SarabunPSK"/>
+                <w:noProof/>
+                <w:color w:val="000000" w:themeColor="text1"/>
+                <w:sz w:val="28"/>
+                <w:szCs w:val="28"/>
               </w:rPr>
               <w:t xml:space="preserve"> </w:t>
             </w:r>
-          </w:p>
-          <w:p>
-            <w:pPr>
-              <w:jc w:val="thaiDistribute"/>
-              <w:rPr>
-                <w:rFonts w:ascii="TH SarabunPSK" w:hAnsi="TH SarabunPSK" w:cs="TH SarabunPSK"/>
-                <w:noProof/>
-                <w:color w:val="000000" w:themeColor="text1"/>
-                <w:sz w:val="28"/>
-                <w:szCs w:val="28"/>
-                <w:cs/>
-              </w:rPr>
-            </w:pPr>
-            <w:r>
-              <w:rPr>
-                <w:rFonts w:ascii="TH SarabunPSK" w:hAnsi="TH SarabunPSK" w:cs="TH SarabunPSK"/>
-                <w:noProof/>
-                <w:color w:val="000000" w:themeColor="text1"/>
-                <w:sz w:val="28"/>
-                <w:szCs w:val="28"/>
-                <w:cs/>
-              </w:rPr>
-              <w:t>ลงวันที่ 24 มิถุนายน 2569</w:t>
+            <w:r>
+              <w:rPr>
+                <w:rFonts w:ascii="TH SarabunPSK" w:hAnsi="TH SarabunPSK" w:cs="TH SarabunPSK"/>
+                <w:noProof/>
+                <w:color w:val="000000" w:themeColor="text1"/>
+                <w:sz w:val="28"/>
+                <w:szCs w:val="28"/>
+                <w:cs/>
+              </w:rPr>
+              <w:t>เล่มที่ 69</w:t>
+            </w:r>
+            <w:r>
+              <w:rPr>
+                <w:rFonts w:ascii="TH SarabunPSK" w:hAnsi="TH SarabunPSK" w:cs="TH SarabunPSK" w:hint="cs"/>
+                <w:noProof/>
+                <w:color w:val="000000" w:themeColor="text1"/>
+                <w:sz w:val="28"/>
+                <w:szCs w:val="28"/>
+                <w:cs/>
+              </w:rPr>
+              <w:t>06</w:t>
+            </w:r>
+          </w:p>
+          <w:p>
+            <w:pPr>
+              <w:jc w:val="thaiDistribute"/>
+              <w:rPr>
+                <w:rFonts w:ascii="TH SarabunPSK" w:hAnsi="TH SarabunPSK" w:cs="TH SarabunPSK"/>
+                <w:noProof/>
+                <w:color w:val="000000" w:themeColor="text1"/>
+                <w:sz w:val="28"/>
+                <w:szCs w:val="28"/>
+                <w:cs/>
+              </w:rPr>
+            </w:pPr>
+            <w:r>
+              <w:rPr>
+                <w:rFonts w:ascii="TH SarabunPSK" w:hAnsi="TH SarabunPSK" w:cs="TH SarabunPSK"/>
+                <w:noProof/>
+                <w:color w:val="000000" w:themeColor="text1"/>
+                <w:sz w:val="28"/>
+                <w:szCs w:val="28"/>
+                <w:cs/>
+              </w:rPr>
+              <w:t xml:space="preserve">ลงวันที่ </w:t>
+            </w:r>
+            <w:r>
+              <w:rPr>
+                <w:rFonts w:ascii="TH SarabunPSK" w:hAnsi="TH SarabunPSK" w:cs="TH SarabunPSK" w:hint="cs"/>
+                <w:noProof/>
+                <w:color w:val="000000" w:themeColor="text1"/>
+                <w:sz w:val="28"/>
+                <w:szCs w:val="28"/>
+                <w:cs/>
+              </w:rPr>
+              <w:t>26</w:t>
+            </w:r>
+            <w:r>
+              <w:rPr>
+                <w:rFonts w:ascii="TH SarabunPSK" w:hAnsi="TH SarabunPSK" w:cs="TH SarabunPSK"/>
+                <w:noProof/>
+                <w:color w:val="000000" w:themeColor="text1"/>
+                <w:sz w:val="28"/>
+                <w:szCs w:val="28"/>
+              </w:rPr>
+              <w:t xml:space="preserve"> </w:t>
+            </w:r>
+            <w:r>
+              <w:rPr>
+                <w:rFonts w:ascii="TH SarabunPSK" w:hAnsi="TH SarabunPSK" w:cs="TH SarabunPSK" w:hint="cs"/>
+                <w:noProof/>
+                <w:color w:val="000000" w:themeColor="text1"/>
+                <w:sz w:val="28"/>
+                <w:szCs w:val="28"/>
+                <w:cs/>
+              </w:rPr>
+              <w:t>มิถุนายน</w:t>
+            </w:r>
+            <w:r>
+              <w:rPr>
+                <w:rFonts w:ascii="TH SarabunPSK" w:hAnsi="TH SarabunPSK" w:cs="TH SarabunPSK"/>
+                <w:noProof/>
+                <w:color w:val="000000" w:themeColor="text1"/>
+                <w:sz w:val="28"/>
+                <w:szCs w:val="28"/>
+                <w:cs/>
+              </w:rPr>
+              <w:t xml:space="preserve"> </w:t>
+            </w:r>
+            <w:r>
+              <w:rPr>
+                <w:rFonts w:ascii="TH SarabunPSK" w:hAnsi="TH SarabunPSK" w:cs="TH SarabunPSK"/>
+                <w:noProof/>
+                <w:color w:val="000000" w:themeColor="text1"/>
+                <w:sz w:val="28"/>
+                <w:szCs w:val="28"/>
+              </w:rPr>
+              <w:t>2569</w:t>
             </w:r>
           </w:p>
         </w:tc>
@@ -9299,16 +7198,16 @@
             </w:pPr>
             <w:r>
               <w:rPr>
-                <w:rFonts w:ascii="TH SarabunPSK" w:hAnsi="TH SarabunPSK" w:cs="TH SarabunPSK"/>
-                <w:i/>
-                <w:iCs/>
-                <w:noProof/>
-                <w:color w:val="000000" w:themeColor="text1"/>
-                <w:sz w:val="28"/>
-                <w:szCs w:val="28"/>
-                <w:cs/>
-              </w:rPr>
-              <w:t>5,828</w:t>
+                <w:rFonts w:ascii="TH SarabunPSK" w:hAnsi="TH SarabunPSK" w:cs="TH SarabunPSK" w:hint="cs"/>
+                <w:i/>
+                <w:iCs/>
+                <w:noProof/>
+                <w:color w:val="000000" w:themeColor="text1"/>
+                <w:sz w:val="28"/>
+                <w:szCs w:val="28"/>
+                <w:cs/>
+              </w:rPr>
+              <w:t>22,470</w:t>
             </w:r>
           </w:p>
         </w:tc>
@@ -9605,49 +7504,66 @@
           </w:tcPr>
           <w:p>
             <w:pPr>
-              <w:rPr>
-                <w:rFonts w:ascii="TH SarabunPSK" w:hAnsi="TH SarabunPSK" w:cs="TH SarabunPSK"/>
-                <w:noProof/>
-                <w:color w:val="000000" w:themeColor="text1"/>
-                <w:sz w:val="28"/>
-                <w:szCs w:val="28"/>
-              </w:rPr>
-            </w:pPr>
-            <w:r>
-              <w:rPr>
-                <w:rFonts w:ascii="TH SarabunPSK" w:hAnsi="TH SarabunPSK" w:cs="TH SarabunPSK"/>
-                <w:noProof/>
-                <w:color w:val="000000" w:themeColor="text1"/>
-                <w:sz w:val="28"/>
-                <w:szCs w:val="28"/>
-                <w:cs/>
-              </w:rPr>
-              <w:t xml:space="preserve">ใบเสร็จรับเงิน ศูนย์พิมพ์ ป้าย ทีแม็กซ์-ดีไซน์ (สาขา </w:t>
-            </w:r>
-            <w:r>
-              <w:rPr>
-                <w:rFonts w:ascii="TH SarabunPSK" w:hAnsi="TH SarabunPSK" w:cs="TH SarabunPSK"/>
-                <w:noProof/>
-                <w:color w:val="000000" w:themeColor="text1"/>
-                <w:sz w:val="28"/>
-                <w:szCs w:val="28"/>
-              </w:rPr>
-              <w:t>5</w:t>
-            </w:r>
-            <w:r>
-              <w:rPr>
-                <w:rFonts w:ascii="TH SarabunPSK" w:hAnsi="TH SarabunPSK" w:cs="TH SarabunPSK"/>
-                <w:noProof/>
-                <w:color w:val="000000" w:themeColor="text1"/>
-                <w:sz w:val="28"/>
-                <w:szCs w:val="28"/>
-                <w:cs/>
-              </w:rPr>
-              <w:t>)</w:t>
-            </w:r>
-            <w:r>
-              <w:rPr>
-                <w:rFonts w:ascii="TH SarabunPSK" w:hAnsi="TH SarabunPSK" w:cs="TH SarabunPSK"/>
+              <w:jc w:val="thaiDistribute"/>
+              <w:rPr>
+                <w:noProof/>
+                <w:color w:val="000000" w:themeColor="text1"/>
+                <w:sz w:val="28"/>
+                <w:szCs w:val="28"/>
+              </w:rPr>
+            </w:pPr>
+            <w:r>
+              <w:rPr>
+                <w:noProof/>
+                <w:color w:val="000000" w:themeColor="text1"/>
+                <w:sz w:val="28"/>
+                <w:szCs w:val="28"/>
+                <w:cs/>
+              </w:rPr>
+              <w:t>ใบเสร็จรับเงิน จอย จิ๊บ เครื่องเขียน (</w:t>
+            </w:r>
+            <w:r>
+              <w:rPr>
+                <w:noProof/>
+                <w:color w:val="000000" w:themeColor="text1"/>
+                <w:sz w:val="28"/>
+                <w:szCs w:val="28"/>
+              </w:rPr>
+              <w:t>2019</w:t>
+            </w:r>
+            <w:r>
+              <w:rPr>
+                <w:noProof/>
+                <w:color w:val="000000" w:themeColor="text1"/>
+                <w:sz w:val="28"/>
+                <w:szCs w:val="28"/>
+                <w:cs/>
+              </w:rPr>
+              <w:t xml:space="preserve">) </w:t>
+            </w:r>
+          </w:p>
+          <w:p>
+            <w:pPr>
+              <w:jc w:val="thaiDistribute"/>
+              <w:rPr>
+                <w:noProof/>
+                <w:color w:val="000000" w:themeColor="text1"/>
+                <w:sz w:val="28"/>
+                <w:szCs w:val="28"/>
+              </w:rPr>
+            </w:pPr>
+            <w:r>
+              <w:rPr>
+                <w:noProof/>
+                <w:color w:val="000000" w:themeColor="text1"/>
+                <w:sz w:val="28"/>
+                <w:szCs w:val="28"/>
+                <w:cs/>
+              </w:rPr>
+              <w:t>สำนักงานใหญ่</w:t>
+            </w:r>
+            <w:r>
+              <w:rPr>
                 <w:noProof/>
                 <w:color w:val="000000" w:themeColor="text1"/>
                 <w:sz w:val="28"/>
@@ -9657,61 +7573,37 @@
             </w:r>
             <w:r>
               <w:rPr>
-                <w:rFonts w:ascii="TH SarabunPSK" w:hAnsi="TH SarabunPSK" w:cs="TH SarabunPSK"/>
-                <w:noProof/>
-                <w:color w:val="000000" w:themeColor="text1"/>
-                <w:sz w:val="28"/>
-                <w:szCs w:val="28"/>
-                <w:cs/>
-              </w:rPr>
-              <w:t xml:space="preserve">เลขที่ </w:t>
-            </w:r>
-            <w:r>
-              <w:rPr>
-                <w:rFonts w:ascii="TH SarabunPSK" w:hAnsi="TH SarabunPSK" w:cs="TH SarabunPSK"/>
-                <w:noProof/>
-                <w:color w:val="000000" w:themeColor="text1"/>
-                <w:sz w:val="28"/>
-                <w:szCs w:val="28"/>
-              </w:rPr>
-              <w:t xml:space="preserve">5441 </w:t>
-            </w:r>
-            <w:r>
-              <w:rPr>
-                <w:rFonts w:ascii="TH SarabunPSK" w:hAnsi="TH SarabunPSK" w:cs="TH SarabunPSK"/>
-                <w:noProof/>
-                <w:color w:val="000000" w:themeColor="text1"/>
-                <w:sz w:val="28"/>
-                <w:szCs w:val="28"/>
-                <w:cs/>
-              </w:rPr>
-              <w:t xml:space="preserve">เล่มที่ </w:t>
-            </w:r>
-            <w:r>
-              <w:rPr>
-                <w:rFonts w:ascii="TH SarabunPSK" w:hAnsi="TH SarabunPSK" w:cs="TH SarabunPSK"/>
-                <w:noProof/>
-                <w:color w:val="000000" w:themeColor="text1"/>
-                <w:sz w:val="28"/>
-                <w:szCs w:val="28"/>
-              </w:rPr>
-              <w:t>6906</w:t>
-            </w:r>
-          </w:p>
-          <w:p>
-            <w:pPr>
-              <w:rPr>
-                <w:rFonts w:ascii="TH SarabunPSK" w:hAnsi="TH SarabunPSK" w:cs="TH SarabunPSK"/>
-                <w:noProof/>
-                <w:color w:val="000000" w:themeColor="text1"/>
-                <w:sz w:val="28"/>
-                <w:szCs w:val="28"/>
-                <w:cs/>
-              </w:rPr>
-            </w:pPr>
-            <w:r>
-              <w:rPr>
-                <w:rFonts w:ascii="TH SarabunPSK" w:hAnsi="TH SarabunPSK" w:cs="TH SarabunPSK"/>
+                <w:noProof/>
+                <w:color w:val="000000" w:themeColor="text1"/>
+                <w:sz w:val="28"/>
+                <w:szCs w:val="28"/>
+                <w:cs/>
+              </w:rPr>
+              <w:t>เลขที่ 2842 เล่มที่ 29</w:t>
+            </w:r>
+            <w:r>
+              <w:rPr>
+                <w:noProof/>
+                <w:color w:val="000000" w:themeColor="text1"/>
+                <w:sz w:val="28"/>
+                <w:szCs w:val="28"/>
+              </w:rPr>
+              <w:t xml:space="preserve"> </w:t>
+            </w:r>
+          </w:p>
+          <w:p>
+            <w:pPr>
+              <w:rPr>
+                <w:rFonts w:ascii="TH SarabunPSK" w:hAnsi="TH SarabunPSK" w:cs="TH SarabunPSK"/>
+                <w:noProof/>
+                <w:color w:val="000000" w:themeColor="text1"/>
+                <w:sz w:val="28"/>
+                <w:szCs w:val="28"/>
+                <w:cs/>
+              </w:rPr>
+            </w:pPr>
+            <w:r>
+              <w:rPr>
                 <w:noProof/>
                 <w:color w:val="000000" w:themeColor="text1"/>
                 <w:sz w:val="28"/>
@@ -9722,17 +7614,34 @@
             </w:r>
             <w:r>
               <w:rPr>
-                <w:rFonts w:ascii="TH SarabunPSK" w:hAnsi="TH SarabunPSK" w:cs="TH SarabunPSK"/>
-                <w:noProof/>
-                <w:color w:val="000000" w:themeColor="text1"/>
-                <w:sz w:val="28"/>
-                <w:szCs w:val="28"/>
-              </w:rPr>
-              <w:t xml:space="preserve">26 </w:t>
-            </w:r>
-            <w:r>
-              <w:rPr>
-                <w:rFonts w:ascii="TH SarabunPSK" w:hAnsi="TH SarabunPSK" w:cs="TH SarabunPSK"/>
+                <w:noProof/>
+                <w:color w:val="000000" w:themeColor="text1"/>
+                <w:sz w:val="28"/>
+                <w:szCs w:val="28"/>
+              </w:rPr>
+              <w:t>2</w:t>
+            </w:r>
+            <w:r>
+              <w:rPr>
+                <w:noProof/>
+                <w:color w:val="000000" w:themeColor="text1"/>
+                <w:sz w:val="28"/>
+                <w:szCs w:val="28"/>
+                <w:cs/>
+              </w:rPr>
+              <w:t>7</w:t>
+            </w:r>
+            <w:r>
+              <w:rPr>
+                <w:noProof/>
+                <w:color w:val="000000" w:themeColor="text1"/>
+                <w:sz w:val="28"/>
+                <w:szCs w:val="28"/>
+              </w:rPr>
+              <w:t xml:space="preserve"> </w:t>
+            </w:r>
+            <w:r>
+              <w:rPr>
                 <w:noProof/>
                 <w:color w:val="000000" w:themeColor="text1"/>
                 <w:sz w:val="28"/>
@@ -9743,7 +7652,6 @@
             </w:r>
             <w:r>
               <w:rPr>
-                <w:rFonts w:ascii="TH SarabunPSK" w:hAnsi="TH SarabunPSK" w:cs="TH SarabunPSK"/>
                 <w:noProof/>
                 <w:color w:val="000000" w:themeColor="text1"/>
                 <w:sz w:val="28"/>
@@ -9828,7 +7736,7 @@
                 <w:szCs w:val="28"/>
                 <w:cs/>
               </w:rPr>
-              <w:t>12,198</w:t>
+              <w:t>720</w:t>
             </w:r>
           </w:p>
         </w:tc>
@@ -9894,66 +7802,49 @@
           </w:tcPr>
           <w:p>
             <w:pPr>
-              <w:jc w:val="thaiDistribute"/>
-              <w:rPr>
-                <w:noProof/>
-                <w:color w:val="000000" w:themeColor="text1"/>
-                <w:sz w:val="28"/>
-                <w:szCs w:val="28"/>
-              </w:rPr>
-            </w:pPr>
-            <w:r>
-              <w:rPr>
-                <w:noProof/>
-                <w:color w:val="000000" w:themeColor="text1"/>
-                <w:sz w:val="28"/>
-                <w:szCs w:val="28"/>
-                <w:cs/>
-              </w:rPr>
-              <w:t>ใบเสร็จรับเงิน จอย จิ๊บ เครื่องเขียน (</w:t>
-            </w:r>
-            <w:r>
-              <w:rPr>
-                <w:noProof/>
-                <w:color w:val="000000" w:themeColor="text1"/>
-                <w:sz w:val="28"/>
-                <w:szCs w:val="28"/>
-              </w:rPr>
-              <w:t>2019</w:t>
-            </w:r>
-            <w:r>
-              <w:rPr>
-                <w:noProof/>
-                <w:color w:val="000000" w:themeColor="text1"/>
-                <w:sz w:val="28"/>
-                <w:szCs w:val="28"/>
-                <w:cs/>
-              </w:rPr>
-              <w:t xml:space="preserve">) </w:t>
-            </w:r>
-          </w:p>
-          <w:p>
-            <w:pPr>
-              <w:jc w:val="thaiDistribute"/>
-              <w:rPr>
-                <w:noProof/>
-                <w:color w:val="000000" w:themeColor="text1"/>
-                <w:sz w:val="28"/>
-                <w:szCs w:val="28"/>
-              </w:rPr>
-            </w:pPr>
-            <w:r>
-              <w:rPr>
-                <w:noProof/>
-                <w:color w:val="000000" w:themeColor="text1"/>
-                <w:sz w:val="28"/>
-                <w:szCs w:val="28"/>
-                <w:cs/>
-              </w:rPr>
-              <w:t>สำนักงานใหญ่</w:t>
-            </w:r>
-            <w:r>
-              <w:rPr>
+              <w:rPr>
+                <w:rFonts w:ascii="TH SarabunPSK" w:hAnsi="TH SarabunPSK" w:cs="TH SarabunPSK"/>
+                <w:noProof/>
+                <w:color w:val="000000" w:themeColor="text1"/>
+                <w:sz w:val="28"/>
+                <w:szCs w:val="28"/>
+              </w:rPr>
+            </w:pPr>
+            <w:r>
+              <w:rPr>
+                <w:rFonts w:ascii="TH SarabunPSK" w:hAnsi="TH SarabunPSK" w:cs="TH SarabunPSK"/>
+                <w:noProof/>
+                <w:color w:val="000000" w:themeColor="text1"/>
+                <w:sz w:val="28"/>
+                <w:szCs w:val="28"/>
+                <w:cs/>
+              </w:rPr>
+              <w:t xml:space="preserve">ใบเสร็จรับเงิน ศูนย์พิมพ์ ป้าย ทีแม็กซ์-ดีไซน์ (สาขา </w:t>
+            </w:r>
+            <w:r>
+              <w:rPr>
+                <w:rFonts w:ascii="TH SarabunPSK" w:hAnsi="TH SarabunPSK" w:cs="TH SarabunPSK"/>
+                <w:noProof/>
+                <w:color w:val="000000" w:themeColor="text1"/>
+                <w:sz w:val="28"/>
+                <w:szCs w:val="28"/>
+              </w:rPr>
+              <w:t>5</w:t>
+            </w:r>
+            <w:r>
+              <w:rPr>
+                <w:rFonts w:ascii="TH SarabunPSK" w:hAnsi="TH SarabunPSK" w:cs="TH SarabunPSK"/>
+                <w:noProof/>
+                <w:color w:val="000000" w:themeColor="text1"/>
+                <w:sz w:val="28"/>
+                <w:szCs w:val="28"/>
+                <w:cs/>
+              </w:rPr>
+              <w:t>)</w:t>
+            </w:r>
+            <w:r>
+              <w:rPr>
+                <w:rFonts w:ascii="TH SarabunPSK" w:hAnsi="TH SarabunPSK" w:cs="TH SarabunPSK"/>
                 <w:noProof/>
                 <w:color w:val="000000" w:themeColor="text1"/>
                 <w:sz w:val="28"/>
@@ -9963,16 +7854,29 @@
             </w:r>
             <w:r>
               <w:rPr>
-                <w:noProof/>
-                <w:color w:val="000000" w:themeColor="text1"/>
-                <w:sz w:val="28"/>
-                <w:szCs w:val="28"/>
-                <w:cs/>
-              </w:rPr>
-              <w:t>เลขที่ 2842 เล่มที่ 29</w:t>
-            </w:r>
-            <w:r>
-              <w:rPr>
+                <w:rFonts w:ascii="TH SarabunPSK" w:hAnsi="TH SarabunPSK" w:cs="TH SarabunPSK"/>
+                <w:noProof/>
+                <w:color w:val="000000" w:themeColor="text1"/>
+                <w:sz w:val="28"/>
+                <w:szCs w:val="28"/>
+                <w:cs/>
+              </w:rPr>
+              <w:t xml:space="preserve">เลขที่ </w:t>
+            </w:r>
+            <w:r>
+              <w:rPr>
+                <w:rFonts w:ascii="TH SarabunPSK" w:hAnsi="TH SarabunPSK" w:cs="TH SarabunPSK" w:hint="cs"/>
+                <w:noProof/>
+                <w:color w:val="000000" w:themeColor="text1"/>
+                <w:sz w:val="28"/>
+                <w:szCs w:val="28"/>
+                <w:cs/>
+              </w:rPr>
+              <w:t>5025</w:t>
+            </w:r>
+            <w:r>
+              <w:rPr>
+                <w:rFonts w:ascii="TH SarabunPSK" w:hAnsi="TH SarabunPSK" w:cs="TH SarabunPSK"/>
                 <w:noProof/>
                 <w:color w:val="000000" w:themeColor="text1"/>
                 <w:sz w:val="28"/>
@@ -9980,21 +7884,44 @@
               </w:rPr>
               <w:t xml:space="preserve"> </w:t>
             </w:r>
-          </w:p>
-          <w:p>
-            <w:pPr>
-              <w:jc w:val="thaiDistribute"/>
-              <w:rPr>
-                <w:rFonts w:ascii="TH SarabunPSK" w:hAnsi="TH SarabunPSK" w:cs="TH SarabunPSK"/>
-                <w:noProof/>
-                <w:color w:val="000000" w:themeColor="text1"/>
-                <w:sz w:val="28"/>
-                <w:szCs w:val="28"/>
-                <w:cs/>
-              </w:rPr>
-            </w:pPr>
-            <w:r>
-              <w:rPr>
+            <w:r>
+              <w:rPr>
+                <w:rFonts w:ascii="TH SarabunPSK" w:hAnsi="TH SarabunPSK" w:cs="TH SarabunPSK"/>
+                <w:noProof/>
+                <w:color w:val="000000" w:themeColor="text1"/>
+                <w:sz w:val="28"/>
+                <w:szCs w:val="28"/>
+                <w:cs/>
+              </w:rPr>
+              <w:t xml:space="preserve">เล่มที่ </w:t>
+            </w:r>
+            <w:r>
+              <w:rPr>
+                <w:rFonts w:ascii="TH SarabunPSK" w:hAnsi="TH SarabunPSK" w:cs="TH SarabunPSK" w:hint="cs"/>
+                <w:noProof/>
+                <w:color w:val="000000" w:themeColor="text1"/>
+                <w:sz w:val="28"/>
+                <w:szCs w:val="28"/>
+                <w:cs/>
+              </w:rPr>
+              <w:t>6907</w:t>
+            </w:r>
+          </w:p>
+          <w:p>
+            <w:pPr>
+              <w:jc w:val="thaiDistribute"/>
+              <w:rPr>
+                <w:rFonts w:ascii="TH SarabunPSK" w:hAnsi="TH SarabunPSK" w:cs="TH SarabunPSK"/>
+                <w:noProof/>
+                <w:color w:val="000000" w:themeColor="text1"/>
+                <w:sz w:val="28"/>
+                <w:szCs w:val="28"/>
+                <w:cs/>
+              </w:rPr>
+            </w:pPr>
+            <w:r>
+              <w:rPr>
+                <w:rFonts w:ascii="TH SarabunPSK" w:hAnsi="TH SarabunPSK" w:cs="TH SarabunPSK"/>
                 <w:noProof/>
                 <w:color w:val="000000" w:themeColor="text1"/>
                 <w:sz w:val="28"/>
@@ -10005,25 +7932,18 @@
             </w:r>
             <w:r>
               <w:rPr>
-                <w:noProof/>
-                <w:color w:val="000000" w:themeColor="text1"/>
-                <w:sz w:val="28"/>
-                <w:szCs w:val="28"/>
-              </w:rPr>
-              <w:t>2</w:t>
-            </w:r>
-            <w:r>
-              <w:rPr>
-                <w:noProof/>
-                <w:color w:val="000000" w:themeColor="text1"/>
-                <w:sz w:val="28"/>
-                <w:szCs w:val="28"/>
-                <w:cs/>
-              </w:rPr>
-              <w:t>7</w:t>
-            </w:r>
-            <w:r>
-              <w:rPr>
+                <w:rFonts w:ascii="TH SarabunPSK" w:hAnsi="TH SarabunPSK" w:cs="TH SarabunPSK" w:hint="cs"/>
+                <w:noProof/>
+                <w:color w:val="000000" w:themeColor="text1"/>
+                <w:sz w:val="28"/>
+                <w:szCs w:val="28"/>
+                <w:cs/>
+              </w:rPr>
+              <w:t>1</w:t>
+            </w:r>
+            <w:r>
+              <w:rPr>
+                <w:rFonts w:ascii="TH SarabunPSK" w:hAnsi="TH SarabunPSK" w:cs="TH SarabunPSK"/>
                 <w:noProof/>
                 <w:color w:val="000000" w:themeColor="text1"/>
                 <w:sz w:val="28"/>
@@ -10033,16 +7953,29 @@
             </w:r>
             <w:r>
               <w:rPr>
-                <w:noProof/>
-                <w:color w:val="000000" w:themeColor="text1"/>
-                <w:sz w:val="28"/>
-                <w:szCs w:val="28"/>
-                <w:cs/>
-              </w:rPr>
-              <w:t xml:space="preserve">มิถุนายน </w:t>
-            </w:r>
-            <w:r>
-              <w:rPr>
+                <w:rFonts w:ascii="TH SarabunPSK" w:hAnsi="TH SarabunPSK" w:cs="TH SarabunPSK" w:hint="cs"/>
+                <w:noProof/>
+                <w:color w:val="000000" w:themeColor="text1"/>
+                <w:sz w:val="28"/>
+                <w:szCs w:val="28"/>
+                <w:cs/>
+              </w:rPr>
+              <w:t>กรกฎาคม</w:t>
+            </w:r>
+            <w:r>
+              <w:rPr>
+                <w:rFonts w:ascii="TH SarabunPSK" w:hAnsi="TH SarabunPSK" w:cs="TH SarabunPSK"/>
+                <w:noProof/>
+                <w:color w:val="000000" w:themeColor="text1"/>
+                <w:sz w:val="28"/>
+                <w:szCs w:val="28"/>
+                <w:cs/>
+              </w:rPr>
+              <w:t xml:space="preserve"> </w:t>
+            </w:r>
+            <w:r>
+              <w:rPr>
+                <w:rFonts w:ascii="TH SarabunPSK" w:hAnsi="TH SarabunPSK" w:cs="TH SarabunPSK"/>
                 <w:noProof/>
                 <w:color w:val="000000" w:themeColor="text1"/>
                 <w:sz w:val="28"/>
@@ -10116,18 +8049,18 @@
             </w:pPr>
             <w:r>
               <w:rPr>
-                <w:rFonts w:ascii="TH SarabunPSK" w:hAnsi="TH SarabunPSK" w:cs="TH SarabunPSK"/>
-                <w:b/>
-                <w:bCs/>
-                <w:i/>
-                <w:iCs/>
-                <w:noProof/>
-                <w:color w:val="000000" w:themeColor="text1"/>
-                <w:sz w:val="28"/>
-                <w:szCs w:val="28"/>
-                <w:cs/>
-              </w:rPr>
-              <w:t>720</w:t>
+                <w:rFonts w:ascii="TH SarabunPSK" w:hAnsi="TH SarabunPSK" w:cs="TH SarabunPSK" w:hint="cs"/>
+                <w:b/>
+                <w:bCs/>
+                <w:i/>
+                <w:iCs/>
+                <w:noProof/>
+                <w:color w:val="000000" w:themeColor="text1"/>
+                <w:sz w:val="28"/>
+                <w:szCs w:val="28"/>
+                <w:cs/>
+              </w:rPr>
+              <w:t>6,420</w:t>
             </w:r>
           </w:p>
         </w:tc>
@@ -20219,7 +18152,7 @@
             <w:pPr>
               <w:jc w:val="thaiDistribute"/>
               <w:rPr>
-                <w:rFonts w:ascii="TH SarabunPSK" w:hAnsi="TH SarabunPSK" w:cs="TH SarabunPSK" w:hint="cs"/>
+                <w:rFonts w:ascii="TH SarabunPSK" w:hAnsi="TH SarabunPSK" w:cs="TH SarabunPSK"/>
                 <w:b/>
                 <w:bCs/>
                 <w:i/>
@@ -20267,11 +18200,10 @@
                 <w:szCs w:val="28"/>
                 <w:cs/>
               </w:rPr>
-              <w:t xml:space="preserve">ใบสำคัญรับเงิน นางสาวนรีรัศม์ ชัยวิริยะกิจ </w:t>
-            </w:r>
-          </w:p>
-          <w:p>
-            <w:pPr>
+              <w:t>ใบสำคัญรับเงิน นางสาวนรี</w:t>
+            </w:r>
+            <w:proofErr w:type="spellStart"/>
+            <w:r>
               <w:rPr>
                 <w:rFonts w:hint="cs"/>
                 <w:color w:val="000000" w:themeColor="text1"/>
@@ -20279,7 +18211,9 @@
                 <w:szCs w:val="28"/>
                 <w:cs/>
               </w:rPr>
-            </w:pPr>
+              <w:t>รั</w:t>
+            </w:r>
+            <w:proofErr w:type="spellEnd"/>
             <w:r>
               <w:rPr>
                 <w:rFonts w:hint="cs"/>
@@ -20288,6 +18222,26 @@
                 <w:szCs w:val="28"/>
                 <w:cs/>
               </w:rPr>
+              <w:t xml:space="preserve">ศม์ ชัยวิริยะกิจ </w:t>
+            </w:r>
+          </w:p>
+          <w:p>
+            <w:pPr>
+              <w:rPr>
+                <w:color w:val="000000" w:themeColor="text1"/>
+                <w:sz w:val="28"/>
+                <w:szCs w:val="28"/>
+                <w:cs/>
+              </w:rPr>
+            </w:pPr>
+            <w:r>
+              <w:rPr>
+                <w:rFonts w:hint="cs"/>
+                <w:color w:val="000000" w:themeColor="text1"/>
+                <w:sz w:val="28"/>
+                <w:szCs w:val="28"/>
+                <w:cs/>
+              </w:rPr>
               <w:t>ลงวันที่ 2 กรกฎาคม 2569</w:t>
             </w:r>
           </w:p>
@@ -20300,7 +18254,7 @@
             <w:pPr>
               <w:jc w:val="right"/>
               <w:rPr>
-                <w:rFonts w:ascii="TH SarabunPSK" w:hAnsi="TH SarabunPSK" w:cs="TH SarabunPSK" w:hint="cs"/>
+                <w:rFonts w:ascii="TH SarabunPSK" w:hAnsi="TH SarabunPSK" w:cs="TH SarabunPSK"/>
                 <w:b/>
                 <w:bCs/>
                 <w:i/>
@@ -20341,7 +18295,7 @@
           </w:tcPr>
           <w:p>
             <w:pPr>
-              <w:jc w:val="thaiDistribute"/>
+              <w:jc w:val="right"/>
               <w:rPr>
                 <w:rFonts w:ascii="TH SarabunPSK" w:hAnsi="TH SarabunPSK" w:cs="TH SarabunPSK"/>
                 <w:b/>
@@ -20522,7 +18476,7 @@
             <w:pPr>
               <w:jc w:val="right"/>
               <w:rPr>
-                <w:rFonts w:ascii="TH SarabunPSK" w:hAnsi="TH SarabunPSK" w:cs="TH SarabunPSK" w:hint="cs"/>
+                <w:rFonts w:ascii="TH SarabunPSK" w:hAnsi="TH SarabunPSK" w:cs="TH SarabunPSK"/>
                 <w:b/>
                 <w:bCs/>
                 <w:i/>
@@ -21061,6 +19015,2484 @@
         <w:t xml:space="preserve"> </w:t>
       </w:r>
     </w:p>
+    <w:p>
+      <w:pPr>
+        <w:pBdr>
+          <w:top w:val="nil"/>
+          <w:left w:val="nil"/>
+          <w:bottom w:val="nil"/>
+          <w:right w:val="nil"/>
+          <w:between w:val="nil"/>
+        </w:pBdr>
+        <w:jc w:val="thaiDistribute"/>
+        <w:rPr>
+          <w:rFonts w:ascii="TH SarabunPSK" w:hAnsi="TH SarabunPSK" w:cs="TH SarabunPSK"/>
+          <w:noProof/>
+          <w:color w:val="000000"/>
+          <w:sz w:val="28"/>
+          <w:szCs w:val="28"/>
+        </w:rPr>
+      </w:pPr>
+    </w:p>
+    <w:p>
+      <w:pPr>
+        <w:pBdr>
+          <w:top w:val="nil"/>
+          <w:left w:val="nil"/>
+          <w:bottom w:val="nil"/>
+          <w:right w:val="nil"/>
+          <w:between w:val="nil"/>
+        </w:pBdr>
+        <w:jc w:val="thaiDistribute"/>
+        <w:rPr>
+          <w:rFonts w:ascii="TH SarabunPSK" w:hAnsi="TH SarabunPSK" w:cs="TH SarabunPSK"/>
+          <w:noProof/>
+          <w:color w:val="000000"/>
+          <w:sz w:val="28"/>
+          <w:szCs w:val="28"/>
+        </w:rPr>
+      </w:pPr>
+    </w:p>
+    <w:p>
+      <w:pPr>
+        <w:pBdr>
+          <w:top w:val="nil"/>
+          <w:left w:val="nil"/>
+          <w:bottom w:val="nil"/>
+          <w:right w:val="nil"/>
+          <w:between w:val="nil"/>
+        </w:pBdr>
+        <w:jc w:val="thaiDistribute"/>
+        <w:rPr>
+          <w:rFonts w:ascii="TH SarabunPSK" w:hAnsi="TH SarabunPSK" w:cs="TH SarabunPSK"/>
+          <w:noProof/>
+          <w:color w:val="000000"/>
+          <w:sz w:val="28"/>
+          <w:szCs w:val="28"/>
+        </w:rPr>
+      </w:pPr>
+    </w:p>
+    <w:p>
+      <w:pPr>
+        <w:pBdr>
+          <w:top w:val="nil"/>
+          <w:left w:val="nil"/>
+          <w:bottom w:val="nil"/>
+          <w:right w:val="nil"/>
+          <w:between w:val="nil"/>
+        </w:pBdr>
+        <w:jc w:val="thaiDistribute"/>
+        <w:rPr>
+          <w:rFonts w:ascii="TH SarabunPSK" w:hAnsi="TH SarabunPSK" w:cs="TH SarabunPSK"/>
+          <w:noProof/>
+          <w:color w:val="000000"/>
+          <w:sz w:val="28"/>
+          <w:szCs w:val="28"/>
+        </w:rPr>
+      </w:pPr>
+    </w:p>
+    <w:p>
+      <w:pPr>
+        <w:pBdr>
+          <w:top w:val="nil"/>
+          <w:left w:val="nil"/>
+          <w:bottom w:val="nil"/>
+          <w:right w:val="nil"/>
+          <w:between w:val="nil"/>
+        </w:pBdr>
+        <w:jc w:val="thaiDistribute"/>
+        <w:rPr>
+          <w:rFonts w:ascii="TH SarabunPSK" w:hAnsi="TH SarabunPSK" w:cs="TH SarabunPSK"/>
+          <w:noProof/>
+          <w:color w:val="000000"/>
+          <w:sz w:val="28"/>
+          <w:szCs w:val="28"/>
+        </w:rPr>
+      </w:pPr>
+    </w:p>
+    <w:p>
+      <w:pPr>
+        <w:pBdr>
+          <w:top w:val="nil"/>
+          <w:left w:val="nil"/>
+          <w:bottom w:val="nil"/>
+          <w:right w:val="nil"/>
+          <w:between w:val="nil"/>
+        </w:pBdr>
+        <w:jc w:val="thaiDistribute"/>
+        <w:rPr>
+          <w:rFonts w:ascii="TH SarabunPSK" w:hAnsi="TH SarabunPSK" w:cs="TH SarabunPSK"/>
+          <w:noProof/>
+          <w:color w:val="000000"/>
+          <w:sz w:val="28"/>
+          <w:szCs w:val="28"/>
+        </w:rPr>
+      </w:pPr>
+    </w:p>
+    <w:p>
+      <w:pPr>
+        <w:pBdr>
+          <w:top w:val="nil"/>
+          <w:left w:val="nil"/>
+          <w:bottom w:val="nil"/>
+          <w:right w:val="nil"/>
+          <w:between w:val="nil"/>
+        </w:pBdr>
+        <w:jc w:val="thaiDistribute"/>
+        <w:rPr>
+          <w:rFonts w:ascii="TH SarabunPSK" w:hAnsi="TH SarabunPSK" w:cs="TH SarabunPSK"/>
+          <w:noProof/>
+          <w:color w:val="000000"/>
+          <w:sz w:val="28"/>
+          <w:szCs w:val="28"/>
+        </w:rPr>
+      </w:pPr>
+    </w:p>
+    <w:p>
+      <w:pPr>
+        <w:pBdr>
+          <w:top w:val="nil"/>
+          <w:left w:val="nil"/>
+          <w:bottom w:val="nil"/>
+          <w:right w:val="nil"/>
+          <w:between w:val="nil"/>
+        </w:pBdr>
+        <w:jc w:val="thaiDistribute"/>
+        <w:rPr>
+          <w:rFonts w:ascii="TH SarabunPSK" w:hAnsi="TH SarabunPSK" w:cs="TH SarabunPSK"/>
+          <w:noProof/>
+          <w:color w:val="000000"/>
+          <w:sz w:val="28"/>
+          <w:szCs w:val="28"/>
+        </w:rPr>
+      </w:pPr>
+    </w:p>
+    <w:p>
+      <w:pPr>
+        <w:pBdr>
+          <w:top w:val="nil"/>
+          <w:left w:val="nil"/>
+          <w:bottom w:val="nil"/>
+          <w:right w:val="nil"/>
+          <w:between w:val="nil"/>
+        </w:pBdr>
+        <w:jc w:val="thaiDistribute"/>
+        <w:rPr>
+          <w:rFonts w:ascii="TH SarabunPSK" w:hAnsi="TH SarabunPSK" w:cs="TH SarabunPSK"/>
+          <w:noProof/>
+          <w:color w:val="000000"/>
+          <w:sz w:val="28"/>
+          <w:szCs w:val="28"/>
+        </w:rPr>
+      </w:pPr>
+    </w:p>
+    <w:p>
+      <w:pPr>
+        <w:pBdr>
+          <w:top w:val="nil"/>
+          <w:left w:val="nil"/>
+          <w:bottom w:val="nil"/>
+          <w:right w:val="nil"/>
+          <w:between w:val="nil"/>
+        </w:pBdr>
+        <w:jc w:val="thaiDistribute"/>
+        <w:rPr>
+          <w:rFonts w:ascii="TH SarabunPSK" w:hAnsi="TH SarabunPSK" w:cs="TH SarabunPSK"/>
+          <w:noProof/>
+          <w:color w:val="000000"/>
+          <w:sz w:val="28"/>
+          <w:szCs w:val="28"/>
+        </w:rPr>
+      </w:pPr>
+    </w:p>
+    <w:p>
+      <w:pPr>
+        <w:pBdr>
+          <w:top w:val="nil"/>
+          <w:left w:val="nil"/>
+          <w:bottom w:val="nil"/>
+          <w:right w:val="nil"/>
+          <w:between w:val="nil"/>
+        </w:pBdr>
+        <w:jc w:val="thaiDistribute"/>
+        <w:rPr>
+          <w:rFonts w:ascii="TH SarabunPSK" w:hAnsi="TH SarabunPSK" w:cs="TH SarabunPSK"/>
+          <w:noProof/>
+          <w:color w:val="000000"/>
+          <w:sz w:val="28"/>
+          <w:szCs w:val="28"/>
+        </w:rPr>
+      </w:pPr>
+    </w:p>
+    <w:p>
+      <w:pPr>
+        <w:pBdr>
+          <w:top w:val="nil"/>
+          <w:left w:val="nil"/>
+          <w:bottom w:val="nil"/>
+          <w:right w:val="nil"/>
+          <w:between w:val="nil"/>
+        </w:pBdr>
+        <w:jc w:val="thaiDistribute"/>
+        <w:rPr>
+          <w:rFonts w:ascii="TH SarabunPSK" w:hAnsi="TH SarabunPSK" w:cs="TH SarabunPSK"/>
+          <w:noProof/>
+          <w:color w:val="000000"/>
+          <w:sz w:val="28"/>
+          <w:szCs w:val="28"/>
+        </w:rPr>
+      </w:pPr>
+    </w:p>
+    <w:tbl>
+      <w:tblPr>
+        <w:tblpPr w:leftFromText="180" w:rightFromText="180" w:vertAnchor="page" w:horzAnchor="margin" w:tblpY="1079"/>
+        <w:tblW w:w="9351" w:type="dxa"/>
+        <w:tblBorders>
+          <w:top w:val="single" w:sz="4" w:space="0" w:color="auto"/>
+          <w:left w:val="single" w:sz="4" w:space="0" w:color="auto"/>
+          <w:bottom w:val="single" w:sz="4" w:space="0" w:color="auto"/>
+          <w:right w:val="single" w:sz="4" w:space="0" w:color="auto"/>
+          <w:insideH w:val="single" w:sz="4" w:space="0" w:color="auto"/>
+          <w:insideV w:val="single" w:sz="4" w:space="0" w:color="auto"/>
+        </w:tblBorders>
+        <w:tblLayout w:type="fixed"/>
+        <w:tblLook w:val="0000" w:firstRow="0" w:lastRow="0" w:firstColumn="0" w:lastColumn="0" w:noHBand="0" w:noVBand="0"/>
+      </w:tblPr>
+      <w:tblGrid>
+        <w:gridCol w:w="6516"/>
+        <w:gridCol w:w="1984"/>
+        <w:gridCol w:w="851"/>
+      </w:tblGrid>
+      <w:tr>
+        <w:trPr>
+          <w:trHeight w:val="2825"/>
+        </w:trPr>
+        <w:tc>
+          <w:tcPr>
+            <w:tcW w:w="9351" w:type="dxa"/>
+            <w:gridSpan w:val="3"/>
+          </w:tcPr>
+          <w:p>
+            <w:pPr>
+              <w:keepNext/>
+              <w:spacing w:before="480" w:after="0" w:line="240" w:lineRule="auto"/>
+              <w:ind w:left="34"/>
+              <w:jc w:val="center"/>
+              <w:outlineLvl w:val="0"/>
+              <w:rPr>
+                <w:rFonts w:eastAsia="Cordia New"/>
+                <w:b/>
+                <w:bCs/>
+                <w:sz w:val="28"/>
+                <w:szCs w:val="28"/>
+              </w:rPr>
+            </w:pPr>
+            <w:r>
+              <w:rPr>
+                <w:rFonts w:eastAsia="Cordia New" w:hint="cs"/>
+                <w:b/>
+                <w:bCs/>
+                <w:sz w:val="28"/>
+                <w:szCs w:val="28"/>
+                <w:cs/>
+              </w:rPr>
+              <w:t>ใบสำคัญรับเงิน</w:t>
+            </w:r>
+          </w:p>
+          <w:p>
+            <w:pPr>
+              <w:keepNext/>
+              <w:spacing w:before="240" w:after="0" w:line="240" w:lineRule="auto"/>
+              <w:ind w:firstLine="4287"/>
+              <w:jc w:val="right"/>
+              <w:outlineLvl w:val="1"/>
+              <w:rPr>
+                <w:rFonts w:eastAsia="Cordia New"/>
+                <w:sz w:val="28"/>
+                <w:szCs w:val="28"/>
+              </w:rPr>
+            </w:pPr>
+            <w:r>
+              <w:rPr>
+                <w:rFonts w:eastAsia="Cordia New" w:hint="cs"/>
+                <w:sz w:val="28"/>
+                <w:szCs w:val="28"/>
+                <w:cs/>
+              </w:rPr>
+              <w:t xml:space="preserve">วันที่ </w:t>
+            </w:r>
+            <w:r>
+              <w:rPr>
+                <w:rFonts w:eastAsia="Cordia New" w:hint="cs"/>
+                <w:sz w:val="28"/>
+                <w:szCs w:val="28"/>
+                <w:u w:val="dotted"/>
+              </w:rPr>
+              <w:tab/>
+            </w:r>
+            <w:r>
+              <w:rPr>
+                <w:rFonts w:eastAsia="Cordia New" w:hint="cs"/>
+                <w:sz w:val="28"/>
+                <w:szCs w:val="28"/>
+                <w:cs/>
+              </w:rPr>
+              <w:t>เดือน</w:t>
+            </w:r>
+            <w:r>
+              <w:rPr>
+                <w:rFonts w:eastAsia="Cordia New" w:hint="cs"/>
+                <w:sz w:val="28"/>
+                <w:szCs w:val="28"/>
+                <w:u w:val="dotted"/>
+                <w:cs/>
+              </w:rPr>
+              <w:t xml:space="preserve">  </w:t>
+            </w:r>
+            <w:r>
+              <w:rPr>
+                <w:rFonts w:eastAsia="Cordia New" w:hint="cs"/>
+                <w:sz w:val="28"/>
+                <w:szCs w:val="28"/>
+                <w:u w:val="dotted"/>
+              </w:rPr>
+              <w:t xml:space="preserve">     </w:t>
+            </w:r>
+            <w:r>
+              <w:rPr>
+                <w:rFonts w:eastAsia="Cordia New" w:hint="cs"/>
+                <w:sz w:val="28"/>
+                <w:szCs w:val="28"/>
+                <w:cs/>
+              </w:rPr>
+              <w:t>พ</w:t>
+            </w:r>
+            <w:r>
+              <w:rPr>
+                <w:rFonts w:eastAsia="Cordia New" w:hint="cs"/>
+                <w:sz w:val="28"/>
+                <w:szCs w:val="28"/>
+              </w:rPr>
+              <w:t>.</w:t>
+            </w:r>
+            <w:r>
+              <w:rPr>
+                <w:rFonts w:eastAsia="Cordia New" w:hint="cs"/>
+                <w:sz w:val="28"/>
+                <w:szCs w:val="28"/>
+                <w:cs/>
+              </w:rPr>
+              <w:t>ศ</w:t>
+            </w:r>
+            <w:r>
+              <w:rPr>
+                <w:rFonts w:eastAsia="Cordia New" w:hint="cs"/>
+                <w:sz w:val="28"/>
+                <w:szCs w:val="28"/>
+              </w:rPr>
+              <w:t>.</w:t>
+            </w:r>
+            <w:r>
+              <w:rPr>
+                <w:rFonts w:eastAsia="Cordia New" w:hint="cs"/>
+                <w:sz w:val="28"/>
+                <w:szCs w:val="28"/>
+                <w:u w:val="dotted"/>
+              </w:rPr>
+              <w:t xml:space="preserve">     </w:t>
+            </w:r>
+            <w:r>
+              <w:rPr>
+                <w:rFonts w:eastAsia="Cordia New"/>
+                <w:sz w:val="28"/>
+                <w:szCs w:val="28"/>
+                <w:u w:val="dotted"/>
+              </w:rPr>
+              <w:t>2569</w:t>
+            </w:r>
+            <w:r>
+              <w:rPr>
+                <w:rFonts w:eastAsia="Cordia New" w:hint="cs"/>
+                <w:sz w:val="28"/>
+                <w:szCs w:val="28"/>
+                <w:u w:val="dotted"/>
+              </w:rPr>
+              <w:t xml:space="preserve">   </w:t>
+            </w:r>
+            <w:r>
+              <w:rPr>
+                <w:rFonts w:eastAsia="Cordia New" w:hint="cs"/>
+                <w:sz w:val="28"/>
+                <w:szCs w:val="28"/>
+                <w:u w:val="dotted"/>
+              </w:rPr>
+              <w:tab/>
+            </w:r>
+          </w:p>
+          <w:p>
+            <w:pPr>
+              <w:spacing w:after="0" w:line="240" w:lineRule="auto"/>
+              <w:ind w:firstLine="601"/>
+              <w:jc w:val="both"/>
+              <w:rPr>
+                <w:rFonts w:eastAsia="Cordia New"/>
+                <w:color w:val="EE0000"/>
+                <w:sz w:val="28"/>
+                <w:szCs w:val="28"/>
+                <w:u w:val="dotted"/>
+              </w:rPr>
+            </w:pPr>
+            <w:r>
+              <w:rPr>
+                <w:rFonts w:eastAsia="Cordia New" w:hint="cs"/>
+                <w:sz w:val="28"/>
+                <w:szCs w:val="28"/>
+                <w:cs/>
+              </w:rPr>
+              <w:t>ข้าพเจ้า</w:t>
+            </w:r>
+            <w:r>
+              <w:rPr>
+                <w:rFonts w:eastAsia="Cordia New" w:hint="cs"/>
+                <w:sz w:val="28"/>
+                <w:szCs w:val="28"/>
+                <w:u w:val="dotted"/>
+                <w:cs/>
+              </w:rPr>
+              <w:t xml:space="preserve">  </w:t>
+            </w:r>
+            <w:r>
+              <w:rPr>
+                <w:rFonts w:eastAsia="Cordia New" w:hint="cs"/>
+                <w:color w:val="0D0D0D" w:themeColor="text1" w:themeTint="F2"/>
+                <w:sz w:val="28"/>
+                <w:szCs w:val="28"/>
+                <w:u w:val="dotted"/>
+                <w:cs/>
+              </w:rPr>
+              <w:t>นายอภิสิทธิ์ มังกร</w:t>
+            </w:r>
+            <w:proofErr w:type="spellStart"/>
+            <w:r>
+              <w:rPr>
+                <w:rFonts w:eastAsia="Cordia New" w:hint="cs"/>
+                <w:color w:val="0D0D0D" w:themeColor="text1" w:themeTint="F2"/>
+                <w:sz w:val="28"/>
+                <w:szCs w:val="28"/>
+                <w:u w:val="dotted"/>
+                <w:cs/>
+              </w:rPr>
+              <w:t>คุนธี</w:t>
+            </w:r>
+            <w:proofErr w:type="spellEnd"/>
+            <w:r>
+              <w:rPr>
+                <w:rFonts w:eastAsia="Cordia New" w:hint="cs"/>
+                <w:color w:val="0D0D0D" w:themeColor="text1" w:themeTint="F2"/>
+                <w:sz w:val="28"/>
+                <w:szCs w:val="28"/>
+                <w:u w:val="dotted"/>
+                <w:cs/>
+              </w:rPr>
+              <w:t xml:space="preserve">   </w:t>
+            </w:r>
+            <w:r>
+              <w:rPr>
+                <w:rFonts w:eastAsia="Cordia New" w:hint="cs"/>
+                <w:color w:val="0D0D0D" w:themeColor="text1" w:themeTint="F2"/>
+                <w:sz w:val="28"/>
+                <w:szCs w:val="28"/>
+                <w:cs/>
+              </w:rPr>
+              <w:t>บ้านเลขที่</w:t>
+            </w:r>
+            <w:r>
+              <w:rPr>
+                <w:rFonts w:eastAsia="Cordia New" w:hint="cs"/>
+                <w:color w:val="0D0D0D" w:themeColor="text1" w:themeTint="F2"/>
+                <w:sz w:val="28"/>
+                <w:szCs w:val="28"/>
+                <w:u w:val="dotted"/>
+              </w:rPr>
+              <w:t xml:space="preserve"> </w:t>
+            </w:r>
+            <w:r>
+              <w:rPr>
+                <w:rFonts w:eastAsia="Cordia New" w:hint="cs"/>
+                <w:color w:val="0D0D0D" w:themeColor="text1" w:themeTint="F2"/>
+                <w:sz w:val="28"/>
+                <w:szCs w:val="28"/>
+                <w:u w:val="dotted"/>
+                <w:cs/>
+              </w:rPr>
+              <w:t xml:space="preserve"> </w:t>
+            </w:r>
+            <w:r>
+              <w:rPr>
+                <w:rFonts w:eastAsia="Cordia New"/>
+                <w:color w:val="0D0D0D" w:themeColor="text1" w:themeTint="F2"/>
+                <w:sz w:val="28"/>
+                <w:szCs w:val="28"/>
+                <w:u w:val="dotted"/>
+              </w:rPr>
+              <w:t xml:space="preserve">9/6 </w:t>
+            </w:r>
+            <w:r>
+              <w:rPr>
+                <w:rFonts w:eastAsia="Cordia New" w:hint="cs"/>
+                <w:color w:val="0D0D0D" w:themeColor="text1" w:themeTint="F2"/>
+                <w:sz w:val="28"/>
+                <w:szCs w:val="28"/>
+                <w:u w:val="dotted"/>
+                <w:cs/>
+              </w:rPr>
+              <w:t xml:space="preserve">หมู่ที่ 3 ต. ท่าบุญมี อ. เกาะจันทร์ </w:t>
+            </w:r>
+            <w:r>
+              <w:rPr>
+                <w:rFonts w:eastAsia="Cordia New" w:hint="cs"/>
+                <w:color w:val="0D0D0D" w:themeColor="text1" w:themeTint="F2"/>
+                <w:sz w:val="28"/>
+                <w:szCs w:val="28"/>
+                <w:u w:val="dotted"/>
+              </w:rPr>
+              <w:t xml:space="preserve">  </w:t>
+            </w:r>
+            <w:r>
+              <w:rPr>
+                <w:rFonts w:eastAsia="Cordia New" w:hint="cs"/>
+                <w:sz w:val="28"/>
+                <w:szCs w:val="28"/>
+                <w:cs/>
+              </w:rPr>
+              <w:t xml:space="preserve">หมู่ที่ </w:t>
+            </w:r>
+            <w:r>
+              <w:rPr>
+                <w:rFonts w:eastAsia="Cordia New"/>
+                <w:sz w:val="28"/>
+                <w:szCs w:val="28"/>
+                <w:u w:val="dotted"/>
+              </w:rPr>
+              <w:t xml:space="preserve">  </w:t>
+            </w:r>
+            <w:r>
+              <w:rPr>
+                <w:rFonts w:eastAsia="Cordia New" w:hint="cs"/>
+                <w:sz w:val="28"/>
+                <w:szCs w:val="28"/>
+                <w:u w:val="dotted"/>
+              </w:rPr>
+              <w:t xml:space="preserve"> </w:t>
+            </w:r>
+            <w:r>
+              <w:rPr>
+                <w:rFonts w:eastAsia="Cordia New" w:hint="cs"/>
+                <w:sz w:val="28"/>
+                <w:szCs w:val="28"/>
+              </w:rPr>
+              <w:t xml:space="preserve"> </w:t>
+            </w:r>
+            <w:r>
+              <w:rPr>
+                <w:rFonts w:eastAsia="Cordia New" w:hint="cs"/>
+                <w:sz w:val="28"/>
+                <w:szCs w:val="28"/>
+                <w:cs/>
+              </w:rPr>
+              <w:t>3.</w:t>
+            </w:r>
+          </w:p>
+          <w:p>
+            <w:pPr>
+              <w:spacing w:after="0" w:line="240" w:lineRule="auto"/>
+              <w:jc w:val="both"/>
+              <w:rPr>
+                <w:rFonts w:eastAsia="Cordia New"/>
+                <w:sz w:val="28"/>
+                <w:szCs w:val="28"/>
+                <w:u w:val="dotted"/>
+              </w:rPr>
+            </w:pPr>
+            <w:r>
+              <w:rPr>
+                <w:rFonts w:eastAsia="Cordia New" w:hint="cs"/>
+                <w:sz w:val="28"/>
+                <w:szCs w:val="28"/>
+                <w:cs/>
+              </w:rPr>
+              <w:t>ถนน</w:t>
+            </w:r>
+            <w:r>
+              <w:rPr>
+                <w:rFonts w:eastAsia="Cordia New" w:hint="cs"/>
+                <w:sz w:val="28"/>
+                <w:szCs w:val="28"/>
+                <w:u w:val="dotted"/>
+              </w:rPr>
+              <w:t xml:space="preserve">   </w:t>
+            </w:r>
+            <w:r>
+              <w:rPr>
+                <w:rFonts w:eastAsia="Cordia New" w:hint="cs"/>
+                <w:sz w:val="28"/>
+                <w:szCs w:val="28"/>
+                <w:u w:val="dotted"/>
+                <w:cs/>
+              </w:rPr>
+              <w:t xml:space="preserve">   </w:t>
+            </w:r>
+            <w:r>
+              <w:rPr>
+                <w:rFonts w:eastAsia="Cordia New" w:hint="cs"/>
+                <w:sz w:val="28"/>
+                <w:szCs w:val="28"/>
+                <w:u w:val="dotted"/>
+              </w:rPr>
+              <w:t xml:space="preserve"> </w:t>
+            </w:r>
+            <w:r>
+              <w:rPr>
+                <w:rFonts w:eastAsia="Cordia New" w:hint="cs"/>
+                <w:sz w:val="28"/>
+                <w:szCs w:val="28"/>
+                <w:cs/>
+              </w:rPr>
+              <w:t>ตำบล</w:t>
+            </w:r>
+            <w:r>
+              <w:rPr>
+                <w:rFonts w:eastAsia="Cordia New" w:hint="cs"/>
+                <w:sz w:val="28"/>
+                <w:szCs w:val="28"/>
+              </w:rPr>
+              <w:t>/</w:t>
+            </w:r>
+            <w:r>
+              <w:rPr>
+                <w:rFonts w:eastAsia="Cordia New" w:hint="cs"/>
+                <w:sz w:val="28"/>
+                <w:szCs w:val="28"/>
+                <w:cs/>
+              </w:rPr>
+              <w:t>แขวง</w:t>
+            </w:r>
+            <w:r>
+              <w:rPr>
+                <w:rFonts w:eastAsia="Cordia New" w:hint="cs"/>
+                <w:sz w:val="28"/>
+                <w:szCs w:val="28"/>
+                <w:u w:val="dotted"/>
+              </w:rPr>
+              <w:t xml:space="preserve"> </w:t>
+            </w:r>
+            <w:r>
+              <w:rPr>
+                <w:rFonts w:eastAsia="Cordia New"/>
+                <w:sz w:val="28"/>
+                <w:szCs w:val="28"/>
+                <w:u w:val="dotted"/>
+              </w:rPr>
+              <w:t xml:space="preserve">   </w:t>
+            </w:r>
+            <w:r>
+              <w:rPr>
+                <w:rFonts w:eastAsia="Cordia New" w:hint="cs"/>
+                <w:sz w:val="28"/>
+                <w:szCs w:val="28"/>
+                <w:u w:val="dotted"/>
+                <w:cs/>
+              </w:rPr>
+              <w:t>ท่าบุญมี</w:t>
+            </w:r>
+            <w:r>
+              <w:rPr>
+                <w:rFonts w:eastAsia="Cordia New"/>
+                <w:sz w:val="28"/>
+                <w:szCs w:val="28"/>
+                <w:u w:val="dotted"/>
+              </w:rPr>
+              <w:t xml:space="preserve">  </w:t>
+            </w:r>
+            <w:r>
+              <w:rPr>
+                <w:rFonts w:eastAsia="Cordia New" w:hint="cs"/>
+                <w:sz w:val="28"/>
+                <w:szCs w:val="28"/>
+                <w:u w:val="dotted"/>
+                <w:cs/>
+              </w:rPr>
+              <w:t xml:space="preserve">    </w:t>
+            </w:r>
+            <w:r>
+              <w:rPr>
+                <w:rFonts w:eastAsia="Cordia New" w:hint="cs"/>
+                <w:sz w:val="28"/>
+                <w:szCs w:val="28"/>
+                <w:u w:val="dotted"/>
+              </w:rPr>
+              <w:t xml:space="preserve">   </w:t>
+            </w:r>
+            <w:r>
+              <w:rPr>
+                <w:rFonts w:eastAsia="Cordia New" w:hint="cs"/>
+                <w:sz w:val="28"/>
+                <w:szCs w:val="28"/>
+                <w:cs/>
+              </w:rPr>
+              <w:t>อำเภอ</w:t>
+            </w:r>
+            <w:r>
+              <w:rPr>
+                <w:rFonts w:eastAsia="Cordia New" w:hint="cs"/>
+                <w:sz w:val="28"/>
+                <w:szCs w:val="28"/>
+              </w:rPr>
+              <w:t>/</w:t>
+            </w:r>
+            <w:r>
+              <w:rPr>
+                <w:rFonts w:eastAsia="Cordia New" w:hint="cs"/>
+                <w:sz w:val="28"/>
+                <w:szCs w:val="28"/>
+                <w:cs/>
+              </w:rPr>
+              <w:t xml:space="preserve">เขต </w:t>
+            </w:r>
+            <w:r>
+              <w:rPr>
+                <w:rFonts w:eastAsia="Cordia New" w:hint="cs"/>
+                <w:sz w:val="28"/>
+                <w:szCs w:val="28"/>
+                <w:u w:val="dotted"/>
+              </w:rPr>
+              <w:t xml:space="preserve"> </w:t>
+            </w:r>
+            <w:r>
+              <w:rPr>
+                <w:rFonts w:eastAsia="Cordia New"/>
+                <w:sz w:val="28"/>
+                <w:szCs w:val="28"/>
+                <w:u w:val="dotted"/>
+              </w:rPr>
+              <w:t xml:space="preserve">   </w:t>
+            </w:r>
+            <w:r>
+              <w:rPr>
+                <w:rFonts w:eastAsia="Cordia New" w:hint="cs"/>
+                <w:sz w:val="28"/>
+                <w:szCs w:val="28"/>
+                <w:u w:val="dotted"/>
+                <w:cs/>
+              </w:rPr>
+              <w:t xml:space="preserve">เกาะจันทร์   </w:t>
+            </w:r>
+            <w:r>
+              <w:rPr>
+                <w:rFonts w:eastAsia="Cordia New" w:hint="cs"/>
+                <w:sz w:val="28"/>
+                <w:szCs w:val="28"/>
+                <w:u w:val="dotted"/>
+                <w:cs/>
+              </w:rPr>
+              <w:t xml:space="preserve"> </w:t>
+            </w:r>
+            <w:r>
+              <w:rPr>
+                <w:rFonts w:eastAsia="Cordia New" w:hint="cs"/>
+                <w:sz w:val="28"/>
+                <w:szCs w:val="28"/>
+              </w:rPr>
+              <w:t xml:space="preserve"> </w:t>
+            </w:r>
+            <w:r>
+              <w:rPr>
+                <w:rFonts w:eastAsia="Cordia New" w:hint="cs"/>
+                <w:sz w:val="28"/>
+                <w:szCs w:val="28"/>
+                <w:cs/>
+              </w:rPr>
+              <w:t xml:space="preserve">จังหวัด </w:t>
+            </w:r>
+            <w:r>
+              <w:rPr>
+                <w:rFonts w:eastAsia="Cordia New" w:hint="cs"/>
+                <w:sz w:val="28"/>
+                <w:szCs w:val="28"/>
+                <w:u w:val="dotted"/>
+                <w:cs/>
+              </w:rPr>
+              <w:t xml:space="preserve">   </w:t>
+            </w:r>
+            <w:r>
+              <w:rPr>
+                <w:rFonts w:eastAsia="Cordia New" w:hint="cs"/>
+                <w:sz w:val="28"/>
+                <w:szCs w:val="28"/>
+                <w:u w:val="dotted"/>
+                <w:cs/>
+              </w:rPr>
+              <w:t xml:space="preserve"> ชลบุรี </w:t>
+            </w:r>
+            <w:r>
+              <w:rPr>
+                <w:rFonts w:eastAsia="Cordia New" w:hint="cs"/>
+                <w:sz w:val="28"/>
+                <w:szCs w:val="28"/>
+                <w:u w:val="dotted"/>
+                <w:cs/>
+              </w:rPr>
+              <w:t xml:space="preserve">     </w:t>
+            </w:r>
+            <w:r>
+              <w:rPr>
+                <w:rFonts w:eastAsia="Cordia New" w:hint="cs"/>
+                <w:sz w:val="28"/>
+                <w:szCs w:val="28"/>
+                <w:u w:val="dotted"/>
+              </w:rPr>
+              <w:t xml:space="preserve">  </w:t>
+            </w:r>
+            <w:r>
+              <w:rPr>
+                <w:rFonts w:eastAsia="Cordia New" w:hint="cs"/>
+                <w:sz w:val="28"/>
+                <w:szCs w:val="28"/>
+                <w:cs/>
+              </w:rPr>
+              <w:t xml:space="preserve"> รหัสไปรษณีย์ </w:t>
+            </w:r>
+            <w:r>
+              <w:rPr>
+                <w:rFonts w:eastAsia="Cordia New" w:hint="cs"/>
+                <w:sz w:val="28"/>
+                <w:szCs w:val="28"/>
+                <w:u w:val="dotted"/>
+              </w:rPr>
+              <w:t xml:space="preserve">  </w:t>
+            </w:r>
+            <w:r>
+              <w:rPr>
+                <w:rFonts w:eastAsia="Cordia New" w:hint="cs"/>
+                <w:sz w:val="28"/>
+                <w:szCs w:val="28"/>
+                <w:u w:val="dotted"/>
+                <w:cs/>
+              </w:rPr>
+              <w:t xml:space="preserve"> </w:t>
+            </w:r>
+            <w:r>
+              <w:rPr>
+                <w:rFonts w:eastAsia="Cordia New"/>
+                <w:sz w:val="28"/>
+                <w:szCs w:val="28"/>
+                <w:u w:val="dotted"/>
+              </w:rPr>
+              <w:t xml:space="preserve"> 20240</w:t>
+            </w:r>
+            <w:r>
+              <w:rPr>
+                <w:rFonts w:eastAsia="Cordia New" w:hint="cs"/>
+                <w:sz w:val="28"/>
+                <w:szCs w:val="28"/>
+                <w:u w:val="dotted"/>
+                <w:cs/>
+              </w:rPr>
+              <w:t xml:space="preserve"> </w:t>
+            </w:r>
+            <w:r>
+              <w:rPr>
+                <w:rFonts w:eastAsia="Cordia New" w:hint="cs"/>
+                <w:sz w:val="28"/>
+                <w:szCs w:val="28"/>
+                <w:u w:val="dotted"/>
+              </w:rPr>
+              <w:t xml:space="preserve">  </w:t>
+            </w:r>
+          </w:p>
+          <w:p>
+            <w:pPr>
+              <w:spacing w:after="0" w:line="240" w:lineRule="auto"/>
+              <w:jc w:val="both"/>
+              <w:rPr>
+                <w:rFonts w:eastAsia="Cordia New"/>
+                <w:sz w:val="28"/>
+                <w:szCs w:val="28"/>
+              </w:rPr>
+            </w:pPr>
+            <w:r>
+              <w:rPr>
+                <w:rFonts w:eastAsia="Cordia New" w:hint="cs"/>
+                <w:sz w:val="28"/>
+                <w:szCs w:val="28"/>
+                <w:cs/>
+              </w:rPr>
+              <w:t>โทรศัพท์</w:t>
+            </w:r>
+            <w:r>
+              <w:rPr>
+                <w:rFonts w:eastAsia="Cordia New" w:hint="cs"/>
+                <w:sz w:val="28"/>
+                <w:szCs w:val="28"/>
+                <w:u w:val="dotted"/>
+                <w:cs/>
+              </w:rPr>
+              <w:t xml:space="preserve"> </w:t>
+            </w:r>
+            <w:r>
+              <w:t xml:space="preserve"> </w:t>
+            </w:r>
+            <w:r>
+              <w:rPr>
+                <w:rFonts w:eastAsia="Cordia New"/>
+                <w:sz w:val="28"/>
+                <w:szCs w:val="28"/>
+                <w:u w:val="dotted"/>
+                <w:cs/>
+              </w:rPr>
+              <w:t xml:space="preserve">063-663-6362 </w:t>
+            </w:r>
+            <w:r>
+              <w:rPr>
+                <w:rFonts w:eastAsia="Cordia New" w:hint="cs"/>
+                <w:sz w:val="28"/>
+                <w:szCs w:val="28"/>
+                <w:u w:val="dotted"/>
+                <w:cs/>
+              </w:rPr>
+              <w:t xml:space="preserve"> </w:t>
+            </w:r>
+            <w:r>
+              <w:rPr>
+                <w:rFonts w:eastAsia="Cordia New"/>
+                <w:sz w:val="28"/>
+                <w:szCs w:val="28"/>
+                <w:u w:val="dotted"/>
+              </w:rPr>
+              <w:t xml:space="preserve"> .</w:t>
+            </w:r>
+            <w:r>
+              <w:rPr>
+                <w:rFonts w:eastAsia="Cordia New" w:hint="cs"/>
+                <w:sz w:val="28"/>
+                <w:szCs w:val="28"/>
+                <w:u w:val="dotted"/>
+                <w:cs/>
+              </w:rPr>
+              <w:t xml:space="preserve"> </w:t>
+            </w:r>
+            <w:r>
+              <w:rPr>
+                <w:rFonts w:eastAsia="Cordia New"/>
+                <w:sz w:val="28"/>
+                <w:szCs w:val="28"/>
+                <w:u w:val="dotted"/>
+              </w:rPr>
+              <w:t xml:space="preserve">  </w:t>
+            </w:r>
+          </w:p>
+          <w:p>
+            <w:pPr>
+              <w:spacing w:after="0" w:line="240" w:lineRule="auto"/>
+              <w:jc w:val="both"/>
+              <w:rPr>
+                <w:rFonts w:eastAsia="Cordia New"/>
+                <w:sz w:val="28"/>
+                <w:szCs w:val="28"/>
+                <w:u w:val="dotted"/>
+                <w:cs/>
+              </w:rPr>
+            </w:pPr>
+            <w:r>
+              <w:rPr>
+                <w:rFonts w:eastAsia="Cordia New" w:hint="cs"/>
+                <w:sz w:val="28"/>
+                <w:szCs w:val="28"/>
+                <w:cs/>
+              </w:rPr>
+              <w:t>ได้รับเงินจาก</w:t>
+            </w:r>
+            <w:r>
+              <w:rPr>
+                <w:rFonts w:eastAsia="Cordia New" w:hint="cs"/>
+                <w:b/>
+                <w:bCs/>
+                <w:sz w:val="28"/>
+                <w:szCs w:val="28"/>
+                <w:u w:val="dotted"/>
+              </w:rPr>
+              <w:t xml:space="preserve">     </w:t>
+            </w:r>
+            <w:r>
+              <w:rPr>
+                <w:rFonts w:eastAsia="Cordia New" w:hint="cs"/>
+                <w:b/>
+                <w:bCs/>
+                <w:sz w:val="28"/>
+                <w:szCs w:val="28"/>
+                <w:u w:val="dotted"/>
+                <w:cs/>
+              </w:rPr>
+              <w:t>มหาวิทยาลัยเกษตรศาสตร์ วิทยาเขตศรีราชา</w:t>
+            </w:r>
+            <w:r>
+              <w:rPr>
+                <w:rFonts w:eastAsia="Cordia New" w:hint="cs"/>
+                <w:b/>
+                <w:bCs/>
+                <w:sz w:val="28"/>
+                <w:szCs w:val="28"/>
+                <w:u w:val="dotted"/>
+              </w:rPr>
+              <w:t xml:space="preserve">          </w:t>
+            </w:r>
+            <w:r>
+              <w:rPr>
+                <w:rFonts w:eastAsia="Cordia New" w:hint="cs"/>
+                <w:sz w:val="28"/>
+                <w:szCs w:val="28"/>
+                <w:cs/>
+              </w:rPr>
+              <w:t>ดังรายการต่อไปนี้</w:t>
+            </w:r>
+          </w:p>
+        </w:tc>
+      </w:tr>
+      <w:tr>
+        <w:trPr>
+          <w:cantSplit/>
+          <w:trHeight w:val="226"/>
+        </w:trPr>
+        <w:tc>
+          <w:tcPr>
+            <w:tcW w:w="6516" w:type="dxa"/>
+            <w:vMerge w:val="restart"/>
+          </w:tcPr>
+          <w:p>
+            <w:pPr>
+              <w:keepNext/>
+              <w:spacing w:before="120" w:after="0" w:line="240" w:lineRule="auto"/>
+              <w:ind w:right="-108"/>
+              <w:jc w:val="center"/>
+              <w:outlineLvl w:val="4"/>
+              <w:rPr>
+                <w:rFonts w:eastAsia="Cordia New"/>
+                <w:b/>
+                <w:bCs/>
+                <w:sz w:val="28"/>
+                <w:szCs w:val="28"/>
+                <w:cs/>
+              </w:rPr>
+            </w:pPr>
+            <w:r>
+              <w:rPr>
+                <w:rFonts w:eastAsia="Cordia New" w:hint="cs"/>
+                <w:b/>
+                <w:bCs/>
+                <w:sz w:val="28"/>
+                <w:szCs w:val="28"/>
+                <w:cs/>
+              </w:rPr>
+              <w:t>รายการ</w:t>
+            </w:r>
+          </w:p>
+        </w:tc>
+        <w:tc>
+          <w:tcPr>
+            <w:tcW w:w="2835" w:type="dxa"/>
+            <w:gridSpan w:val="2"/>
+          </w:tcPr>
+          <w:p>
+            <w:pPr>
+              <w:keepNext/>
+              <w:spacing w:after="0" w:line="240" w:lineRule="auto"/>
+              <w:jc w:val="center"/>
+              <w:outlineLvl w:val="3"/>
+              <w:rPr>
+                <w:rFonts w:eastAsia="Cordia New"/>
+                <w:b/>
+                <w:bCs/>
+                <w:sz w:val="28"/>
+                <w:szCs w:val="28"/>
+              </w:rPr>
+            </w:pPr>
+            <w:r>
+              <w:rPr>
+                <w:rFonts w:eastAsia="Cordia New" w:hint="cs"/>
+                <w:b/>
+                <w:bCs/>
+                <w:sz w:val="28"/>
+                <w:szCs w:val="28"/>
+                <w:cs/>
+              </w:rPr>
+              <w:t>จำนวนเงิน</w:t>
+            </w:r>
+          </w:p>
+        </w:tc>
+      </w:tr>
+      <w:tr>
+        <w:trPr>
+          <w:cantSplit/>
+          <w:trHeight w:val="198"/>
+        </w:trPr>
+        <w:tc>
+          <w:tcPr>
+            <w:tcW w:w="6516" w:type="dxa"/>
+            <w:vMerge/>
+          </w:tcPr>
+          <w:p>
+            <w:pPr>
+              <w:spacing w:after="0" w:line="240" w:lineRule="auto"/>
+              <w:jc w:val="both"/>
+              <w:rPr>
+                <w:rFonts w:eastAsia="Cordia New"/>
+                <w:sz w:val="28"/>
+                <w:szCs w:val="28"/>
+              </w:rPr>
+            </w:pPr>
+          </w:p>
+        </w:tc>
+        <w:tc>
+          <w:tcPr>
+            <w:tcW w:w="1984" w:type="dxa"/>
+          </w:tcPr>
+          <w:p>
+            <w:pPr>
+              <w:spacing w:after="0" w:line="240" w:lineRule="auto"/>
+              <w:jc w:val="center"/>
+              <w:rPr>
+                <w:rFonts w:eastAsia="Cordia New"/>
+                <w:sz w:val="28"/>
+                <w:szCs w:val="28"/>
+              </w:rPr>
+            </w:pPr>
+            <w:r>
+              <w:rPr>
+                <w:rFonts w:eastAsia="Cordia New" w:hint="cs"/>
+                <w:sz w:val="28"/>
+                <w:szCs w:val="28"/>
+                <w:cs/>
+              </w:rPr>
+              <w:t>บาท</w:t>
+            </w:r>
+          </w:p>
+        </w:tc>
+        <w:tc>
+          <w:tcPr>
+            <w:tcW w:w="851" w:type="dxa"/>
+          </w:tcPr>
+          <w:p>
+            <w:pPr>
+              <w:spacing w:after="0" w:line="240" w:lineRule="auto"/>
+              <w:ind w:left="-132"/>
+              <w:jc w:val="center"/>
+              <w:rPr>
+                <w:rFonts w:eastAsia="Cordia New"/>
+                <w:sz w:val="28"/>
+                <w:szCs w:val="28"/>
+              </w:rPr>
+            </w:pPr>
+            <w:r>
+              <w:rPr>
+                <w:rFonts w:eastAsia="Cordia New" w:hint="cs"/>
+                <w:sz w:val="28"/>
+                <w:szCs w:val="28"/>
+                <w:cs/>
+              </w:rPr>
+              <w:t>ส</w:t>
+            </w:r>
+            <w:r>
+              <w:rPr>
+                <w:rFonts w:eastAsia="Cordia New" w:hint="cs"/>
+                <w:sz w:val="28"/>
+                <w:szCs w:val="28"/>
+              </w:rPr>
+              <w:t>.</w:t>
+            </w:r>
+            <w:r>
+              <w:rPr>
+                <w:rFonts w:eastAsia="Cordia New" w:hint="cs"/>
+                <w:sz w:val="28"/>
+                <w:szCs w:val="28"/>
+                <w:cs/>
+              </w:rPr>
+              <w:t>ต</w:t>
+            </w:r>
+            <w:r>
+              <w:rPr>
+                <w:rFonts w:eastAsia="Cordia New" w:hint="cs"/>
+                <w:sz w:val="28"/>
+                <w:szCs w:val="28"/>
+              </w:rPr>
+              <w:t>.</w:t>
+            </w:r>
+          </w:p>
+        </w:tc>
+      </w:tr>
+      <w:tr>
+        <w:trPr>
+          <w:cantSplit/>
+          <w:trHeight w:val="58"/>
+        </w:trPr>
+        <w:tc>
+          <w:tcPr>
+            <w:tcW w:w="6516" w:type="dxa"/>
+            <w:tcBorders>
+              <w:bottom w:val="nil"/>
+            </w:tcBorders>
+          </w:tcPr>
+          <w:p>
+            <w:pPr>
+              <w:spacing w:after="0" w:line="240" w:lineRule="auto"/>
+              <w:jc w:val="both"/>
+              <w:rPr>
+                <w:rFonts w:eastAsia="Cordia New"/>
+                <w:sz w:val="28"/>
+                <w:szCs w:val="28"/>
+              </w:rPr>
+            </w:pPr>
+          </w:p>
+        </w:tc>
+        <w:tc>
+          <w:tcPr>
+            <w:tcW w:w="1984" w:type="dxa"/>
+            <w:tcBorders>
+              <w:bottom w:val="nil"/>
+            </w:tcBorders>
+          </w:tcPr>
+          <w:p>
+            <w:pPr>
+              <w:spacing w:after="0" w:line="240" w:lineRule="auto"/>
+              <w:jc w:val="both"/>
+              <w:rPr>
+                <w:rFonts w:eastAsia="Cordia New"/>
+                <w:sz w:val="28"/>
+                <w:szCs w:val="28"/>
+              </w:rPr>
+            </w:pPr>
+          </w:p>
+        </w:tc>
+        <w:tc>
+          <w:tcPr>
+            <w:tcW w:w="851" w:type="dxa"/>
+            <w:tcBorders>
+              <w:bottom w:val="nil"/>
+            </w:tcBorders>
+          </w:tcPr>
+          <w:p>
+            <w:pPr>
+              <w:spacing w:after="0" w:line="240" w:lineRule="auto"/>
+              <w:jc w:val="both"/>
+              <w:rPr>
+                <w:rFonts w:eastAsia="Cordia New"/>
+                <w:sz w:val="28"/>
+                <w:szCs w:val="28"/>
+              </w:rPr>
+            </w:pPr>
+          </w:p>
+        </w:tc>
+      </w:tr>
+      <w:tr>
+        <w:trPr>
+          <w:cantSplit/>
+          <w:trHeight w:val="301"/>
+        </w:trPr>
+        <w:tc>
+          <w:tcPr>
+            <w:tcW w:w="6516" w:type="dxa"/>
+            <w:tcBorders>
+              <w:top w:val="nil"/>
+              <w:bottom w:val="nil"/>
+            </w:tcBorders>
+          </w:tcPr>
+          <w:p>
+            <w:pPr>
+              <w:spacing w:after="0" w:line="240" w:lineRule="auto"/>
+              <w:rPr>
+                <w:color w:val="000000" w:themeColor="text1"/>
+                <w:sz w:val="28"/>
+                <w:szCs w:val="28"/>
+                <w:cs/>
+              </w:rPr>
+            </w:pPr>
+            <w:r>
+              <w:rPr>
+                <w:rFonts w:hint="cs"/>
+                <w:color w:val="000000" w:themeColor="text1"/>
+                <w:sz w:val="28"/>
+                <w:szCs w:val="28"/>
+                <w:cs/>
+              </w:rPr>
+              <w:t>ค่าใช้จ่ายในโครงการ “</w:t>
+            </w:r>
+            <w:r>
+              <w:rPr>
+                <w:noProof/>
+                <w:color w:val="000000" w:themeColor="text1"/>
+                <w:sz w:val="28"/>
+                <w:szCs w:val="28"/>
+                <w:cs/>
+              </w:rPr>
+              <w:t>ทิศทางแห่งเฟรชชี่</w:t>
+            </w:r>
+            <w:r>
+              <w:rPr>
+                <w:rFonts w:hint="cs"/>
+                <w:noProof/>
+                <w:color w:val="000000" w:themeColor="text1"/>
+                <w:sz w:val="28"/>
+                <w:szCs w:val="28"/>
+                <w:cs/>
+              </w:rPr>
+              <w:t xml:space="preserve"> </w:t>
+            </w:r>
+            <w:r>
+              <w:rPr>
+                <w:noProof/>
+                <w:color w:val="000000" w:themeColor="text1"/>
+                <w:sz w:val="28"/>
+                <w:szCs w:val="28"/>
+                <w:cs/>
+              </w:rPr>
+              <w:t>(</w:t>
+            </w:r>
+            <w:r>
+              <w:rPr>
+                <w:noProof/>
+                <w:color w:val="000000" w:themeColor="text1"/>
+                <w:sz w:val="28"/>
+                <w:szCs w:val="28"/>
+                <w:lang w:val="en-US"/>
+              </w:rPr>
+              <w:t>The Freshy Bearing</w:t>
+            </w:r>
+            <w:r>
+              <w:rPr>
+                <w:noProof/>
+                <w:color w:val="000000" w:themeColor="text1"/>
+                <w:sz w:val="28"/>
+                <w:szCs w:val="28"/>
+                <w:cs/>
+                <w:lang w:val="en-US"/>
+              </w:rPr>
+              <w:t>)</w:t>
+            </w:r>
+            <w:r>
+              <w:rPr>
+                <w:rFonts w:hint="cs"/>
+                <w:color w:val="000000" w:themeColor="text1"/>
+                <w:sz w:val="28"/>
+                <w:szCs w:val="28"/>
+                <w:cs/>
+              </w:rPr>
+              <w:t>”</w:t>
+            </w:r>
+            <w:r>
+              <w:rPr>
+                <w:rFonts w:hint="cs"/>
+                <w:color w:val="000000" w:themeColor="text1"/>
+                <w:sz w:val="28"/>
+                <w:szCs w:val="28"/>
+                <w:cs/>
+              </w:rPr>
+              <w:t xml:space="preserve"> </w:t>
+            </w:r>
+            <w:r>
+              <w:rPr>
+                <w:rFonts w:hint="cs"/>
+                <w:cs/>
+              </w:rPr>
+              <w:t>รวมใบเสร็จรับเงิน/บิลเงินสด/ใบสำคัญรับเงิน</w:t>
+            </w:r>
+            <w:r>
+              <w:rPr>
+                <w:rFonts w:hint="cs"/>
+              </w:rPr>
+              <w:t>/</w:t>
+            </w:r>
+            <w:r>
+              <w:rPr>
+                <w:rFonts w:hint="cs"/>
+                <w:cs/>
+              </w:rPr>
+              <w:t>ใบรับรองแทนใบเสร็จรับเงิน จำนวน</w:t>
+            </w:r>
+            <w:r>
+              <w:rPr>
+                <w:rFonts w:hint="cs"/>
+                <w:cs/>
+              </w:rPr>
+              <w:t xml:space="preserve"> </w:t>
+            </w:r>
+            <w:r>
+              <w:rPr>
+                <w:color w:val="0D0D0D" w:themeColor="text1" w:themeTint="F2"/>
+              </w:rPr>
+              <w:t>63</w:t>
+            </w:r>
+            <w:r>
+              <w:rPr>
+                <w:rFonts w:hint="cs"/>
+                <w:cs/>
+              </w:rPr>
+              <w:t xml:space="preserve"> </w:t>
+            </w:r>
+            <w:r>
+              <w:rPr>
+                <w:rFonts w:hint="cs"/>
+                <w:cs/>
+              </w:rPr>
+              <w:t>ฉบับ</w:t>
+            </w:r>
+          </w:p>
+        </w:tc>
+        <w:tc>
+          <w:tcPr>
+            <w:tcW w:w="1984" w:type="dxa"/>
+            <w:tcBorders>
+              <w:top w:val="nil"/>
+              <w:bottom w:val="nil"/>
+            </w:tcBorders>
+          </w:tcPr>
+          <w:p>
+            <w:pPr>
+              <w:spacing w:after="0" w:line="240" w:lineRule="auto"/>
+              <w:jc w:val="right"/>
+              <w:rPr>
+                <w:rFonts w:eastAsia="Cordia New"/>
+                <w:color w:val="0D0D0D" w:themeColor="text1" w:themeTint="F2"/>
+                <w:sz w:val="28"/>
+                <w:szCs w:val="28"/>
+                <w:cs/>
+              </w:rPr>
+            </w:pPr>
+            <w:r>
+              <w:rPr>
+                <w:color w:val="0D0D0D" w:themeColor="text1" w:themeTint="F2"/>
+                <w:sz w:val="28"/>
+                <w:szCs w:val="28"/>
+              </w:rPr>
+              <w:t>176</w:t>
+            </w:r>
+            <w:r>
+              <w:rPr>
+                <w:rFonts w:hint="cs"/>
+                <w:color w:val="0D0D0D" w:themeColor="text1" w:themeTint="F2"/>
+                <w:sz w:val="28"/>
+                <w:szCs w:val="28"/>
+                <w:cs/>
+              </w:rPr>
+              <w:t>,534</w:t>
+            </w:r>
+          </w:p>
+        </w:tc>
+        <w:tc>
+          <w:tcPr>
+            <w:tcW w:w="851" w:type="dxa"/>
+            <w:tcBorders>
+              <w:top w:val="nil"/>
+              <w:bottom w:val="nil"/>
+            </w:tcBorders>
+          </w:tcPr>
+          <w:p>
+            <w:pPr>
+              <w:spacing w:after="0" w:line="240" w:lineRule="auto"/>
+              <w:jc w:val="center"/>
+              <w:rPr>
+                <w:rFonts w:eastAsia="Cordia New"/>
+                <w:color w:val="0D0D0D" w:themeColor="text1" w:themeTint="F2"/>
+                <w:sz w:val="28"/>
+                <w:szCs w:val="28"/>
+              </w:rPr>
+            </w:pPr>
+            <w:r>
+              <w:rPr>
+                <w:rFonts w:eastAsia="Cordia New" w:hint="cs"/>
+                <w:color w:val="0D0D0D" w:themeColor="text1" w:themeTint="F2"/>
+                <w:sz w:val="28"/>
+                <w:szCs w:val="28"/>
+                <w:cs/>
+              </w:rPr>
+              <w:t>00</w:t>
+            </w:r>
+          </w:p>
+        </w:tc>
+      </w:tr>
+      <w:tr>
+        <w:trPr>
+          <w:cantSplit/>
+          <w:trHeight w:val="301"/>
+        </w:trPr>
+        <w:tc>
+          <w:tcPr>
+            <w:tcW w:w="6516" w:type="dxa"/>
+            <w:tcBorders>
+              <w:top w:val="nil"/>
+              <w:bottom w:val="nil"/>
+            </w:tcBorders>
+          </w:tcPr>
+          <w:p>
+            <w:pPr>
+              <w:spacing w:after="0" w:line="240" w:lineRule="auto"/>
+              <w:jc w:val="both"/>
+              <w:rPr>
+                <w:rFonts w:eastAsia="Cordia New"/>
+                <w:color w:val="000000" w:themeColor="text1"/>
+                <w:sz w:val="28"/>
+                <w:szCs w:val="28"/>
+                <w:cs/>
+              </w:rPr>
+            </w:pPr>
+          </w:p>
+        </w:tc>
+        <w:tc>
+          <w:tcPr>
+            <w:tcW w:w="1984" w:type="dxa"/>
+            <w:tcBorders>
+              <w:top w:val="nil"/>
+              <w:bottom w:val="nil"/>
+            </w:tcBorders>
+          </w:tcPr>
+          <w:p>
+            <w:pPr>
+              <w:spacing w:after="0" w:line="240" w:lineRule="auto"/>
+              <w:jc w:val="both"/>
+              <w:rPr>
+                <w:rFonts w:eastAsia="Cordia New"/>
+                <w:color w:val="0D0D0D" w:themeColor="text1" w:themeTint="F2"/>
+                <w:sz w:val="28"/>
+                <w:szCs w:val="28"/>
+              </w:rPr>
+            </w:pPr>
+          </w:p>
+        </w:tc>
+        <w:tc>
+          <w:tcPr>
+            <w:tcW w:w="851" w:type="dxa"/>
+            <w:tcBorders>
+              <w:top w:val="nil"/>
+              <w:bottom w:val="nil"/>
+            </w:tcBorders>
+          </w:tcPr>
+          <w:p>
+            <w:pPr>
+              <w:spacing w:after="0" w:line="240" w:lineRule="auto"/>
+              <w:jc w:val="both"/>
+              <w:rPr>
+                <w:rFonts w:eastAsia="Cordia New"/>
+                <w:color w:val="0D0D0D" w:themeColor="text1" w:themeTint="F2"/>
+                <w:sz w:val="28"/>
+                <w:szCs w:val="28"/>
+              </w:rPr>
+            </w:pPr>
+          </w:p>
+        </w:tc>
+      </w:tr>
+      <w:tr>
+        <w:trPr>
+          <w:cantSplit/>
+          <w:trHeight w:val="435"/>
+        </w:trPr>
+        <w:tc>
+          <w:tcPr>
+            <w:tcW w:w="6516" w:type="dxa"/>
+            <w:tcBorders>
+              <w:top w:val="nil"/>
+              <w:bottom w:val="nil"/>
+            </w:tcBorders>
+          </w:tcPr>
+          <w:p>
+            <w:pPr>
+              <w:spacing w:after="0" w:line="240" w:lineRule="auto"/>
+              <w:jc w:val="both"/>
+              <w:rPr>
+                <w:rFonts w:eastAsia="Cordia New"/>
+                <w:color w:val="000000" w:themeColor="text1"/>
+                <w:sz w:val="28"/>
+                <w:szCs w:val="28"/>
+              </w:rPr>
+            </w:pPr>
+          </w:p>
+        </w:tc>
+        <w:tc>
+          <w:tcPr>
+            <w:tcW w:w="1984" w:type="dxa"/>
+            <w:tcBorders>
+              <w:top w:val="nil"/>
+              <w:bottom w:val="nil"/>
+            </w:tcBorders>
+          </w:tcPr>
+          <w:p>
+            <w:pPr>
+              <w:spacing w:after="0" w:line="240" w:lineRule="auto"/>
+              <w:jc w:val="both"/>
+              <w:rPr>
+                <w:rFonts w:eastAsia="Cordia New"/>
+                <w:color w:val="0D0D0D" w:themeColor="text1" w:themeTint="F2"/>
+                <w:sz w:val="28"/>
+                <w:szCs w:val="28"/>
+              </w:rPr>
+            </w:pPr>
+          </w:p>
+        </w:tc>
+        <w:tc>
+          <w:tcPr>
+            <w:tcW w:w="851" w:type="dxa"/>
+            <w:tcBorders>
+              <w:top w:val="nil"/>
+              <w:bottom w:val="nil"/>
+            </w:tcBorders>
+          </w:tcPr>
+          <w:p>
+            <w:pPr>
+              <w:spacing w:after="0" w:line="240" w:lineRule="auto"/>
+              <w:jc w:val="both"/>
+              <w:rPr>
+                <w:rFonts w:eastAsia="Cordia New"/>
+                <w:color w:val="0D0D0D" w:themeColor="text1" w:themeTint="F2"/>
+                <w:sz w:val="28"/>
+                <w:szCs w:val="28"/>
+              </w:rPr>
+            </w:pPr>
+          </w:p>
+        </w:tc>
+      </w:tr>
+      <w:tr>
+        <w:trPr>
+          <w:cantSplit/>
+          <w:trHeight w:val="1823"/>
+        </w:trPr>
+        <w:tc>
+          <w:tcPr>
+            <w:tcW w:w="6516" w:type="dxa"/>
+            <w:tcBorders>
+              <w:top w:val="nil"/>
+            </w:tcBorders>
+          </w:tcPr>
+          <w:p>
+            <w:pPr>
+              <w:spacing w:after="0" w:line="240" w:lineRule="auto"/>
+              <w:jc w:val="both"/>
+              <w:rPr>
+                <w:rFonts w:eastAsia="Cordia New"/>
+                <w:color w:val="000000" w:themeColor="text1"/>
+                <w:sz w:val="28"/>
+                <w:szCs w:val="28"/>
+              </w:rPr>
+            </w:pPr>
+          </w:p>
+          <w:p>
+            <w:pPr>
+              <w:spacing w:after="0" w:line="240" w:lineRule="auto"/>
+              <w:jc w:val="both"/>
+              <w:rPr>
+                <w:rFonts w:eastAsia="Cordia New"/>
+                <w:color w:val="000000" w:themeColor="text1"/>
+                <w:sz w:val="28"/>
+                <w:szCs w:val="28"/>
+              </w:rPr>
+            </w:pPr>
+          </w:p>
+          <w:p>
+            <w:pPr>
+              <w:spacing w:after="0" w:line="240" w:lineRule="auto"/>
+              <w:jc w:val="both"/>
+              <w:rPr>
+                <w:rFonts w:eastAsia="Cordia New"/>
+                <w:color w:val="000000" w:themeColor="text1"/>
+                <w:sz w:val="28"/>
+                <w:szCs w:val="28"/>
+              </w:rPr>
+            </w:pPr>
+          </w:p>
+          <w:p>
+            <w:pPr>
+              <w:spacing w:after="0" w:line="240" w:lineRule="auto"/>
+              <w:jc w:val="both"/>
+              <w:rPr>
+                <w:rFonts w:eastAsia="Cordia New"/>
+                <w:color w:val="000000" w:themeColor="text1"/>
+                <w:sz w:val="28"/>
+                <w:szCs w:val="28"/>
+              </w:rPr>
+            </w:pPr>
+          </w:p>
+        </w:tc>
+        <w:tc>
+          <w:tcPr>
+            <w:tcW w:w="1984" w:type="dxa"/>
+            <w:tcBorders>
+              <w:top w:val="nil"/>
+            </w:tcBorders>
+          </w:tcPr>
+          <w:p>
+            <w:pPr>
+              <w:spacing w:after="0" w:line="240" w:lineRule="auto"/>
+              <w:jc w:val="both"/>
+              <w:rPr>
+                <w:rFonts w:eastAsia="Cordia New"/>
+                <w:color w:val="0D0D0D" w:themeColor="text1" w:themeTint="F2"/>
+                <w:sz w:val="28"/>
+                <w:szCs w:val="28"/>
+              </w:rPr>
+            </w:pPr>
+          </w:p>
+        </w:tc>
+        <w:tc>
+          <w:tcPr>
+            <w:tcW w:w="851" w:type="dxa"/>
+            <w:tcBorders>
+              <w:top w:val="nil"/>
+            </w:tcBorders>
+          </w:tcPr>
+          <w:p>
+            <w:pPr>
+              <w:spacing w:after="0" w:line="240" w:lineRule="auto"/>
+              <w:jc w:val="both"/>
+              <w:rPr>
+                <w:rFonts w:eastAsia="Cordia New"/>
+                <w:color w:val="0D0D0D" w:themeColor="text1" w:themeTint="F2"/>
+                <w:sz w:val="28"/>
+                <w:szCs w:val="28"/>
+              </w:rPr>
+            </w:pPr>
+          </w:p>
+        </w:tc>
+      </w:tr>
+      <w:tr>
+        <w:trPr>
+          <w:cantSplit/>
+          <w:trHeight w:val="438"/>
+        </w:trPr>
+        <w:tc>
+          <w:tcPr>
+            <w:tcW w:w="6516" w:type="dxa"/>
+          </w:tcPr>
+          <w:p>
+            <w:pPr>
+              <w:keepNext/>
+              <w:spacing w:before="60" w:after="60" w:line="240" w:lineRule="auto"/>
+              <w:ind w:right="-108"/>
+              <w:jc w:val="center"/>
+              <w:outlineLvl w:val="4"/>
+              <w:rPr>
+                <w:rFonts w:eastAsia="Cordia New"/>
+                <w:b/>
+                <w:bCs/>
+                <w:color w:val="000000" w:themeColor="text1"/>
+                <w:sz w:val="28"/>
+                <w:szCs w:val="28"/>
+              </w:rPr>
+            </w:pPr>
+            <w:r>
+              <w:rPr>
+                <w:rFonts w:eastAsia="Cordia New" w:hint="cs"/>
+                <w:b/>
+                <w:bCs/>
+                <w:color w:val="000000" w:themeColor="text1"/>
+                <w:sz w:val="28"/>
+                <w:szCs w:val="28"/>
+                <w:cs/>
+              </w:rPr>
+              <w:t>รวมทั้งสิ้น</w:t>
+            </w:r>
+          </w:p>
+        </w:tc>
+        <w:tc>
+          <w:tcPr>
+            <w:tcW w:w="1984" w:type="dxa"/>
+          </w:tcPr>
+          <w:p>
+            <w:pPr>
+              <w:spacing w:before="60" w:after="60" w:line="240" w:lineRule="auto"/>
+              <w:jc w:val="right"/>
+              <w:rPr>
+                <w:rFonts w:eastAsia="Cordia New"/>
+                <w:b/>
+                <w:bCs/>
+                <w:color w:val="0D0D0D" w:themeColor="text1" w:themeTint="F2"/>
+                <w:sz w:val="28"/>
+                <w:szCs w:val="28"/>
+              </w:rPr>
+            </w:pPr>
+            <w:r>
+              <w:rPr>
+                <w:rFonts w:hint="cs"/>
+                <w:b/>
+                <w:bCs/>
+                <w:color w:val="0D0D0D" w:themeColor="text1" w:themeTint="F2"/>
+                <w:sz w:val="28"/>
+                <w:szCs w:val="28"/>
+                <w:cs/>
+              </w:rPr>
+              <w:t>176,534</w:t>
+            </w:r>
+          </w:p>
+        </w:tc>
+        <w:tc>
+          <w:tcPr>
+            <w:tcW w:w="851" w:type="dxa"/>
+            <w:tcBorders>
+              <w:bottom w:val="single" w:sz="4" w:space="0" w:color="auto"/>
+            </w:tcBorders>
+          </w:tcPr>
+          <w:p>
+            <w:pPr>
+              <w:spacing w:before="60" w:after="60" w:line="240" w:lineRule="auto"/>
+              <w:jc w:val="center"/>
+              <w:rPr>
+                <w:rFonts w:eastAsia="Cordia New"/>
+                <w:b/>
+                <w:bCs/>
+                <w:color w:val="0D0D0D" w:themeColor="text1" w:themeTint="F2"/>
+                <w:sz w:val="28"/>
+                <w:szCs w:val="28"/>
+              </w:rPr>
+            </w:pPr>
+            <w:r>
+              <w:rPr>
+                <w:rFonts w:eastAsia="Cordia New"/>
+                <w:b/>
+                <w:bCs/>
+                <w:color w:val="0D0D0D" w:themeColor="text1" w:themeTint="F2"/>
+                <w:sz w:val="28"/>
+                <w:szCs w:val="28"/>
+              </w:rPr>
+              <w:t>00</w:t>
+            </w:r>
+          </w:p>
+        </w:tc>
+      </w:tr>
+      <w:tr>
+        <w:trPr>
+          <w:trHeight w:val="4820"/>
+        </w:trPr>
+        <w:tc>
+          <w:tcPr>
+            <w:tcW w:w="9351" w:type="dxa"/>
+            <w:gridSpan w:val="3"/>
+          </w:tcPr>
+          <w:p>
+            <w:pPr>
+              <w:spacing w:after="0" w:line="240" w:lineRule="auto"/>
+              <w:ind w:firstLine="601"/>
+              <w:jc w:val="both"/>
+              <w:rPr>
+                <w:rFonts w:eastAsia="Cordia New"/>
+                <w:sz w:val="28"/>
+                <w:szCs w:val="28"/>
+              </w:rPr>
+            </w:pPr>
+          </w:p>
+          <w:p>
+            <w:pPr>
+              <w:spacing w:after="0" w:line="240" w:lineRule="auto"/>
+              <w:ind w:left="314" w:firstLine="150"/>
+              <w:jc w:val="both"/>
+              <w:rPr>
+                <w:rFonts w:eastAsia="Cordia New"/>
+                <w:sz w:val="28"/>
+                <w:szCs w:val="28"/>
+                <w:u w:val="dotted"/>
+              </w:rPr>
+            </w:pPr>
+            <w:r>
+              <w:rPr>
+                <w:rFonts w:eastAsia="Cordia New" w:hint="cs"/>
+                <w:sz w:val="28"/>
+                <w:szCs w:val="28"/>
+                <w:cs/>
+              </w:rPr>
+              <w:t xml:space="preserve">จำนวนเงิน </w:t>
+            </w:r>
+            <w:r>
+              <w:rPr>
+                <w:rFonts w:eastAsia="Cordia New" w:hint="cs"/>
+                <w:sz w:val="28"/>
+                <w:szCs w:val="28"/>
+              </w:rPr>
+              <w:t>(</w:t>
+            </w:r>
+            <w:r>
+              <w:rPr>
+                <w:rFonts w:eastAsia="Cordia New" w:hint="cs"/>
+                <w:sz w:val="28"/>
+                <w:szCs w:val="28"/>
+                <w:cs/>
+              </w:rPr>
+              <w:t>ตัวอักษร</w:t>
+            </w:r>
+            <w:r>
+              <w:rPr>
+                <w:rFonts w:eastAsia="Cordia New" w:hint="cs"/>
+                <w:sz w:val="28"/>
+                <w:szCs w:val="28"/>
+              </w:rPr>
+              <w:t xml:space="preserve">)  </w:t>
+            </w:r>
+            <w:r>
+              <w:rPr>
+                <w:rFonts w:eastAsia="Cordia New" w:hint="cs"/>
+                <w:sz w:val="28"/>
+                <w:szCs w:val="28"/>
+                <w:u w:val="dotted"/>
+              </w:rPr>
+              <w:t xml:space="preserve">- </w:t>
+            </w:r>
+            <w:r>
+              <w:rPr>
+                <w:rFonts w:eastAsia="Cordia New" w:hint="cs"/>
+                <w:sz w:val="28"/>
+                <w:szCs w:val="28"/>
+                <w:u w:val="dotted"/>
+                <w:cs/>
+              </w:rPr>
+              <w:t xml:space="preserve"> </w:t>
+            </w:r>
+            <w:r>
+              <w:rPr>
+                <w:rFonts w:eastAsia="Cordia New" w:hint="cs"/>
+                <w:sz w:val="28"/>
+                <w:szCs w:val="28"/>
+                <w:u w:val="dotted"/>
+                <w:cs/>
+              </w:rPr>
+              <w:t xml:space="preserve">หนึ่งแสนเจ็ดหมื่นหกพันห้าร้อยสามสิบสี่บาทถ้วน    </w:t>
+            </w:r>
+            <w:r>
+              <w:rPr>
+                <w:rFonts w:eastAsia="Cordia New" w:hint="cs"/>
+                <w:sz w:val="28"/>
+                <w:szCs w:val="28"/>
+                <w:u w:val="dotted"/>
+              </w:rPr>
+              <w:t>-</w:t>
+            </w:r>
+          </w:p>
+          <w:p>
+            <w:pPr>
+              <w:spacing w:after="0" w:line="240" w:lineRule="auto"/>
+              <w:jc w:val="both"/>
+              <w:rPr>
+                <w:rFonts w:eastAsia="Cordia New"/>
+                <w:sz w:val="28"/>
+                <w:szCs w:val="28"/>
+                <w:u w:val="dotted"/>
+              </w:rPr>
+            </w:pPr>
+            <w:r>
+              <w:rPr>
+                <w:rFonts w:eastAsia="Cordia New" w:hint="cs"/>
+                <w:sz w:val="28"/>
+                <w:szCs w:val="28"/>
+                <w:cs/>
+              </w:rPr>
+              <w:t xml:space="preserve">  </w:t>
+            </w:r>
+            <w:r>
+              <w:rPr>
+                <w:rFonts w:eastAsia="Cordia New"/>
+                <w:sz w:val="28"/>
+                <w:szCs w:val="28"/>
+                <w:u w:val="dotted"/>
+                <w:cs/>
+              </w:rPr>
+              <w:t>หมาย</w:t>
+            </w:r>
+            <w:r>
+              <w:rPr>
+                <w:rFonts w:eastAsia="Cordia New" w:hint="cs"/>
+                <w:sz w:val="28"/>
+                <w:szCs w:val="28"/>
+                <w:u w:val="dotted"/>
+                <w:cs/>
+              </w:rPr>
+              <w:t>ถึง</w:t>
+            </w:r>
+            <w:r>
+              <w:rPr>
+                <w:rFonts w:eastAsia="Cordia New"/>
+                <w:sz w:val="28"/>
+                <w:szCs w:val="28"/>
+                <w:u w:val="dotted"/>
+                <w:cs/>
+              </w:rPr>
+              <w:t xml:space="preserve"> </w:t>
+            </w:r>
+            <w:r>
+              <w:rPr>
+                <w:rFonts w:eastAsia="Cordia New"/>
+                <w:sz w:val="28"/>
+                <w:szCs w:val="28"/>
+                <w:cs/>
+              </w:rPr>
+              <w:t>: ขออนุมัติเบิกเงินบำรุงกิจกรรมนิสิต</w:t>
+            </w:r>
+            <w:r>
+              <w:rPr>
+                <w:rFonts w:eastAsia="Cordia New" w:hint="cs"/>
+                <w:sz w:val="28"/>
+                <w:szCs w:val="28"/>
+                <w:cs/>
+              </w:rPr>
+              <w:t xml:space="preserve"> 176,560</w:t>
+            </w:r>
+            <w:r>
+              <w:rPr>
+                <w:rFonts w:eastAsia="Cordia New"/>
+                <w:color w:val="EE0000"/>
+                <w:sz w:val="28"/>
+                <w:szCs w:val="28"/>
+                <w:cs/>
+              </w:rPr>
+              <w:t xml:space="preserve"> </w:t>
+            </w:r>
+            <w:r>
+              <w:rPr>
+                <w:rFonts w:eastAsia="Cordia New"/>
+                <w:sz w:val="28"/>
+                <w:szCs w:val="28"/>
+                <w:cs/>
+              </w:rPr>
+              <w:t>บาท (</w:t>
+            </w:r>
+            <w:r>
+              <w:rPr>
+                <w:rFonts w:eastAsia="Cordia New" w:hint="cs"/>
+                <w:sz w:val="28"/>
+                <w:szCs w:val="28"/>
+                <w:cs/>
+              </w:rPr>
+              <w:t xml:space="preserve"> </w:t>
+            </w:r>
+            <w:r>
+              <w:rPr>
+                <w:rFonts w:eastAsia="Cordia New" w:hint="cs"/>
+                <w:color w:val="0D0D0D" w:themeColor="text1" w:themeTint="F2"/>
+                <w:sz w:val="28"/>
+                <w:szCs w:val="28"/>
+                <w:cs/>
+              </w:rPr>
+              <w:t>หนึ่งแสนเจ็ดหมื่นหกพันห้าร้อยสามสิบสี่</w:t>
+            </w:r>
+            <w:r>
+              <w:rPr>
+                <w:rFonts w:eastAsia="Cordia New"/>
+                <w:sz w:val="28"/>
+                <w:szCs w:val="28"/>
+                <w:cs/>
+              </w:rPr>
+              <w:t>บาทถ้วน</w:t>
+            </w:r>
+            <w:r>
+              <w:rPr>
+                <w:rFonts w:eastAsia="Cordia New" w:hint="cs"/>
+                <w:sz w:val="28"/>
+                <w:szCs w:val="28"/>
+                <w:cs/>
+              </w:rPr>
+              <w:t xml:space="preserve"> </w:t>
+            </w:r>
+            <w:r>
+              <w:rPr>
+                <w:rFonts w:eastAsia="Cordia New"/>
+                <w:sz w:val="28"/>
+                <w:szCs w:val="28"/>
+                <w:cs/>
+              </w:rPr>
+              <w:t>)</w:t>
+            </w:r>
+          </w:p>
+          <w:p>
+            <w:pPr>
+              <w:spacing w:after="0"/>
+              <w:jc w:val="both"/>
+              <w:rPr>
+                <w:rFonts w:eastAsia="Cordia New"/>
+                <w:sz w:val="28"/>
+                <w:szCs w:val="28"/>
+              </w:rPr>
+            </w:pPr>
+            <w:r>
+              <w:rPr>
+                <w:rFonts w:eastAsia="Cordia New"/>
+                <w:sz w:val="28"/>
+                <w:szCs w:val="28"/>
+                <w:cs/>
+              </w:rPr>
+              <w:t xml:space="preserve">                  </w:t>
+            </w:r>
+          </w:p>
+          <w:p>
+            <w:pPr>
+              <w:spacing w:after="0"/>
+              <w:jc w:val="both"/>
+              <w:rPr>
+                <w:rFonts w:eastAsia="Cordia New"/>
+                <w:sz w:val="28"/>
+                <w:szCs w:val="28"/>
+              </w:rPr>
+            </w:pPr>
+          </w:p>
+          <w:p>
+            <w:pPr>
+              <w:spacing w:before="120" w:after="0" w:line="240" w:lineRule="auto"/>
+              <w:ind w:firstLine="4570"/>
+              <w:jc w:val="both"/>
+              <w:rPr>
+                <w:rFonts w:eastAsia="Cordia New"/>
+                <w:sz w:val="28"/>
+                <w:szCs w:val="28"/>
+                <w:cs/>
+              </w:rPr>
+            </w:pPr>
+            <w:r>
+              <w:rPr>
+                <w:rFonts w:eastAsia="Cordia New" w:hint="cs"/>
+                <w:sz w:val="28"/>
+                <w:szCs w:val="28"/>
+                <w:cs/>
+              </w:rPr>
+              <w:t>ลงชื่อ</w:t>
+            </w:r>
+            <w:r>
+              <w:rPr>
+                <w:rFonts w:eastAsia="Cordia New" w:hint="cs"/>
+                <w:sz w:val="28"/>
+                <w:szCs w:val="28"/>
+                <w:u w:val="dotted"/>
+              </w:rPr>
+              <w:tab/>
+              <w:t xml:space="preserve">       </w:t>
+            </w:r>
+            <w:r>
+              <w:rPr>
+                <w:rFonts w:eastAsia="Cordia New" w:hint="cs"/>
+                <w:sz w:val="28"/>
+                <w:szCs w:val="28"/>
+                <w:u w:val="dotted"/>
+                <w:cs/>
+              </w:rPr>
+              <w:t xml:space="preserve">   </w:t>
+            </w:r>
+            <w:r>
+              <w:rPr>
+                <w:rFonts w:eastAsia="Cordia New" w:hint="cs"/>
+                <w:sz w:val="28"/>
+                <w:szCs w:val="28"/>
+                <w:u w:val="dotted"/>
+              </w:rPr>
+              <w:t xml:space="preserve">                      </w:t>
+            </w:r>
+            <w:r>
+              <w:rPr>
+                <w:rFonts w:eastAsia="Cordia New" w:hint="cs"/>
+                <w:sz w:val="28"/>
+                <w:szCs w:val="28"/>
+                <w:u w:val="dotted"/>
+                <w:cs/>
+              </w:rPr>
+              <w:t xml:space="preserve">  </w:t>
+            </w:r>
+            <w:r>
+              <w:rPr>
+                <w:rFonts w:eastAsia="Cordia New" w:hint="cs"/>
+                <w:sz w:val="28"/>
+                <w:szCs w:val="28"/>
+                <w:u w:val="dotted"/>
+              </w:rPr>
+              <w:t xml:space="preserve">   </w:t>
+            </w:r>
+            <w:r>
+              <w:rPr>
+                <w:rFonts w:eastAsia="Cordia New" w:hint="cs"/>
+                <w:sz w:val="28"/>
+                <w:szCs w:val="28"/>
+                <w:cs/>
+              </w:rPr>
+              <w:t>ผู้</w:t>
+            </w:r>
+            <w:r>
+              <w:rPr>
+                <w:rFonts w:eastAsia="Cordia New" w:hint="cs"/>
+                <w:sz w:val="28"/>
+                <w:szCs w:val="28"/>
+                <w:cs/>
+              </w:rPr>
+              <w:t>รับ</w:t>
+            </w:r>
+            <w:r>
+              <w:rPr>
+                <w:rFonts w:eastAsia="Cordia New" w:hint="cs"/>
+                <w:sz w:val="28"/>
+                <w:szCs w:val="28"/>
+                <w:cs/>
+              </w:rPr>
+              <w:t>เงิน</w:t>
+            </w:r>
+          </w:p>
+          <w:p>
+            <w:pPr>
+              <w:spacing w:after="0" w:line="240" w:lineRule="auto"/>
+              <w:ind w:firstLine="4712"/>
+              <w:jc w:val="both"/>
+              <w:rPr>
+                <w:rFonts w:eastAsia="Cordia New"/>
+                <w:color w:val="000000" w:themeColor="text1"/>
+                <w:sz w:val="28"/>
+                <w:szCs w:val="28"/>
+              </w:rPr>
+            </w:pPr>
+            <w:r>
+              <w:rPr>
+                <w:rFonts w:eastAsia="Cordia New" w:hint="cs"/>
+                <w:color w:val="000000" w:themeColor="text1"/>
+                <w:sz w:val="28"/>
+                <w:szCs w:val="28"/>
+                <w:cs/>
+              </w:rPr>
+              <w:t xml:space="preserve">       </w:t>
+            </w:r>
+            <w:proofErr w:type="gramStart"/>
+            <w:r>
+              <w:rPr>
+                <w:rFonts w:eastAsia="Cordia New" w:hint="cs"/>
+                <w:color w:val="000000" w:themeColor="text1"/>
+                <w:sz w:val="28"/>
+                <w:szCs w:val="28"/>
+              </w:rPr>
+              <w:t>(</w:t>
+            </w:r>
+            <w:r>
+              <w:rPr>
+                <w:rFonts w:eastAsia="Cordia New" w:hint="cs"/>
+                <w:color w:val="000000" w:themeColor="text1"/>
+                <w:sz w:val="28"/>
+                <w:szCs w:val="28"/>
+                <w:cs/>
+              </w:rPr>
+              <w:t xml:space="preserve"> นายอภิสิทธิ์</w:t>
+            </w:r>
+            <w:proofErr w:type="gramEnd"/>
+            <w:r>
+              <w:rPr>
+                <w:rFonts w:eastAsia="Cordia New" w:hint="cs"/>
+                <w:color w:val="000000" w:themeColor="text1"/>
+                <w:sz w:val="28"/>
+                <w:szCs w:val="28"/>
+                <w:cs/>
+              </w:rPr>
+              <w:t xml:space="preserve"> </w:t>
+            </w:r>
+            <w:proofErr w:type="gramStart"/>
+            <w:r>
+              <w:rPr>
+                <w:rFonts w:eastAsia="Cordia New" w:hint="cs"/>
+                <w:color w:val="000000" w:themeColor="text1"/>
+                <w:sz w:val="28"/>
+                <w:szCs w:val="28"/>
+                <w:cs/>
+              </w:rPr>
+              <w:t>มังกร</w:t>
+            </w:r>
+            <w:proofErr w:type="spellStart"/>
+            <w:r>
+              <w:rPr>
+                <w:rFonts w:eastAsia="Cordia New" w:hint="cs"/>
+                <w:color w:val="000000" w:themeColor="text1"/>
+                <w:sz w:val="28"/>
+                <w:szCs w:val="28"/>
+                <w:cs/>
+              </w:rPr>
+              <w:t>คุนธี</w:t>
+            </w:r>
+            <w:proofErr w:type="spellEnd"/>
+            <w:r>
+              <w:rPr>
+                <w:rFonts w:eastAsia="Cordia New" w:hint="cs"/>
+                <w:color w:val="000000" w:themeColor="text1"/>
+                <w:sz w:val="28"/>
+                <w:szCs w:val="28"/>
+                <w:cs/>
+              </w:rPr>
+              <w:t xml:space="preserve"> </w:t>
+            </w:r>
+            <w:r>
+              <w:rPr>
+                <w:rFonts w:eastAsia="Cordia New" w:hint="cs"/>
+                <w:color w:val="000000" w:themeColor="text1"/>
+                <w:sz w:val="28"/>
+                <w:szCs w:val="28"/>
+              </w:rPr>
+              <w:t>)</w:t>
+            </w:r>
+            <w:proofErr w:type="gramEnd"/>
+          </w:p>
+          <w:p>
+            <w:pPr>
+              <w:spacing w:before="120" w:after="0" w:line="240" w:lineRule="auto"/>
+              <w:jc w:val="both"/>
+              <w:rPr>
+                <w:rFonts w:eastAsia="Cordia New"/>
+                <w:sz w:val="28"/>
+                <w:szCs w:val="28"/>
+              </w:rPr>
+            </w:pPr>
+          </w:p>
+          <w:p>
+            <w:pPr>
+              <w:spacing w:before="120" w:after="0" w:line="240" w:lineRule="auto"/>
+              <w:ind w:firstLine="4570"/>
+              <w:jc w:val="both"/>
+              <w:rPr>
+                <w:rFonts w:eastAsia="Cordia New"/>
+                <w:sz w:val="28"/>
+                <w:szCs w:val="28"/>
+                <w:cs/>
+              </w:rPr>
+            </w:pPr>
+            <w:r>
+              <w:rPr>
+                <w:rFonts w:eastAsia="Cordia New" w:hint="cs"/>
+                <w:sz w:val="28"/>
+                <w:szCs w:val="28"/>
+                <w:cs/>
+              </w:rPr>
+              <w:t>ลงชื่อ</w:t>
+            </w:r>
+            <w:r>
+              <w:rPr>
+                <w:rFonts w:eastAsia="Cordia New" w:hint="cs"/>
+                <w:sz w:val="28"/>
+                <w:szCs w:val="28"/>
+                <w:u w:val="dotted"/>
+              </w:rPr>
+              <w:tab/>
+              <w:t xml:space="preserve">                     </w:t>
+            </w:r>
+            <w:r>
+              <w:rPr>
+                <w:rFonts w:eastAsia="Cordia New" w:hint="cs"/>
+                <w:sz w:val="28"/>
+                <w:szCs w:val="28"/>
+                <w:u w:val="dotted"/>
+              </w:rPr>
+              <w:tab/>
+              <w:t xml:space="preserve">             </w:t>
+            </w:r>
+            <w:r>
+              <w:rPr>
+                <w:rFonts w:eastAsia="Cordia New" w:hint="cs"/>
+                <w:sz w:val="28"/>
+                <w:szCs w:val="28"/>
+                <w:cs/>
+              </w:rPr>
+              <w:t>ผู้จ่ายเงิน</w:t>
+            </w:r>
+          </w:p>
+          <w:p>
+            <w:pPr>
+              <w:spacing w:after="0" w:line="240" w:lineRule="auto"/>
+              <w:ind w:firstLine="4712"/>
+              <w:jc w:val="both"/>
+              <w:rPr>
+                <w:rFonts w:eastAsia="Cordia New"/>
+                <w:color w:val="EE0000"/>
+                <w:sz w:val="28"/>
+                <w:szCs w:val="28"/>
+              </w:rPr>
+            </w:pPr>
+            <w:r>
+              <w:rPr>
+                <w:rFonts w:eastAsia="Cordia New" w:hint="cs"/>
+                <w:color w:val="EE0000"/>
+                <w:sz w:val="28"/>
+                <w:szCs w:val="28"/>
+              </w:rPr>
+              <w:t xml:space="preserve">    </w:t>
+            </w:r>
+            <w:r>
+              <w:rPr>
+                <w:rFonts w:eastAsia="Cordia New" w:hint="cs"/>
+                <w:color w:val="EE0000"/>
+                <w:sz w:val="28"/>
+                <w:szCs w:val="28"/>
+                <w:cs/>
+              </w:rPr>
+              <w:t xml:space="preserve">  </w:t>
+            </w:r>
+            <w:r>
+              <w:rPr>
+                <w:rFonts w:eastAsia="Cordia New"/>
+                <w:color w:val="EE0000"/>
+                <w:sz w:val="28"/>
+                <w:szCs w:val="28"/>
+              </w:rPr>
+              <w:t xml:space="preserve">  </w:t>
+            </w:r>
+            <w:proofErr w:type="gramStart"/>
+            <w:r>
+              <w:rPr>
+                <w:rFonts w:eastAsia="Cordia New" w:hint="cs"/>
+                <w:sz w:val="28"/>
+                <w:szCs w:val="28"/>
+              </w:rPr>
+              <w:t>(</w:t>
+            </w:r>
+            <w:r>
+              <w:rPr>
+                <w:rFonts w:eastAsia="Cordia New" w:hint="cs"/>
+                <w:sz w:val="28"/>
+                <w:szCs w:val="28"/>
+                <w:cs/>
+              </w:rPr>
+              <w:t xml:space="preserve"> นางสาวพิณทอง</w:t>
+            </w:r>
+            <w:proofErr w:type="gramEnd"/>
+            <w:r>
+              <w:rPr>
+                <w:rFonts w:eastAsia="Cordia New" w:hint="cs"/>
+                <w:sz w:val="28"/>
+                <w:szCs w:val="28"/>
+                <w:cs/>
+              </w:rPr>
+              <w:t xml:space="preserve"> </w:t>
+            </w:r>
+            <w:proofErr w:type="gramStart"/>
+            <w:r>
+              <w:rPr>
+                <w:rFonts w:eastAsia="Cordia New" w:hint="cs"/>
+                <w:sz w:val="28"/>
+                <w:szCs w:val="28"/>
+                <w:cs/>
+              </w:rPr>
+              <w:t xml:space="preserve">ไสวงาม </w:t>
+            </w:r>
+            <w:r>
+              <w:rPr>
+                <w:rFonts w:eastAsia="Cordia New" w:hint="cs"/>
+                <w:sz w:val="28"/>
+                <w:szCs w:val="28"/>
+              </w:rPr>
+              <w:t>)</w:t>
+            </w:r>
+            <w:proofErr w:type="gramEnd"/>
+          </w:p>
+          <w:p>
+            <w:pPr>
+              <w:spacing w:after="0" w:line="240" w:lineRule="auto"/>
+              <w:ind w:firstLine="4712"/>
+              <w:jc w:val="both"/>
+              <w:rPr>
+                <w:rFonts w:eastAsia="Cordia New"/>
+                <w:sz w:val="28"/>
+                <w:szCs w:val="28"/>
+              </w:rPr>
+            </w:pPr>
+          </w:p>
+        </w:tc>
+      </w:tr>
+    </w:tbl>
     <w:p>
       <w:pPr>
         <w:pBdr>
